--- a/Project Report/loan_default_report_v2.docx
+++ b/Project Report/loan_default_report_v2.docx
@@ -2692,6 +2692,33 @@
     </w:p>
     <w:p>
       <w:pPr>
+        <w:numPr>
+          <w:ilvl w:val="0"/>
+          <w:numId w:val="7"/>
+        </w:numPr>
+        <w:spacing w:after="160" w:line="259" w:lineRule="auto"/>
+        <w:rPr>
+          <w:highlight w:val="yellow"/>
+        </w:rPr>
+      </w:pPr>
+      <w:r>
+        <w:rPr>
+          <w:color w:val="2E75B6"/>
+          <w:sz w:val="26"/>
+          <w:szCs w:val="26"/>
+          <w:highlight w:val="yellow"/>
+        </w:rPr>
+        <w:t>Binary classification,</w:t>
+      </w:r>
+      <w:r>
+        <w:rPr>
+          <w:highlight w:val="yellow"/>
+        </w:rPr>
+        <w:t xml:space="preserve"> Target variable (what is being predicted)</w:t>
+      </w:r>
+    </w:p>
+    <w:p>
+      <w:pPr>
         <w:pStyle w:val="Heading1"/>
         <w:pBdr>
           <w:bottom w:val="single" w:sz="6" w:space="1" w:color="1F3864"/>
@@ -2867,6 +2894,7 @@
           <w:sz w:val="22"/>
           <w:szCs w:val="22"/>
         </w:rPr>
+        <w:lastRenderedPageBreak/>
         <w:t xml:space="preserve"> </w:t>
       </w:r>
       <w:bookmarkStart w:id="16" w:name="_Toc230856917"/>
@@ -2944,7 +2972,6 @@
           <w:sz w:val="22"/>
           <w:szCs w:val="22"/>
         </w:rPr>
-        <w:lastRenderedPageBreak/>
         <w:t>LightGBM</w:t>
       </w:r>
       <w:proofErr w:type="spellEnd"/>
@@ -3037,245 +3064,16 @@
     </w:p>
     <w:p>
       <w:pPr>
-        <w:pStyle w:val="Heading2"/>
-      </w:pPr>
-      <w:bookmarkStart w:id="19" w:name="_Toc230856920"/>
-      <w:r>
-        <w:t>1.</w:t>
-      </w:r>
-      <w:r>
-        <w:t>4</w:t>
-      </w:r>
-      <w:r>
-        <w:t xml:space="preserve"> </w:t>
-      </w:r>
-      <w:r>
-        <w:t>Objectives</w:t>
-      </w:r>
-      <w:bookmarkEnd w:id="19"/>
-    </w:p>
-    <w:p>
-      <w:pPr>
         <w:pStyle w:val="Heading1"/>
         <w:pBdr>
           <w:bottom w:val="single" w:sz="6" w:space="1" w:color="1F3864"/>
         </w:pBdr>
         <w:rPr>
-          <w:b w:val="0"/>
-          <w:bCs w:val="0"/>
           <w:color w:val="auto"/>
           <w:sz w:val="22"/>
           <w:szCs w:val="22"/>
         </w:rPr>
       </w:pPr>
-      <w:bookmarkStart w:id="20" w:name="_Toc230856921"/>
-      <w:r>
-        <w:rPr>
-          <w:b w:val="0"/>
-          <w:bCs w:val="0"/>
-          <w:color w:val="auto"/>
-          <w:sz w:val="22"/>
-          <w:szCs w:val="22"/>
-        </w:rPr>
-        <w:t>The main objective of this project is to develop and evaluate machine learning models for loan prediction.</w:t>
-      </w:r>
-      <w:bookmarkEnd w:id="20"/>
-    </w:p>
-    <w:p>
-      <w:pPr>
-        <w:pStyle w:val="Heading1"/>
-        <w:numPr>
-          <w:ilvl w:val="0"/>
-          <w:numId w:val="6"/>
-        </w:numPr>
-        <w:pBdr>
-          <w:bottom w:val="single" w:sz="6" w:space="1" w:color="1F3864"/>
-        </w:pBdr>
-        <w:rPr>
-          <w:b w:val="0"/>
-          <w:bCs w:val="0"/>
-          <w:color w:val="auto"/>
-          <w:sz w:val="22"/>
-          <w:szCs w:val="22"/>
-        </w:rPr>
-      </w:pPr>
-      <w:bookmarkStart w:id="21" w:name="_Toc230856922"/>
-      <w:r>
-        <w:rPr>
-          <w:b w:val="0"/>
-          <w:bCs w:val="0"/>
-          <w:color w:val="auto"/>
-          <w:sz w:val="22"/>
-          <w:szCs w:val="22"/>
-        </w:rPr>
-        <w:t>The specific objectives include;</w:t>
-      </w:r>
-      <w:bookmarkEnd w:id="21"/>
-    </w:p>
-    <w:p>
-      <w:pPr>
-        <w:pStyle w:val="Heading1"/>
-        <w:numPr>
-          <w:ilvl w:val="0"/>
-          <w:numId w:val="6"/>
-        </w:numPr>
-        <w:pBdr>
-          <w:bottom w:val="single" w:sz="6" w:space="1" w:color="1F3864"/>
-        </w:pBdr>
-        <w:rPr>
-          <w:b w:val="0"/>
-          <w:bCs w:val="0"/>
-          <w:color w:val="auto"/>
-          <w:sz w:val="22"/>
-          <w:szCs w:val="22"/>
-        </w:rPr>
-      </w:pPr>
-      <w:bookmarkStart w:id="22" w:name="_Toc230856923"/>
-      <w:r>
-        <w:rPr>
-          <w:b w:val="0"/>
-          <w:bCs w:val="0"/>
-          <w:color w:val="auto"/>
-          <w:sz w:val="22"/>
-          <w:szCs w:val="22"/>
-        </w:rPr>
-        <w:t>To preprocess and prepare loan application data for analysis.</w:t>
-      </w:r>
-      <w:bookmarkEnd w:id="22"/>
-    </w:p>
-    <w:p>
-      <w:pPr>
-        <w:pStyle w:val="Heading1"/>
-        <w:numPr>
-          <w:ilvl w:val="0"/>
-          <w:numId w:val="6"/>
-        </w:numPr>
-        <w:pBdr>
-          <w:bottom w:val="single" w:sz="6" w:space="1" w:color="1F3864"/>
-        </w:pBdr>
-        <w:rPr>
-          <w:b w:val="0"/>
-          <w:bCs w:val="0"/>
-          <w:color w:val="auto"/>
-          <w:sz w:val="22"/>
-          <w:szCs w:val="22"/>
-        </w:rPr>
-      </w:pPr>
-      <w:bookmarkStart w:id="23" w:name="_Toc230856924"/>
-      <w:r>
-        <w:rPr>
-          <w:b w:val="0"/>
-          <w:bCs w:val="0"/>
-          <w:color w:val="auto"/>
-          <w:sz w:val="22"/>
-          <w:szCs w:val="22"/>
-        </w:rPr>
-        <w:t>To perform feature engineering and data transformation to improve predictive performance</w:t>
-      </w:r>
-      <w:bookmarkEnd w:id="23"/>
-    </w:p>
-    <w:p>
-      <w:pPr>
-        <w:pStyle w:val="Heading1"/>
-        <w:numPr>
-          <w:ilvl w:val="0"/>
-          <w:numId w:val="6"/>
-        </w:numPr>
-        <w:pBdr>
-          <w:bottom w:val="single" w:sz="6" w:space="1" w:color="1F3864"/>
-        </w:pBdr>
-        <w:rPr>
-          <w:b w:val="0"/>
-          <w:bCs w:val="0"/>
-          <w:color w:val="auto"/>
-          <w:sz w:val="22"/>
-          <w:szCs w:val="22"/>
-        </w:rPr>
-      </w:pPr>
-      <w:bookmarkStart w:id="24" w:name="_Toc230856925"/>
-      <w:r>
-        <w:rPr>
-          <w:b w:val="0"/>
-          <w:bCs w:val="0"/>
-          <w:color w:val="auto"/>
-          <w:sz w:val="22"/>
-          <w:szCs w:val="22"/>
-        </w:rPr>
-        <w:t>To train and evaluate seven machine learning models for loan prediction</w:t>
-      </w:r>
-      <w:bookmarkEnd w:id="24"/>
-      <w:r>
-        <w:rPr>
-          <w:b w:val="0"/>
-          <w:bCs w:val="0"/>
-          <w:color w:val="auto"/>
-          <w:sz w:val="22"/>
-          <w:szCs w:val="22"/>
-        </w:rPr>
-        <w:t xml:space="preserve"> </w:t>
-      </w:r>
-    </w:p>
-    <w:p>
-      <w:pPr>
-        <w:pStyle w:val="Heading1"/>
-        <w:numPr>
-          <w:ilvl w:val="0"/>
-          <w:numId w:val="6"/>
-        </w:numPr>
-        <w:pBdr>
-          <w:bottom w:val="single" w:sz="6" w:space="1" w:color="1F3864"/>
-        </w:pBdr>
-        <w:rPr>
-          <w:b w:val="0"/>
-          <w:bCs w:val="0"/>
-          <w:color w:val="auto"/>
-          <w:sz w:val="22"/>
-          <w:szCs w:val="22"/>
-        </w:rPr>
-      </w:pPr>
-      <w:bookmarkStart w:id="25" w:name="_Toc230856926"/>
-      <w:r>
-        <w:rPr>
-          <w:b w:val="0"/>
-          <w:bCs w:val="0"/>
-          <w:color w:val="auto"/>
-          <w:sz w:val="22"/>
-          <w:szCs w:val="22"/>
-        </w:rPr>
-        <w:t>To compare the performance of multiple models using appropriate evaluation metrics</w:t>
-      </w:r>
-      <w:bookmarkEnd w:id="25"/>
-    </w:p>
-    <w:p>
-      <w:pPr>
-        <w:pStyle w:val="Heading1"/>
-        <w:numPr>
-          <w:ilvl w:val="0"/>
-          <w:numId w:val="6"/>
-        </w:numPr>
-        <w:pBdr>
-          <w:bottom w:val="single" w:sz="6" w:space="1" w:color="1F3864"/>
-        </w:pBdr>
-        <w:rPr>
-          <w:b w:val="0"/>
-          <w:bCs w:val="0"/>
-          <w:color w:val="auto"/>
-          <w:sz w:val="22"/>
-          <w:szCs w:val="22"/>
-        </w:rPr>
-      </w:pPr>
-      <w:bookmarkStart w:id="26" w:name="_Toc230856927"/>
-      <w:r>
-        <w:rPr>
-          <w:b w:val="0"/>
-          <w:bCs w:val="0"/>
-          <w:color w:val="auto"/>
-          <w:sz w:val="22"/>
-          <w:szCs w:val="22"/>
-        </w:rPr>
-        <w:t>To identify the most accurate and reliable model for predicting loan outcomes</w:t>
-      </w:r>
-      <w:bookmarkEnd w:id="26"/>
     </w:p>
     <w:p>
       <w:pPr>
@@ -3283,27 +3081,14 @@
         <w:pBdr>
           <w:bottom w:val="single" w:sz="6" w:space="1" w:color="1F3864"/>
         </w:pBdr>
-        <w:rPr>
-          <w:color w:val="auto"/>
-          <w:sz w:val="22"/>
-          <w:szCs w:val="22"/>
-        </w:rPr>
-      </w:pPr>
-    </w:p>
-    <w:p>
-      <w:pPr>
-        <w:pStyle w:val="Heading1"/>
-        <w:pBdr>
-          <w:bottom w:val="single" w:sz="6" w:space="1" w:color="1F3864"/>
-        </w:pBdr>
-      </w:pPr>
-      <w:bookmarkStart w:id="27" w:name="_Toc230711085"/>
-      <w:bookmarkStart w:id="28" w:name="_Toc230856928"/>
+      </w:pPr>
+      <w:bookmarkStart w:id="19" w:name="_Toc230711085"/>
+      <w:bookmarkStart w:id="20" w:name="_Toc230856928"/>
       <w:r>
         <w:t>2.0 Methodology</w:t>
       </w:r>
-      <w:bookmarkEnd w:id="27"/>
-      <w:bookmarkEnd w:id="28"/>
+      <w:bookmarkEnd w:id="19"/>
+      <w:bookmarkEnd w:id="20"/>
     </w:p>
     <w:p>
       <w:pPr>
@@ -3311,15 +3096,7 @@
         <w:jc w:val="both"/>
       </w:pPr>
       <w:r>
-        <w:t xml:space="preserve">This section describes the methodology followed in developing the loan prediction system. The project was approached as a binary classification task aimed at predicting loan outcomes using historical lending data obtained from the Lending Club dataset. The implementation and experimentation were carried out using Google </w:t>
-      </w:r>
-      <w:proofErr w:type="spellStart"/>
-      <w:r>
-        <w:t>Colab</w:t>
-      </w:r>
-      <w:proofErr w:type="spellEnd"/>
-      <w:r>
-        <w:t xml:space="preserve"> as the development environment. The methodology included data preprocessing, feature engineering, exploratory data analysis, model training, hyperparameter optimization, and performance evaluation. Several machine learning and deep learning models were trained and compared in order to identify the most accurate and reliable model for loan prediction.</w:t>
+        <w:t>This section describes the methodology followed in developing the loan prediction system. The project was approached as a binary classification task aimed at predicting loan outcomes using historical lending data obtained from the Lending Club dataset. The implementation and experimentation were carried out using Google Colab as the development environment. The methodology included data preprocessing, feature engineering, exploratory data analysis, model training, hyperparameter optimization, and performance evaluation. Several machine learning and deep learning models were trained and compared in order to identify the most accurate and reliable model for loan prediction.</w:t>
       </w:r>
     </w:p>
     <w:p>
@@ -3332,13 +3109,13 @@
       <w:pPr>
         <w:pStyle w:val="Heading2"/>
       </w:pPr>
-      <w:bookmarkStart w:id="29" w:name="_Toc230711086"/>
-      <w:bookmarkStart w:id="30" w:name="_Toc230856929"/>
+      <w:bookmarkStart w:id="21" w:name="_Toc230711086"/>
+      <w:bookmarkStart w:id="22" w:name="_Toc230856929"/>
       <w:r>
         <w:t>2.1 Workflow</w:t>
       </w:r>
-      <w:bookmarkEnd w:id="29"/>
-      <w:bookmarkEnd w:id="30"/>
+      <w:bookmarkEnd w:id="21"/>
+      <w:bookmarkEnd w:id="22"/>
     </w:p>
     <w:p>
       <w:pPr>
@@ -3359,7 +3136,7 @@
         <w:spacing w:before="40" w:after="40"/>
       </w:pPr>
       <w:r>
-        <w:t>Data Acquisition and Inspection</w:t>
+        <w:t>Problem definition</w:t>
       </w:r>
     </w:p>
     <w:p>
@@ -3372,7 +3149,13 @@
         <w:spacing w:before="40" w:after="40"/>
       </w:pPr>
       <w:r>
-        <w:t>Exploratory Data Analysis (EDA)</w:t>
+        <w:t>Data</w:t>
+      </w:r>
+      <w:r>
+        <w:t>set</w:t>
+      </w:r>
+      <w:r>
+        <w:t xml:space="preserve"> Acquisition and Inspection</w:t>
       </w:r>
     </w:p>
     <w:p>
@@ -3385,7 +3168,7 @@
         <w:spacing w:before="40" w:after="40"/>
       </w:pPr>
       <w:r>
-        <w:t>Feature Engineering and Selection</w:t>
+        <w:t>Exploratory Data Analysis (EDA)</w:t>
       </w:r>
     </w:p>
     <w:p>
@@ -3398,7 +3181,7 @@
         <w:spacing w:before="40" w:after="40"/>
       </w:pPr>
       <w:r>
-        <w:t>Data Preprocessing and Cleaning</w:t>
+        <w:t>Data Preprocessing Feature Engineering</w:t>
       </w:r>
     </w:p>
     <w:p>
@@ -3411,8 +3194,7 @@
         <w:spacing w:before="40" w:after="40"/>
       </w:pPr>
       <w:r>
-        <w:lastRenderedPageBreak/>
-        <w:t>Model Development and Training</w:t>
+        <w:t>Train/Test split</w:t>
       </w:r>
     </w:p>
     <w:p>
@@ -3425,15 +3207,7 @@
         <w:spacing w:before="40" w:after="40"/>
       </w:pPr>
       <w:r>
-        <w:t>Hyperparameter Optimisation (</w:t>
-      </w:r>
-      <w:proofErr w:type="spellStart"/>
-      <w:r>
-        <w:t>Optuna</w:t>
-      </w:r>
-      <w:proofErr w:type="spellEnd"/>
-      <w:r>
-        <w:t>)</w:t>
+        <w:t>Model Development and Training</w:t>
       </w:r>
     </w:p>
     <w:p>
@@ -3446,7 +3220,10 @@
         <w:spacing w:before="40" w:after="40"/>
       </w:pPr>
       <w:r>
-        <w:t>Model Evaluation and Comparison</w:t>
+        <w:t xml:space="preserve">Hyperparameter </w:t>
+      </w:r>
+      <w:r>
+        <w:t>tuning</w:t>
       </w:r>
     </w:p>
     <w:p>
@@ -3459,6 +3236,19 @@
         <w:spacing w:before="40" w:after="40"/>
       </w:pPr>
       <w:r>
+        <w:t>Model Evaluation and Comparison</w:t>
+      </w:r>
+    </w:p>
+    <w:p>
+      <w:pPr>
+        <w:pStyle w:val="ListParagraph"/>
+        <w:numPr>
+          <w:ilvl w:val="0"/>
+          <w:numId w:val="3"/>
+        </w:numPr>
+        <w:spacing w:before="40" w:after="40"/>
+      </w:pPr>
+      <w:r>
         <w:t>Interpretation and Reporting</w:t>
       </w:r>
     </w:p>
@@ -3488,55 +3278,162 @@
           <w:szCs w:val="26"/>
         </w:rPr>
       </w:pPr>
+    </w:p>
+    <w:p>
+      <w:pPr>
+        <w:pStyle w:val="Heading2"/>
+      </w:pPr>
+      <w:bookmarkStart w:id="23" w:name="_Toc230711087"/>
+      <w:bookmarkStart w:id="24" w:name="_Toc230856930"/>
+      <w:r>
+        <w:t>2.2 Dataset Description</w:t>
+      </w:r>
+      <w:bookmarkEnd w:id="23"/>
+      <w:bookmarkEnd w:id="24"/>
+    </w:p>
+    <w:p>
+      <w:pPr>
+        <w:spacing w:before="180" w:after="80"/>
+      </w:pPr>
       <w:r>
         <w:rPr>
           <w:b/>
           <w:bCs/>
-          <w:color w:val="2E75B6"/>
-          <w:sz w:val="26"/>
-          <w:szCs w:val="26"/>
-        </w:rPr>
-        <w:t xml:space="preserve">Resource usage on Google </w:t>
-      </w:r>
-      <w:proofErr w:type="spellStart"/>
+          <w:color w:val="404040"/>
+        </w:rPr>
+        <w:t>2.2.1 Data Source</w:t>
+      </w:r>
+    </w:p>
+    <w:p>
+      <w:pPr>
+        <w:spacing w:before="80" w:after="80"/>
+        <w:jc w:val="both"/>
+      </w:pPr>
+      <w:r>
+        <w:t xml:space="preserve">The dataset used in this project is the publicly available LendingClub loan data hosted on Kaggle, covering loan issuances from 2007 to 2018. It contains detailed information on borrower </w:t>
+      </w:r>
+      <w:r>
+        <w:lastRenderedPageBreak/>
+        <w:t xml:space="preserve">demographics, credit history, loan terms, and repayment outcomes. The raw dataset comprises over </w:t>
+      </w:r>
+      <w:r>
+        <w:t xml:space="preserve">2,260,701 </w:t>
+      </w:r>
+      <w:r>
+        <w:t>loan records with</w:t>
+      </w:r>
+      <w:r>
+        <w:t xml:space="preserve"> </w:t>
+      </w:r>
+      <w:r>
+        <w:t>15</w:t>
+      </w:r>
+      <w:r>
+        <w:t>1</w:t>
+      </w:r>
+      <w:r>
+        <w:t xml:space="preserve"> features per record</w:t>
+      </w:r>
+      <w:r>
+        <w:t xml:space="preserve"> originally.</w:t>
+      </w:r>
+    </w:p>
+    <w:p>
+      <w:pPr>
+        <w:spacing w:before="80" w:after="80"/>
+        <w:jc w:val="both"/>
+      </w:pPr>
+      <w:r>
+        <w:t>After feature engineering</w:t>
+      </w:r>
+      <w:r>
+        <w:t>, the dataset remained with 87 features in total</w:t>
+      </w:r>
+    </w:p>
+    <w:p>
+      <w:pPr>
+        <w:spacing w:before="180" w:after="80"/>
+      </w:pPr>
       <w:r>
         <w:rPr>
           <w:b/>
           <w:bCs/>
-          <w:color w:val="2E75B6"/>
-          <w:sz w:val="26"/>
-          <w:szCs w:val="26"/>
-        </w:rPr>
-        <w:t>Colab</w:t>
-      </w:r>
-      <w:proofErr w:type="spellEnd"/>
+          <w:color w:val="404040"/>
+        </w:rPr>
+        <w:t>2.2.2 Target Variable</w:t>
+      </w:r>
     </w:p>
     <w:p>
       <w:pPr>
         <w:spacing w:before="80" w:after="80"/>
         <w:jc w:val="both"/>
-        <w:rPr>
-          <w:b/>
-          <w:bCs/>
-          <w:color w:val="2E75B6"/>
-          <w:sz w:val="26"/>
-          <w:szCs w:val="26"/>
-        </w:rPr>
-      </w:pPr>
-      <w:r>
-        <w:rPr>
-          <w:b/>
-          <w:bCs/>
+      </w:pPr>
+      <w:r>
+        <w:t>The target variable is a binary classification label derived from the loan status field:</w:t>
+      </w:r>
+    </w:p>
+    <w:p>
+      <w:pPr>
+        <w:pStyle w:val="ListParagraph"/>
+        <w:numPr>
+          <w:ilvl w:val="0"/>
+          <w:numId w:val="2"/>
+        </w:numPr>
+        <w:spacing w:before="40" w:after="40"/>
+      </w:pPr>
+      <w:r>
+        <w:t>0 — Fully Paid: the borrower repaid the loan in full</w:t>
+      </w:r>
+    </w:p>
+    <w:p>
+      <w:pPr>
+        <w:pStyle w:val="ListParagraph"/>
+        <w:numPr>
+          <w:ilvl w:val="0"/>
+          <w:numId w:val="2"/>
+        </w:numPr>
+        <w:spacing w:before="40" w:after="40"/>
+      </w:pPr>
+      <w:r>
+        <w:t>1 — Default / Charged Off: the borrower failed to repay the loan</w:t>
+      </w:r>
+    </w:p>
+    <w:p>
+      <w:pPr>
+        <w:spacing w:before="60" w:after="60"/>
+      </w:pPr>
+    </w:p>
+    <w:p>
+      <w:pPr>
+        <w:spacing w:before="80" w:after="80"/>
+        <w:jc w:val="both"/>
+      </w:pPr>
+      <w:r>
+        <w:t>The dataset exhibits class imbalance, with the majority of loans fully repaid. This imbalance was addressed during model training through appropriate class weighting and evaluation metric selection.</w:t>
+      </w:r>
+    </w:p>
+    <w:p>
+      <w:pPr>
+        <w:spacing w:before="60" w:after="60"/>
+      </w:pPr>
+    </w:p>
+    <w:p>
+      <w:pPr>
+        <w:spacing w:before="120" w:after="40"/>
+        <w:jc w:val="center"/>
+        <w:rPr>
           <w:noProof/>
-          <w:color w:val="2E75B6"/>
-          <w:sz w:val="26"/>
-          <w:szCs w:val="26"/>
+        </w:rPr>
+      </w:pPr>
+      <w:r>
+        <w:rPr>
+          <w:noProof/>
         </w:rPr>
         <w:drawing>
-          <wp:inline distT="0" distB="0" distL="0" distR="0" wp14:anchorId="7BCE950F" wp14:editId="4F8B188D">
-            <wp:extent cx="4943475" cy="2428875"/>
-            <wp:effectExtent l="0" t="0" r="9525" b="9525"/>
-            <wp:docPr id="1999322012" name="Picture 2"/>
+          <wp:inline distT="0" distB="0" distL="0" distR="0" wp14:anchorId="09A61D3D" wp14:editId="7240C624">
+            <wp:extent cx="5943600" cy="993140"/>
+            <wp:effectExtent l="0" t="0" r="0" b="0"/>
+            <wp:docPr id="806422697" name="Picture 1"/>
             <wp:cNvGraphicFramePr>
               <a:graphicFrameLocks xmlns:a="http://schemas.openxmlformats.org/drawingml/2006/main" noChangeAspect="1"/>
             </wp:cNvGraphicFramePr>
@@ -3544,7 +3441,7 @@
               <a:graphicData uri="http://schemas.openxmlformats.org/drawingml/2006/picture">
                 <pic:pic xmlns:pic="http://schemas.openxmlformats.org/drawingml/2006/picture">
                   <pic:nvPicPr>
-                    <pic:cNvPr id="1999322012" name="Picture 1999322012"/>
+                    <pic:cNvPr id="806422697" name="Picture 806422697"/>
                     <pic:cNvPicPr/>
                   </pic:nvPicPr>
                   <pic:blipFill>
@@ -3562,7 +3459,7 @@
                   <pic:spPr>
                     <a:xfrm>
                       <a:off x="0" y="0"/>
-                      <a:ext cx="4943475" cy="2428875"/>
+                      <a:ext cx="5943600" cy="993140"/>
                     </a:xfrm>
                     <a:prstGeom prst="rect">
                       <a:avLst/>
@@ -3575,114 +3472,25 @@
         </w:drawing>
       </w:r>
     </w:p>
-    <w:p>
-      <w:pPr>
-        <w:pStyle w:val="Heading2"/>
-      </w:pPr>
-      <w:bookmarkStart w:id="31" w:name="_Toc230711087"/>
-      <w:bookmarkStart w:id="32" w:name="_Toc230856930"/>
-      <w:r>
-        <w:t>2.2 Dataset Description</w:t>
-      </w:r>
-      <w:bookmarkEnd w:id="31"/>
-      <w:bookmarkEnd w:id="32"/>
-    </w:p>
-    <w:p>
-      <w:pPr>
-        <w:spacing w:before="180" w:after="80"/>
-      </w:pPr>
-      <w:r>
-        <w:rPr>
-          <w:b/>
-          <w:bCs/>
-          <w:color w:val="404040"/>
-        </w:rPr>
-        <w:t>2.2.1 Data Source</w:t>
-      </w:r>
-    </w:p>
-    <w:p>
-      <w:pPr>
-        <w:spacing w:before="80" w:after="80"/>
-        <w:jc w:val="both"/>
-      </w:pPr>
-      <w:r>
-        <w:t xml:space="preserve">The dataset used in this project is the publicly available </w:t>
-      </w:r>
-      <w:proofErr w:type="spellStart"/>
-      <w:r>
-        <w:t>LendingClub</w:t>
-      </w:r>
-      <w:proofErr w:type="spellEnd"/>
-      <w:r>
-        <w:t xml:space="preserve"> loan data hosted on Kaggle, covering loan issuances from 2007 to 2018. It contains detailed information on borrower demographics, credit history, loan terms, and repayment outcomes. The raw dataset comprises over 1.38 million loan records with more than 150 features per record.</w:t>
-      </w:r>
-    </w:p>
-    <w:p>
-      <w:pPr>
-        <w:spacing w:before="180" w:after="80"/>
-      </w:pPr>
-      <w:r>
-        <w:rPr>
-          <w:b/>
-          <w:bCs/>
-          <w:color w:val="404040"/>
-        </w:rPr>
-        <w:t>2.2.2 Target Variable</w:t>
-      </w:r>
-    </w:p>
-    <w:p>
-      <w:pPr>
-        <w:spacing w:before="80" w:after="80"/>
-        <w:jc w:val="both"/>
-      </w:pPr>
-      <w:r>
-        <w:t>The target variable is a binary classification label derived from the loan status field:</w:t>
-      </w:r>
-    </w:p>
-    <w:p>
-      <w:pPr>
-        <w:pStyle w:val="ListParagraph"/>
-        <w:numPr>
-          <w:ilvl w:val="0"/>
-          <w:numId w:val="2"/>
-        </w:numPr>
-        <w:spacing w:before="40" w:after="40"/>
-      </w:pPr>
-      <w:r>
-        <w:t>0 — Fully Paid: the borrower repaid the loan in full</w:t>
-      </w:r>
-    </w:p>
-    <w:p>
-      <w:pPr>
-        <w:pStyle w:val="ListParagraph"/>
-        <w:numPr>
-          <w:ilvl w:val="0"/>
-          <w:numId w:val="2"/>
-        </w:numPr>
-        <w:spacing w:before="40" w:after="40"/>
-      </w:pPr>
-      <w:r>
-        <w:t>1 — Default / Charged Off: the borrower failed to repay the loan</w:t>
-      </w:r>
-    </w:p>
-    <w:p>
-      <w:pPr>
-        <w:spacing w:before="60" w:after="60"/>
-      </w:pPr>
-    </w:p>
-    <w:p>
-      <w:pPr>
-        <w:spacing w:before="80" w:after="80"/>
-        <w:jc w:val="both"/>
-      </w:pPr>
-      <w:r>
-        <w:t>The dataset exhibits class imbalance, with the majority of loans fully repaid. This imbalance was addressed during model training through appropriate class weighting and evaluation metric selection.</w:t>
-      </w:r>
-    </w:p>
-    <w:p>
-      <w:pPr>
-        <w:spacing w:before="60" w:after="60"/>
-      </w:pPr>
+    <w:p/>
+    <w:p/>
+    <w:p/>
+    <w:p>
+      <w:pPr>
+        <w:rPr>
+          <w:noProof/>
+        </w:rPr>
+      </w:pPr>
+    </w:p>
+    <w:p>
+      <w:pPr>
+        <w:tabs>
+          <w:tab w:val="left" w:pos="4105"/>
+        </w:tabs>
+      </w:pPr>
+      <w:r>
+        <w:tab/>
+      </w:r>
     </w:p>
     <w:p>
       <w:pPr>
@@ -3693,7 +3501,6 @@
         <w:rPr>
           <w:noProof/>
         </w:rPr>
-        <w:lastRenderedPageBreak/>
         <w:drawing>
           <wp:inline distT="0" distB="0" distL="0" distR="0" wp14:anchorId="294F43E5" wp14:editId="60EC79A3">
             <wp:extent cx="5905500" cy="2400300"/>
@@ -3754,23 +3561,13 @@
       <w:pPr>
         <w:pStyle w:val="Heading2"/>
       </w:pPr>
-      <w:bookmarkStart w:id="33" w:name="_Toc230711088"/>
-    </w:p>
-    <w:p>
-      <w:pPr>
-        <w:pStyle w:val="Heading2"/>
-      </w:pPr>
-    </w:p>
-    <w:p>
-      <w:pPr>
-        <w:pStyle w:val="Heading2"/>
-      </w:pPr>
-      <w:bookmarkStart w:id="34" w:name="_Toc230856931"/>
+      <w:bookmarkStart w:id="25" w:name="_Toc230711088"/>
+      <w:bookmarkStart w:id="26" w:name="_Toc230856931"/>
       <w:r>
         <w:t>2.3 Exploratory Data Analysis</w:t>
       </w:r>
-      <w:bookmarkEnd w:id="33"/>
-      <w:bookmarkEnd w:id="34"/>
+      <w:bookmarkEnd w:id="25"/>
+      <w:bookmarkEnd w:id="26"/>
     </w:p>
     <w:p>
       <w:pPr>
@@ -3796,6 +3593,7 @@
           <w:bCs/>
           <w:color w:val="404040"/>
         </w:rPr>
+        <w:lastRenderedPageBreak/>
         <w:t>2.3.1 Raw Numeric Feature Distributions</w:t>
       </w:r>
     </w:p>
@@ -3807,21 +3605,14 @@
       <w:r>
         <w:t xml:space="preserve">An initial inspection of the raw numeric features revealed significant skewness in several key variables. Loan amount (skew=0.78) and </w:t>
       </w:r>
-      <w:proofErr w:type="spellStart"/>
-      <w:r>
-        <w:t>installment</w:t>
-      </w:r>
-      <w:proofErr w:type="spellEnd"/>
-      <w:r>
-        <w:t xml:space="preserve"> (skew=1.00) follow right-skewed distributions, with most loans concentrated at lower amounts. Interest rate (skew=0.77) shows a multimodal distribution, reflecting </w:t>
-      </w:r>
-      <w:proofErr w:type="spellStart"/>
-      <w:r>
-        <w:t>LendingClub's</w:t>
-      </w:r>
-      <w:proofErr w:type="spellEnd"/>
-      <w:r>
-        <w:t xml:space="preserve"> grade-based rate tiers. Annual income (skew=493.89) and debt-to-income ratio (skew=29.20) exhibit extreme right skew, indicating the presence of high-income outliers and a small number of borrowers with very high debt burdens. These distributions informed the log-transformation and outlier-capping steps applied during preprocessing.</w:t>
+      <w:r>
+        <w:t>instalment</w:t>
+      </w:r>
+      <w:r>
+        <w:t xml:space="preserve"> (skew=1.00) follow right-skewed distributions, with most loans concentrated at lower amounts. Interest rate (skew=0.77) shows a multimodal distribution, reflecting LendingClub's grade-based rate tiers. Annual income (skew=493.89) and debt-to-income ratio (skew=29.20) exhibit extreme right skew, indicating the presence of high-income outliers and a small number of borrowers with very high debt burdens. These distributions informed the log-transformation and outlier-capping steps applied during pre</w:t>
+      </w:r>
+      <w:r>
+        <w:t>processing.</w:t>
       </w:r>
     </w:p>
     <w:p>
@@ -3838,7 +3629,6 @@
         <w:rPr>
           <w:noProof/>
         </w:rPr>
-        <w:lastRenderedPageBreak/>
         <w:drawing>
           <wp:inline distT="0" distB="0" distL="0" distR="0" wp14:anchorId="6B034D0F" wp14:editId="78B03966">
             <wp:extent cx="5905500" cy="3295650"/>
@@ -3921,37 +3711,32 @@
       <w:r>
         <w:t>A correlation heatmap was computed for the primary numeric features to identify multicollinearity and relationships with the target variable (</w:t>
       </w:r>
-      <w:proofErr w:type="spellStart"/>
-      <w:r>
-        <w:t>is_bad</w:t>
-      </w:r>
-      <w:proofErr w:type="spellEnd"/>
+      <w:r>
+        <w:t>is bad</w:t>
+      </w:r>
       <w:r>
         <w:t xml:space="preserve">). The strongest correlation observed was between loan amount and </w:t>
       </w:r>
-      <w:proofErr w:type="spellStart"/>
-      <w:r>
-        <w:t>installment</w:t>
-      </w:r>
-      <w:proofErr w:type="spellEnd"/>
+      <w:r>
+        <w:t>instalment</w:t>
+      </w:r>
       <w:r>
         <w:t xml:space="preserve"> (r=0.95), which is expected as </w:t>
       </w:r>
-      <w:proofErr w:type="spellStart"/>
-      <w:r>
-        <w:t>installment</w:t>
-      </w:r>
-      <w:proofErr w:type="spellEnd"/>
+      <w:r>
+        <w:t>instalment</w:t>
+      </w:r>
       <w:r>
         <w:t xml:space="preserve"> size is a direct function of loan amount. Interest rate showed the highest correlation with default risk (r=0.26), confirming its importance as a predictor. Annual income showed a weak negative correlation with default (r=-0.04), while debt-to-income ratio showed a modest positive relationship (r=0.08). The loan amount–</w:t>
       </w:r>
-      <w:proofErr w:type="spellStart"/>
-      <w:r>
-        <w:t>installment</w:t>
-      </w:r>
-      <w:proofErr w:type="spellEnd"/>
-      <w:r>
-        <w:t xml:space="preserve"> multicollinearity was addressed through feature selection during preprocessing.</w:t>
+      <w:r>
+        <w:t>instalment</w:t>
+      </w:r>
+      <w:r>
+        <w:t xml:space="preserve"> multicollinearity was addressed through feature selecti</w:t>
+      </w:r>
+      <w:r>
+        <w:t>on during preprocessing.</w:t>
       </w:r>
     </w:p>
     <w:p>
@@ -4046,7 +3831,6 @@
         </w:rPr>
         <w:t>–</w:t>
       </w:r>
-      <w:proofErr w:type="spellStart"/>
       <w:r>
         <w:rPr>
           <w:i/>
@@ -4055,9 +3839,8 @@
           <w:sz w:val="18"/>
           <w:szCs w:val="18"/>
         </w:rPr>
-        <w:t>installment</w:t>
-      </w:r>
-      <w:proofErr w:type="spellEnd"/>
+        <w:t>instalment</w:t>
+      </w:r>
       <w:r>
         <w:rPr>
           <w:i/>
@@ -4115,21 +3898,8 @@
         <w:jc w:val="both"/>
       </w:pPr>
       <w:r>
-        <w:t xml:space="preserve">A scatter plot of loan amount against interest rate, coloured by </w:t>
-      </w:r>
-      <w:proofErr w:type="spellStart"/>
-      <w:r>
-        <w:t>LendingClub</w:t>
-      </w:r>
-      <w:proofErr w:type="spellEnd"/>
-      <w:r>
-        <w:t xml:space="preserve"> loan grade, reveals the platform's structured grade-based pricing system. Grade A loans consistently receive the lowest interest rates (approximately 5–10%), while Grade G loans attract rates of 25–31%. Loan amount shows no strong linear relationship with interest rate within a given grade, confirming that grade is the primary determinant of rate rather than loan size. This visualisation validated the inclusion of </w:t>
-      </w:r>
-      <w:proofErr w:type="spellStart"/>
-      <w:r>
-        <w:t>sub_grade_numeric</w:t>
-      </w:r>
-      <w:proofErr w:type="spellEnd"/>
+        <w:t>A scatter plot of loan amount against interest rate, coloured by LendingClub loan grade, reveals the platform's structured grade-based pricing system. Grade A loans consistently receive the lowest interest rates (approximately 5–10%), while Grade G loans attract rates of 25–31%. Loan amount shows no strong linear relationship with interest rate within a given grade, confirming that grade is the primary determinant of rate rather than loan size. This visualisation validated the inclusion of sub_grade_numeric</w:t>
+      </w:r>
       <w:r>
         <w:t xml:space="preserve"> as an engineered feature.</w:t>
       </w:r>
@@ -4202,29 +3972,7 @@
           <w:sz w:val="18"/>
           <w:szCs w:val="18"/>
         </w:rPr>
-        <w:t xml:space="preserve">Figure 4: Loan Amount vs. Interest Rate by Grade. The clear horizontal banding by grade confirms that loan grade is the primary driver of interest rate assignment on the </w:t>
-      </w:r>
-      <w:proofErr w:type="spellStart"/>
-      <w:r>
-        <w:rPr>
-          <w:i/>
-          <w:iCs/>
-          <w:color w:val="666666"/>
-          <w:sz w:val="18"/>
-          <w:szCs w:val="18"/>
-        </w:rPr>
-        <w:t>LendingClub</w:t>
-      </w:r>
-      <w:proofErr w:type="spellEnd"/>
-      <w:r>
-        <w:rPr>
-          <w:i/>
-          <w:iCs/>
-          <w:color w:val="666666"/>
-          <w:sz w:val="18"/>
-          <w:szCs w:val="18"/>
-        </w:rPr>
-        <w:t xml:space="preserve"> platform.</w:t>
+        <w:t>Figure 4: Loan Amount vs. Interest Rate by Grade. The clear horizontal banding by grade confirms that loan grade is the primary driver of interest rate assignment on the LendingClub platform.</w:t>
       </w:r>
     </w:p>
     <w:p>
@@ -4348,15 +4096,7 @@
         <w:jc w:val="both"/>
       </w:pPr>
       <w:r>
-        <w:t xml:space="preserve">Interest rates assigned to loans reflect </w:t>
-      </w:r>
-      <w:proofErr w:type="spellStart"/>
-      <w:r>
-        <w:t>LendingClub's</w:t>
-      </w:r>
-      <w:proofErr w:type="spellEnd"/>
-      <w:r>
-        <w:t xml:space="preserve"> internal risk assessment. Defaulted loans carry noticeably higher median interest rates than fully paid loans, confirming that higher-rate </w:t>
+        <w:t xml:space="preserve">Interest rates assigned to loans reflect LendingClub's internal risk assessment. Defaulted loans carry noticeably higher median interest rates than fully paid loans, confirming that higher-rate </w:t>
       </w:r>
       <w:r>
         <w:lastRenderedPageBreak/>
@@ -4555,7 +4295,10 @@
         <w:jc w:val="both"/>
       </w:pPr>
       <w:r>
-        <w:t>A temporal analysis was conducted to assess how default rates and loan origination volumes evolved over the dataset's time horizon. Default rates were highest in the early years (2007–2009), peaking above 30%, coinciding with the 2008 financial crisis. After a recovery period, default rates gradually rose again from 2013 onwards, reaching approximately 27–30% by 2016–2017. Loan origination volume grew exponentially from near zero in 2007 to a peak of approximately 50,000 loans per month in 2016, before declining into 2018.</w:t>
+        <w:t>A temporal analysis was conducted to assess how default rates and loan origination volumes evolved over the dataset's time horizon. Default rates were highest in the early years (2007–2009), peaking above 30%, coinciding with the 2008 financial crisis. After a recovery period, default rates gradually rose again from 2013 onwards, reaching approximately 27–30% by 2016–2017. Loan origination volume grew exponentially from near zero in 2007 to a peak of approximately 50,000 loans per month in 2016, before decl</w:t>
+      </w:r>
+      <w:r>
+        <w:t>ining into 2018.</w:t>
       </w:r>
     </w:p>
     <w:p>
@@ -4632,13 +4375,13 @@
       <w:pPr>
         <w:pStyle w:val="Heading2"/>
       </w:pPr>
-      <w:bookmarkStart w:id="35" w:name="_Toc230711089"/>
-      <w:bookmarkStart w:id="36" w:name="_Toc230856932"/>
+      <w:bookmarkStart w:id="27" w:name="_Toc230711089"/>
+      <w:bookmarkStart w:id="28" w:name="_Toc230856932"/>
       <w:r>
         <w:t>2.4 Feature Engineering</w:t>
       </w:r>
-      <w:bookmarkEnd w:id="35"/>
-      <w:bookmarkEnd w:id="36"/>
+      <w:bookmarkEnd w:id="27"/>
+      <w:bookmarkEnd w:id="28"/>
     </w:p>
     <w:p>
       <w:pPr>
@@ -4646,15 +4389,7 @@
         <w:jc w:val="both"/>
       </w:pPr>
       <w:r>
-        <w:t xml:space="preserve">Feature engineering was performed to extract additional predictive signal from the raw data. The following engineered features were constructed from the raw </w:t>
-      </w:r>
-      <w:proofErr w:type="spellStart"/>
-      <w:r>
-        <w:t>LendingClub</w:t>
-      </w:r>
-      <w:proofErr w:type="spellEnd"/>
-      <w:r>
-        <w:t xml:space="preserve"> variables:</w:t>
+        <w:t>Feature engineering was performed to extract additional predictive signal from the raw data. The following engineered features were constructed from the raw LendingClub variables:</w:t>
       </w:r>
     </w:p>
     <w:p>
@@ -4775,7 +4510,6 @@
             </w:tcMar>
           </w:tcPr>
           <w:p>
-            <w:proofErr w:type="spellStart"/>
             <w:r>
               <w:rPr>
                 <w:b/>
@@ -4785,7 +4519,6 @@
               </w:rPr>
               <w:t>cr_history_months</w:t>
             </w:r>
-            <w:proofErr w:type="spellEnd"/>
           </w:p>
         </w:tc>
         <w:tc>
@@ -4838,7 +4571,6 @@
             </w:tcMar>
           </w:tcPr>
           <w:p>
-            <w:proofErr w:type="spellStart"/>
             <w:r>
               <w:rPr>
                 <w:sz w:val="19"/>
@@ -4846,7 +4578,6 @@
               </w:rPr>
               <w:t>sub_grade_numeric</w:t>
             </w:r>
-            <w:proofErr w:type="spellEnd"/>
           </w:p>
         </w:tc>
         <w:tc>
@@ -4875,23 +4606,7 @@
                 <w:sz w:val="19"/>
                 <w:szCs w:val="19"/>
               </w:rPr>
-              <w:t xml:space="preserve">Numerical encoding of </w:t>
-            </w:r>
-            <w:proofErr w:type="spellStart"/>
-            <w:r>
-              <w:rPr>
-                <w:sz w:val="19"/>
-                <w:szCs w:val="19"/>
-              </w:rPr>
-              <w:t>LendingClub</w:t>
-            </w:r>
-            <w:proofErr w:type="spellEnd"/>
-            <w:r>
-              <w:rPr>
-                <w:sz w:val="19"/>
-                <w:szCs w:val="19"/>
-              </w:rPr>
-              <w:t xml:space="preserve"> loan sub-grade (A1–G5 → integer)</w:t>
+              <w:t>Numerical encoding of LendingClub loan sub-grade (A1–G5 → integer)</w:t>
             </w:r>
           </w:p>
         </w:tc>
@@ -4915,7 +4630,6 @@
             </w:tcMar>
           </w:tcPr>
           <w:p>
-            <w:proofErr w:type="spellStart"/>
             <w:r>
               <w:rPr>
                 <w:sz w:val="19"/>
@@ -4923,7 +4637,6 @@
               </w:rPr>
               <w:t>fico_score</w:t>
             </w:r>
-            <w:proofErr w:type="spellEnd"/>
           </w:p>
         </w:tc>
         <w:tc>
@@ -4976,7 +4689,6 @@
             </w:tcMar>
           </w:tcPr>
           <w:p>
-            <w:proofErr w:type="spellStart"/>
             <w:r>
               <w:rPr>
                 <w:sz w:val="19"/>
@@ -4984,7 +4696,6 @@
               </w:rPr>
               <w:t>has_delinq</w:t>
             </w:r>
-            <w:proofErr w:type="spellEnd"/>
           </w:p>
         </w:tc>
         <w:tc>
@@ -5037,7 +4748,6 @@
             </w:tcMar>
           </w:tcPr>
           <w:p>
-            <w:proofErr w:type="spellStart"/>
             <w:r>
               <w:rPr>
                 <w:sz w:val="19"/>
@@ -5045,7 +4755,6 @@
               </w:rPr>
               <w:t>bal_to_inc_ratio</w:t>
             </w:r>
-            <w:proofErr w:type="spellEnd"/>
           </w:p>
         </w:tc>
         <w:tc>
@@ -5098,7 +4807,6 @@
             </w:tcMar>
           </w:tcPr>
           <w:p>
-            <w:proofErr w:type="spellStart"/>
             <w:r>
               <w:rPr>
                 <w:sz w:val="19"/>
@@ -5106,7 +4814,6 @@
               </w:rPr>
               <w:t>acc_active_ratio</w:t>
             </w:r>
-            <w:proofErr w:type="spellEnd"/>
           </w:p>
         </w:tc>
         <w:tc>
@@ -5159,7 +4866,6 @@
             </w:tcMar>
           </w:tcPr>
           <w:p>
-            <w:proofErr w:type="spellStart"/>
             <w:r>
               <w:rPr>
                 <w:sz w:val="19"/>
@@ -5167,7 +4873,6 @@
               </w:rPr>
               <w:t>recent_acc_ratio</w:t>
             </w:r>
-            <w:proofErr w:type="spellEnd"/>
           </w:p>
         </w:tc>
         <w:tc>
@@ -5220,7 +4925,6 @@
             </w:tcMar>
           </w:tcPr>
           <w:p>
-            <w:proofErr w:type="spellStart"/>
             <w:r>
               <w:rPr>
                 <w:sz w:val="19"/>
@@ -5228,7 +4932,6 @@
               </w:rPr>
               <w:t>has_coll_bal</w:t>
             </w:r>
-            <w:proofErr w:type="spellEnd"/>
           </w:p>
         </w:tc>
         <w:tc>
@@ -5281,7 +4984,6 @@
             </w:tcMar>
           </w:tcPr>
           <w:p>
-            <w:proofErr w:type="spellStart"/>
             <w:r>
               <w:rPr>
                 <w:sz w:val="19"/>
@@ -5289,7 +4991,6 @@
               </w:rPr>
               <w:t>pub_rec_flag</w:t>
             </w:r>
-            <w:proofErr w:type="spellEnd"/>
           </w:p>
         </w:tc>
         <w:tc>
@@ -5342,7 +5043,6 @@
             </w:tcMar>
           </w:tcPr>
           <w:p>
-            <w:proofErr w:type="spellStart"/>
             <w:r>
               <w:rPr>
                 <w:sz w:val="19"/>
@@ -5350,7 +5050,6 @@
               </w:rPr>
               <w:t>is_homeowner</w:t>
             </w:r>
-            <w:proofErr w:type="spellEnd"/>
           </w:p>
         </w:tc>
         <w:tc>
@@ -5403,7 +5102,6 @@
             </w:tcMar>
           </w:tcPr>
           <w:p>
-            <w:proofErr w:type="spellStart"/>
             <w:r>
               <w:rPr>
                 <w:sz w:val="19"/>
@@ -5412,7 +5110,6 @@
               <w:lastRenderedPageBreak/>
               <w:t>avg_rev_age_years</w:t>
             </w:r>
-            <w:proofErr w:type="spellEnd"/>
           </w:p>
         </w:tc>
         <w:tc>
@@ -5458,52 +5155,20 @@
         <w:jc w:val="both"/>
       </w:pPr>
       <w:r>
-        <w:t xml:space="preserve">These engineered features capture hidden financial risk patterns, represent creditworthiness more effectively than raw inputs, and reduce noise in model learning. For example, </w:t>
-      </w:r>
-      <w:proofErr w:type="spellStart"/>
-      <w:r>
-        <w:t>bal_to_inc_ratio</w:t>
-      </w:r>
-      <w:proofErr w:type="spellEnd"/>
-      <w:r>
-        <w:t xml:space="preserve"> directly measures financial burden relative to income, while </w:t>
-      </w:r>
-      <w:proofErr w:type="spellStart"/>
-      <w:r>
-        <w:t>has_delinq</w:t>
-      </w:r>
-      <w:proofErr w:type="spellEnd"/>
-      <w:r>
-        <w:t xml:space="preserve"> quickly flags borrowers with a history of payment problems. The </w:t>
-      </w:r>
-      <w:proofErr w:type="spellStart"/>
-      <w:r>
-        <w:t>sub_grade_numeric</w:t>
-      </w:r>
-      <w:proofErr w:type="spellEnd"/>
-      <w:r>
-        <w:t xml:space="preserve"> encoding preserves the ordinal risk ordering implicit in </w:t>
-      </w:r>
-      <w:proofErr w:type="spellStart"/>
-      <w:r>
-        <w:t>LendingClub's</w:t>
-      </w:r>
-      <w:proofErr w:type="spellEnd"/>
-      <w:r>
-        <w:t xml:space="preserve"> grading system.</w:t>
+        <w:t>These engineered features capture hidden financial risk patterns, represent creditworthiness more effectively than raw inputs, and reduce noise in model learning. For example, bal_to_inc_ratio directly measures financial burden relative to income, while has_delinq quickly flags borrowers with a history of payment problems. The sub_grade_numeric encoding preserves the ordinal risk ordering implicit in LendingClub's grading system.</w:t>
       </w:r>
     </w:p>
     <w:p>
       <w:pPr>
         <w:pStyle w:val="Heading2"/>
       </w:pPr>
-      <w:bookmarkStart w:id="37" w:name="_Toc230711090"/>
-      <w:bookmarkStart w:id="38" w:name="_Toc230856933"/>
+      <w:bookmarkStart w:id="29" w:name="_Toc230711090"/>
+      <w:bookmarkStart w:id="30" w:name="_Toc230856933"/>
       <w:r>
         <w:t>2.5 Data Preprocessing</w:t>
       </w:r>
-      <w:bookmarkEnd w:id="37"/>
-      <w:bookmarkEnd w:id="38"/>
+      <w:bookmarkEnd w:id="29"/>
+      <w:bookmarkEnd w:id="30"/>
     </w:p>
     <w:p>
       <w:pPr>
@@ -5546,23 +5211,7 @@
         <w:jc w:val="both"/>
       </w:pPr>
       <w:r>
-        <w:t xml:space="preserve">Given the extreme skewness observed in </w:t>
-      </w:r>
-      <w:proofErr w:type="spellStart"/>
-      <w:r>
-        <w:t>annual_inc</w:t>
-      </w:r>
-      <w:proofErr w:type="spellEnd"/>
-      <w:r>
-        <w:t xml:space="preserve"> (skew=493.89) and </w:t>
-      </w:r>
-      <w:proofErr w:type="spellStart"/>
-      <w:r>
-        <w:t>dti</w:t>
-      </w:r>
-      <w:proofErr w:type="spellEnd"/>
-      <w:r>
-        <w:t xml:space="preserve"> (skew=29.20), log-transformation was applied to these features after capping outliers at the 99th percentile. This normalised the distributions and improved model convergence for gradient-based methods.</w:t>
+        <w:t>Given the extreme skewness observed in annual_inc (skew=493.89) and dti (skew=29.20), log-transformation was applied to these features after capping outliers at the 99th percentile. This normalised the distributions and improved model convergence for gradient-based methods.</w:t>
       </w:r>
     </w:p>
     <w:p>
@@ -5584,15 +5233,7 @@
         <w:jc w:val="both"/>
       </w:pPr>
       <w:r>
-        <w:t xml:space="preserve">Categorical variables such as loan purpose, home ownership status, and loan grade were encoded using ordinal or one-hot encoding as appropriate. Numerical features were standardised using </w:t>
-      </w:r>
-      <w:proofErr w:type="spellStart"/>
-      <w:r>
-        <w:t>StandardScaler</w:t>
-      </w:r>
-      <w:proofErr w:type="spellEnd"/>
-      <w:r>
-        <w:t xml:space="preserve"> to ensure a mean of zero and unit variance, which is particularly important for the neural network model.</w:t>
+        <w:t>Categorical variables such as loan purpose, home ownership status, and loan grade were encoded using ordinal or one-hot encoding as appropriate. Numerical features were standardised using StandardScaler to ensure a mean of zero and unit variance, which is particularly important for the neural network model.</w:t>
       </w:r>
     </w:p>
     <w:p>
@@ -5619,6 +5260,148 @@
     </w:p>
     <w:p>
       <w:pPr>
+        <w:pStyle w:val="Heading2"/>
+      </w:pPr>
+      <w:r>
+        <w:t>Experimental setup</w:t>
+      </w:r>
+    </w:p>
+    <w:p>
+      <w:pPr>
+        <w:numPr>
+          <w:ilvl w:val="0"/>
+          <w:numId w:val="8"/>
+        </w:numPr>
+        <w:spacing w:after="160" w:line="259" w:lineRule="auto"/>
+      </w:pPr>
+      <w:r>
+        <w:t xml:space="preserve">The dataset was divided into training and testing sets using an </w:t>
+      </w:r>
+      <w:r>
+        <w:rPr>
+          <w:b/>
+          <w:bCs/>
+        </w:rPr>
+        <w:t>80:20 split</w:t>
+      </w:r>
+      <w:r>
+        <w:t xml:space="preserve">, where 80% of the data was used for model training and 20% was reserved for performance evaluation. Various Python libraries were utilized throughout the project, including </w:t>
+      </w:r>
+      <w:r>
+        <w:rPr>
+          <w:b/>
+          <w:bCs/>
+        </w:rPr>
+        <w:t>TensorFlow</w:t>
+      </w:r>
+      <w:r>
+        <w:t xml:space="preserve"> for developing and training the neural network model, alongside other machine learning and data analysis libraries </w:t>
+      </w:r>
+      <w:r>
+        <w:t xml:space="preserve">such as </w:t>
+      </w:r>
+      <w:proofErr w:type="spellStart"/>
+      <w:r>
+        <w:t>matplot</w:t>
+      </w:r>
+      <w:proofErr w:type="spellEnd"/>
+      <w:r>
+        <w:t xml:space="preserve"> lib, pandas </w:t>
+      </w:r>
+      <w:r>
+        <w:t>for preprocessing, model development, and evaluation.</w:t>
+      </w:r>
+    </w:p>
+    <w:p>
+      <w:pPr>
+        <w:spacing w:after="160" w:line="259" w:lineRule="auto"/>
+        <w:ind w:left="720"/>
+      </w:pPr>
+    </w:p>
+    <w:p>
+      <w:pPr>
+        <w:spacing w:after="160" w:line="259" w:lineRule="auto"/>
+        <w:ind w:left="360"/>
+      </w:pPr>
+      <w:r>
+        <w:rPr>
+          <w:b/>
+          <w:bCs/>
+          <w:color w:val="2E75B6"/>
+          <w:sz w:val="26"/>
+          <w:szCs w:val="26"/>
+        </w:rPr>
+        <w:t>Resource usage on Google Colab</w:t>
+      </w:r>
+    </w:p>
+    <w:p>
+      <w:pPr>
+        <w:pStyle w:val="Heading2"/>
+      </w:pPr>
+      <w:r>
+        <w:rPr>
+          <w:b w:val="0"/>
+          <w:bCs w:val="0"/>
+          <w:noProof/>
+        </w:rPr>
+        <w:lastRenderedPageBreak/>
+        <w:drawing>
+          <wp:inline distT="0" distB="0" distL="0" distR="0" wp14:anchorId="600F334C" wp14:editId="422FCAF8">
+            <wp:extent cx="4943475" cy="2428875"/>
+            <wp:effectExtent l="0" t="0" r="9525" b="9525"/>
+            <wp:docPr id="1999322012" name="Picture 2"/>
+            <wp:cNvGraphicFramePr>
+              <a:graphicFrameLocks xmlns:a="http://schemas.openxmlformats.org/drawingml/2006/main" noChangeAspect="1"/>
+            </wp:cNvGraphicFramePr>
+            <a:graphic xmlns:a="http://schemas.openxmlformats.org/drawingml/2006/main">
+              <a:graphicData uri="http://schemas.openxmlformats.org/drawingml/2006/picture">
+                <pic:pic xmlns:pic="http://schemas.openxmlformats.org/drawingml/2006/picture">
+                  <pic:nvPicPr>
+                    <pic:cNvPr id="1999322012" name="Picture 1999322012"/>
+                    <pic:cNvPicPr/>
+                  </pic:nvPicPr>
+                  <pic:blipFill>
+                    <a:blip r:embed="rId17">
+                      <a:extLst>
+                        <a:ext uri="{28A0092B-C50C-407E-A947-70E740481C1C}">
+                          <a14:useLocalDpi xmlns:a14="http://schemas.microsoft.com/office/drawing/2010/main" val="0"/>
+                        </a:ext>
+                      </a:extLst>
+                    </a:blip>
+                    <a:stretch>
+                      <a:fillRect/>
+                    </a:stretch>
+                  </pic:blipFill>
+                  <pic:spPr>
+                    <a:xfrm>
+                      <a:off x="0" y="0"/>
+                      <a:ext cx="4943475" cy="2428875"/>
+                    </a:xfrm>
+                    <a:prstGeom prst="rect">
+                      <a:avLst/>
+                    </a:prstGeom>
+                  </pic:spPr>
+                </pic:pic>
+              </a:graphicData>
+            </a:graphic>
+          </wp:inline>
+        </w:drawing>
+      </w:r>
+    </w:p>
+    <w:p>
+      <w:pPr>
+        <w:pStyle w:val="Heading2"/>
+      </w:pPr>
+      <w:bookmarkStart w:id="31" w:name="_Toc230711091"/>
+      <w:bookmarkStart w:id="32" w:name="_Toc230856934"/>
+      <w:r>
+        <w:t>2.6 Model Development</w:t>
+      </w:r>
+      <w:bookmarkEnd w:id="31"/>
+      <w:bookmarkEnd w:id="32"/>
+    </w:p>
+    <w:p>
+      <w:pPr>
         <w:spacing w:before="180" w:after="80"/>
       </w:pPr>
       <w:r>
@@ -5627,7 +5410,7 @@
           <w:bCs/>
           <w:color w:val="404040"/>
         </w:rPr>
-        <w:t>2.5.5 Data Splitting</w:t>
+        <w:t>2.6.1 Dummy Classifier (Majority Baseline)</w:t>
       </w:r>
     </w:p>
     <w:p>
@@ -5636,20 +5419,8 @@
         <w:jc w:val="both"/>
       </w:pPr>
       <w:r>
-        <w:t>The dataset was split into training, validation, and test sets using a time-aware strategy to prevent data leakage: loans issued in earlier years were used for training and validation, while later loans formed the held-out test set. An approximate 70/15/15 split was used.</w:t>
-      </w:r>
-    </w:p>
-    <w:p>
-      <w:pPr>
-        <w:pStyle w:val="Heading2"/>
-      </w:pPr>
-      <w:bookmarkStart w:id="39" w:name="_Toc230711091"/>
-      <w:bookmarkStart w:id="40" w:name="_Toc230856934"/>
-      <w:r>
-        <w:t>2.6 Model Development</w:t>
-      </w:r>
-      <w:bookmarkEnd w:id="39"/>
-      <w:bookmarkEnd w:id="40"/>
+        <w:t>A majority-class dummy classifier was used as the naive baseline. It always predicts the majority class (Fully Paid), providing a lower-bound benchmark against which all other models were compared.</w:t>
+      </w:r>
     </w:p>
     <w:p>
       <w:pPr>
@@ -5661,7 +5432,7 @@
           <w:bCs/>
           <w:color w:val="404040"/>
         </w:rPr>
-        <w:t>2.6.1 Dummy Classifier (Majority Baseline)</w:t>
+        <w:t>2.6.2 Decision Tree Models</w:t>
       </w:r>
     </w:p>
     <w:p>
@@ -5670,7 +5441,7 @@
         <w:jc w:val="both"/>
       </w:pPr>
       <w:r>
-        <w:t>A majority-class dummy classifier was used as the naive baseline. It always predicts the majority class (Fully Paid), providing a lower-bound benchmark against which all other models were compared.</w:t>
+        <w:t>Two decision tree variants were trained. The first used standard hyperparameter tuning (max depth, min samples leaf) to prevent overfitting. The second applied Cost-Complexity Pruning (CCP) using the optimal alpha value determined by cross-validation, which produces a sparser tree with better generalisation by systematically removing subtrees that provide minimal impurity reduction.</w:t>
       </w:r>
     </w:p>
     <w:p>
@@ -5683,7 +5454,7 @@
           <w:bCs/>
           <w:color w:val="404040"/>
         </w:rPr>
-        <w:t>2.6.2 Decision Tree Models</w:t>
+        <w:t>2.6.3 Random Forest (Tuned)</w:t>
       </w:r>
     </w:p>
     <w:p>
@@ -5692,11 +5463,7 @@
         <w:jc w:val="both"/>
       </w:pPr>
       <w:r>
-        <w:t xml:space="preserve">Two decision tree variants were trained. The first used standard hyperparameter tuning (max depth, min samples leaf) to prevent overfitting. The second applied Cost-Complexity Pruning </w:t>
-      </w:r>
-      <w:r>
-        <w:lastRenderedPageBreak/>
-        <w:t>(CCP) using the optimal alpha value determined by cross-validation, which produces a sparser tree with better generalisation by systematically removing subtrees that provide minimal impurity reduction.</w:t>
+        <w:t>A Random Forest is an ensemble of decision trees trained on random subsets of the data and features, with predictions made by majority vote. Hyperparameters (number of trees, max features, max depth, min samples leaf) were tuned using grid search with cross-validation. Class weights were set to 'balanced' to address the target imbalance. Random Forest achieved the highest F1-Macro score among all models evaluated.</w:t>
       </w:r>
     </w:p>
     <w:p>
@@ -5709,151 +5476,121 @@
           <w:bCs/>
           <w:color w:val="404040"/>
         </w:rPr>
-        <w:t>2.6.3 Random Forest (Tuned)</w:t>
-      </w:r>
-    </w:p>
-    <w:p>
-      <w:pPr>
-        <w:spacing w:before="80" w:after="80"/>
-        <w:jc w:val="both"/>
-      </w:pPr>
-      <w:r>
-        <w:t>A Random Forest is an ensemble of decision trees trained on random subsets of the data and features, with predictions made by majority vote. Hyperparameters (number of trees, max features, max depth, min samples leaf) were tuned using grid search with cross-validation. Class weights were set to 'balanced' to address the target imbalance. Random Forest achieved the highest F1-Macro score among all models evaluated.</w:t>
-      </w:r>
-    </w:p>
-    <w:p>
-      <w:pPr>
-        <w:spacing w:before="180" w:after="80"/>
-      </w:pPr>
+        <w:t xml:space="preserve">2.6.4 </w:t>
+      </w:r>
+      <w:proofErr w:type="spellStart"/>
       <w:r>
         <w:rPr>
           <w:b/>
           <w:bCs/>
           <w:color w:val="404040"/>
         </w:rPr>
-        <w:t xml:space="preserve">2.6.4 </w:t>
-      </w:r>
-      <w:proofErr w:type="spellStart"/>
+        <w:t>XGBoost</w:t>
+      </w:r>
+      <w:proofErr w:type="spellEnd"/>
       <w:r>
         <w:rPr>
           <w:b/>
           <w:bCs/>
           <w:color w:val="404040"/>
         </w:rPr>
-        <w:t>XGBoost</w:t>
-      </w:r>
-      <w:proofErr w:type="spellEnd"/>
+        <w:t xml:space="preserve"> and </w:t>
+      </w:r>
+      <w:proofErr w:type="spellStart"/>
       <w:r>
         <w:rPr>
           <w:b/>
           <w:bCs/>
           <w:color w:val="404040"/>
         </w:rPr>
-        <w:t xml:space="preserve"> and </w:t>
-      </w:r>
-      <w:proofErr w:type="spellStart"/>
+        <w:t>LightGBM</w:t>
+      </w:r>
+      <w:proofErr w:type="spellEnd"/>
       <w:r>
         <w:rPr>
           <w:b/>
           <w:bCs/>
           <w:color w:val="404040"/>
         </w:rPr>
-        <w:t>LightGBM</w:t>
-      </w:r>
-      <w:proofErr w:type="spellEnd"/>
+        <w:t xml:space="preserve"> (</w:t>
+      </w:r>
+      <w:proofErr w:type="spellStart"/>
       <w:r>
         <w:rPr>
           <w:b/>
           <w:bCs/>
           <w:color w:val="404040"/>
         </w:rPr>
-        <w:t xml:space="preserve"> (</w:t>
-      </w:r>
-      <w:proofErr w:type="spellStart"/>
+        <w:t>Optuna</w:t>
+      </w:r>
+      <w:proofErr w:type="spellEnd"/>
       <w:r>
         <w:rPr>
           <w:b/>
           <w:bCs/>
           <w:color w:val="404040"/>
         </w:rPr>
+        <w:t>)</w:t>
+      </w:r>
+    </w:p>
+    <w:p>
+      <w:pPr>
+        <w:spacing w:before="80" w:after="80"/>
+        <w:jc w:val="both"/>
+      </w:pPr>
+      <w:proofErr w:type="spellStart"/>
+      <w:r>
+        <w:t>XGBoost</w:t>
+      </w:r>
+      <w:proofErr w:type="spellEnd"/>
+      <w:r>
+        <w:t xml:space="preserve"> (Extreme Gradient Boosting) and </w:t>
+      </w:r>
+      <w:proofErr w:type="spellStart"/>
+      <w:r>
+        <w:t>LightGBM</w:t>
+      </w:r>
+      <w:proofErr w:type="spellEnd"/>
+      <w:r>
+        <w:t xml:space="preserve"> (Light Gradient Boosting Machine) are high-performance gradient boosting frameworks well-suited for tabular financial data. Both models were tuned using </w:t>
+      </w:r>
+      <w:proofErr w:type="spellStart"/>
+      <w:r>
         <w:t>Optuna</w:t>
       </w:r>
       <w:proofErr w:type="spellEnd"/>
+      <w:r>
+        <w:t xml:space="preserve">, a Bayesian hyperparameter optimisation framework that efficiently explores the hyperparameter space using Tree-structured Parzen Estimator (TPE) sampling. </w:t>
+      </w:r>
+    </w:p>
+    <w:p>
+      <w:pPr>
+        <w:spacing w:before="180" w:after="80"/>
+      </w:pPr>
       <w:r>
         <w:rPr>
           <w:b/>
           <w:bCs/>
           <w:color w:val="404040"/>
         </w:rPr>
-        <w:t>)</w:t>
-      </w:r>
-    </w:p>
-    <w:p>
-      <w:pPr>
-        <w:spacing w:before="80" w:after="80"/>
-        <w:jc w:val="both"/>
-      </w:pPr>
+        <w:t>2.6.5 Neural Network (</w:t>
+      </w:r>
       <w:proofErr w:type="spellStart"/>
-      <w:r>
-        <w:t>XGBoost</w:t>
-      </w:r>
-      <w:proofErr w:type="spellEnd"/>
-      <w:r>
-        <w:t xml:space="preserve"> (Extreme Gradient Boosting) and </w:t>
-      </w:r>
-      <w:proofErr w:type="spellStart"/>
-      <w:r>
-        <w:t>LightGBM</w:t>
-      </w:r>
-      <w:proofErr w:type="spellEnd"/>
-      <w:r>
-        <w:t xml:space="preserve"> (Light Gradient Boosting Machine) are high-performance gradient boosting frameworks well-suited for tabular financial data. Both models were tuned using </w:t>
-      </w:r>
-      <w:proofErr w:type="spellStart"/>
-      <w:r>
-        <w:t>Optuna</w:t>
-      </w:r>
-      <w:proofErr w:type="spellEnd"/>
-      <w:r>
-        <w:t xml:space="preserve">, a Bayesian hyperparameter optimisation framework that efficiently explores the hyperparameter space using Tree-structured Parzen Estimator (TPE) sampling. </w:t>
-      </w:r>
-      <w:proofErr w:type="spellStart"/>
-      <w:r>
-        <w:t>LightGBM</w:t>
-      </w:r>
-      <w:proofErr w:type="spellEnd"/>
-      <w:r>
-        <w:t xml:space="preserve"> achieved the highest PR-AUC (0.4424) and ROC-AUC (0.7381) among all models.</w:t>
-      </w:r>
-    </w:p>
-    <w:p>
-      <w:pPr>
-        <w:spacing w:before="180" w:after="80"/>
-      </w:pPr>
       <w:r>
         <w:rPr>
           <w:b/>
           <w:bCs/>
           <w:color w:val="404040"/>
         </w:rPr>
-        <w:t>2.6.5 Neural Network (</w:t>
-      </w:r>
-      <w:proofErr w:type="spellStart"/>
+        <w:t>Optuna</w:t>
+      </w:r>
+      <w:proofErr w:type="spellEnd"/>
       <w:r>
         <w:rPr>
           <w:b/>
           <w:bCs/>
           <w:color w:val="404040"/>
         </w:rPr>
-        <w:t>Optuna</w:t>
-      </w:r>
-      <w:proofErr w:type="spellEnd"/>
-      <w:r>
-        <w:rPr>
-          <w:b/>
-          <w:bCs/>
-          <w:color w:val="404040"/>
-        </w:rPr>
         <w:t>)</w:t>
       </w:r>
     </w:p>
@@ -5865,29 +5602,39 @@
       <w:r>
         <w:t xml:space="preserve">A fully connected feedforward neural network was developed using </w:t>
       </w:r>
+      <w:r>
+        <w:t>TensorFlow</w:t>
+      </w:r>
+      <w:r>
+        <w:t xml:space="preserve"> </w:t>
+      </w:r>
+      <w:r>
+        <w:t>(Keras)</w:t>
+      </w:r>
+      <w:r>
+        <w:t xml:space="preserve">. The architecture comprised an input layer, two hidden layers with </w:t>
+      </w:r>
       <w:proofErr w:type="spellStart"/>
       <w:r>
-        <w:t>PyTorch</w:t>
+        <w:t>ReLU</w:t>
       </w:r>
       <w:proofErr w:type="spellEnd"/>
       <w:r>
-        <w:t xml:space="preserve">. The architecture comprised an input layer, two hidden layers with </w:t>
+        <w:t xml:space="preserve"> activation and Batch Normalisation, Dropout regularisation after each hidden layer, and a single sigmoid output neuron for binary classification. The Adam optimiser with Binary Cross-Entropy Loss was used. Hyperparameters including learning rate, hidden layer sizes, and dropout rate were tuned using </w:t>
       </w:r>
       <w:proofErr w:type="spellStart"/>
       <w:r>
-        <w:t>ReLU</w:t>
+        <w:t>Optuna</w:t>
       </w:r>
       <w:proofErr w:type="spellEnd"/>
       <w:r>
-        <w:t xml:space="preserve"> activation and Batch Normalisation, Dropout regularisation after each hidden layer, and a single sigmoid output neuron for binary classification. The Adam optimiser with Binary Cross-Entropy Loss was used. Hyperparameters including learning rate, hidden layer sizes, and dropout rate were tuned using </w:t>
-      </w:r>
-      <w:proofErr w:type="spellStart"/>
-      <w:r>
-        <w:t>Optuna</w:t>
-      </w:r>
-      <w:proofErr w:type="spellEnd"/>
-      <w:r>
-        <w:t>. The model was trained for 20 epochs with early stopping based on validation PR-AUC.</w:t>
+        <w:t xml:space="preserve">. The model was trained for </w:t>
+      </w:r>
+      <w:r>
+        <w:t>50</w:t>
+      </w:r>
+      <w:r>
+        <w:t xml:space="preserve"> epochs with early stopping based on validation PR-AUC.</w:t>
       </w:r>
     </w:p>
     <w:p>
@@ -5922,7 +5669,7 @@
                     </pic:cNvPicPr>
                   </pic:nvPicPr>
                   <pic:blipFill>
-                    <a:blip r:embed="rId17"/>
+                    <a:blip r:embed="rId18"/>
                     <a:srcRect/>
                     <a:stretch>
                       <a:fillRect/>
@@ -5964,13 +5711,2098 @@
       <w:pPr>
         <w:pStyle w:val="Heading2"/>
       </w:pPr>
-      <w:bookmarkStart w:id="41" w:name="_Toc230711092"/>
-      <w:bookmarkStart w:id="42" w:name="_Toc230856935"/>
+      <w:bookmarkStart w:id="33" w:name="_Toc230711092"/>
+      <w:bookmarkStart w:id="34" w:name="_Toc230856935"/>
+      <w:r>
+        <w:t>Hyperparameter tuning</w:t>
+      </w:r>
+    </w:p>
+    <w:p>
+      <w:pPr>
+        <w:spacing w:after="160" w:line="259" w:lineRule="auto"/>
+        <w:rPr>
+          <w:b/>
+          <w:bCs/>
+        </w:rPr>
+      </w:pPr>
+      <w:r>
+        <w:rPr>
+          <w:b/>
+          <w:bCs/>
+        </w:rPr>
+        <w:t>1. Decision Tree (DT)</w:t>
+      </w:r>
+    </w:p>
+    <w:tbl>
+      <w:tblPr>
+        <w:tblW w:w="0" w:type="auto"/>
+        <w:tblCellSpacing w:w="15" w:type="dxa"/>
+        <w:tblCellMar>
+          <w:top w:w="15" w:type="dxa"/>
+          <w:left w:w="15" w:type="dxa"/>
+          <w:bottom w:w="15" w:type="dxa"/>
+          <w:right w:w="15" w:type="dxa"/>
+        </w:tblCellMar>
+        <w:tblLook w:val="04A0" w:firstRow="1" w:lastRow="0" w:firstColumn="1" w:lastColumn="0" w:noHBand="0" w:noVBand="1"/>
+      </w:tblPr>
+      <w:tblGrid>
+        <w:gridCol w:w="2044"/>
+        <w:gridCol w:w="6422"/>
+      </w:tblGrid>
+      <w:tr>
+        <w:trPr>
+          <w:tblHeader/>
+          <w:tblCellSpacing w:w="15" w:type="dxa"/>
+        </w:trPr>
+        <w:tc>
+          <w:tcPr>
+            <w:tcW w:w="0" w:type="auto"/>
+            <w:vAlign w:val="center"/>
+            <w:hideMark/>
+          </w:tcPr>
+          <w:p>
+            <w:pPr>
+              <w:spacing w:after="160" w:line="259" w:lineRule="auto"/>
+              <w:rPr>
+                <w:b/>
+                <w:bCs/>
+              </w:rPr>
+            </w:pPr>
+            <w:r>
+              <w:rPr>
+                <w:b/>
+                <w:bCs/>
+              </w:rPr>
+              <w:t>Hyperparameter</w:t>
+            </w:r>
+          </w:p>
+        </w:tc>
+        <w:tc>
+          <w:tcPr>
+            <w:tcW w:w="0" w:type="auto"/>
+            <w:vAlign w:val="center"/>
+            <w:hideMark/>
+          </w:tcPr>
+          <w:p>
+            <w:pPr>
+              <w:spacing w:after="160" w:line="259" w:lineRule="auto"/>
+              <w:rPr>
+                <w:b/>
+                <w:bCs/>
+              </w:rPr>
+            </w:pPr>
+            <w:r>
+              <w:rPr>
+                <w:b/>
+                <w:bCs/>
+              </w:rPr>
+              <w:t>Purpose</w:t>
+            </w:r>
+          </w:p>
+        </w:tc>
+      </w:tr>
+      <w:tr>
+        <w:trPr>
+          <w:tblCellSpacing w:w="15" w:type="dxa"/>
+        </w:trPr>
+        <w:tc>
+          <w:tcPr>
+            <w:tcW w:w="0" w:type="auto"/>
+            <w:vAlign w:val="center"/>
+            <w:hideMark/>
+          </w:tcPr>
+          <w:p>
+            <w:pPr>
+              <w:spacing w:after="160" w:line="259" w:lineRule="auto"/>
+            </w:pPr>
+            <w:proofErr w:type="spellStart"/>
+            <w:r>
+              <w:rPr>
+                <w:b/>
+                <w:bCs/>
+              </w:rPr>
+              <w:t>max_depth</w:t>
+            </w:r>
+            <w:proofErr w:type="spellEnd"/>
+          </w:p>
+        </w:tc>
+        <w:tc>
+          <w:tcPr>
+            <w:tcW w:w="0" w:type="auto"/>
+            <w:vAlign w:val="center"/>
+            <w:hideMark/>
+          </w:tcPr>
+          <w:p>
+            <w:pPr>
+              <w:spacing w:after="160" w:line="259" w:lineRule="auto"/>
+            </w:pPr>
+            <w:r>
+              <w:t>Limits the maximum depth of the tree to prevent overfitting.</w:t>
+            </w:r>
+          </w:p>
+        </w:tc>
+      </w:tr>
+      <w:tr>
+        <w:trPr>
+          <w:tblCellSpacing w:w="15" w:type="dxa"/>
+        </w:trPr>
+        <w:tc>
+          <w:tcPr>
+            <w:tcW w:w="0" w:type="auto"/>
+            <w:vAlign w:val="center"/>
+            <w:hideMark/>
+          </w:tcPr>
+          <w:p>
+            <w:pPr>
+              <w:spacing w:after="160" w:line="259" w:lineRule="auto"/>
+            </w:pPr>
+            <w:proofErr w:type="spellStart"/>
+            <w:r>
+              <w:rPr>
+                <w:b/>
+                <w:bCs/>
+              </w:rPr>
+              <w:t>min_samples_split</w:t>
+            </w:r>
+            <w:proofErr w:type="spellEnd"/>
+          </w:p>
+        </w:tc>
+        <w:tc>
+          <w:tcPr>
+            <w:tcW w:w="0" w:type="auto"/>
+            <w:vAlign w:val="center"/>
+            <w:hideMark/>
+          </w:tcPr>
+          <w:p>
+            <w:pPr>
+              <w:spacing w:after="160" w:line="259" w:lineRule="auto"/>
+            </w:pPr>
+            <w:r>
+              <w:t>Minimum number of samples required before a node can be split.</w:t>
+            </w:r>
+          </w:p>
+        </w:tc>
+      </w:tr>
+      <w:tr>
+        <w:trPr>
+          <w:tblCellSpacing w:w="15" w:type="dxa"/>
+        </w:trPr>
+        <w:tc>
+          <w:tcPr>
+            <w:tcW w:w="0" w:type="auto"/>
+            <w:vAlign w:val="center"/>
+            <w:hideMark/>
+          </w:tcPr>
+          <w:p>
+            <w:pPr>
+              <w:spacing w:after="160" w:line="259" w:lineRule="auto"/>
+            </w:pPr>
+            <w:proofErr w:type="spellStart"/>
+            <w:r>
+              <w:rPr>
+                <w:b/>
+                <w:bCs/>
+              </w:rPr>
+              <w:t>min_samples_leaf</w:t>
+            </w:r>
+            <w:proofErr w:type="spellEnd"/>
+          </w:p>
+        </w:tc>
+        <w:tc>
+          <w:tcPr>
+            <w:tcW w:w="0" w:type="auto"/>
+            <w:vAlign w:val="center"/>
+            <w:hideMark/>
+          </w:tcPr>
+          <w:p>
+            <w:pPr>
+              <w:spacing w:after="160" w:line="259" w:lineRule="auto"/>
+            </w:pPr>
+            <w:r>
+              <w:t>Minimum number of samples required in each leaf node.</w:t>
+            </w:r>
+          </w:p>
+        </w:tc>
+      </w:tr>
+      <w:tr>
+        <w:trPr>
+          <w:tblCellSpacing w:w="15" w:type="dxa"/>
+        </w:trPr>
+        <w:tc>
+          <w:tcPr>
+            <w:tcW w:w="0" w:type="auto"/>
+            <w:vAlign w:val="center"/>
+            <w:hideMark/>
+          </w:tcPr>
+          <w:p>
+            <w:pPr>
+              <w:spacing w:after="160" w:line="259" w:lineRule="auto"/>
+            </w:pPr>
+            <w:r>
+              <w:rPr>
+                <w:b/>
+                <w:bCs/>
+              </w:rPr>
+              <w:t>criterion</w:t>
+            </w:r>
+          </w:p>
+        </w:tc>
+        <w:tc>
+          <w:tcPr>
+            <w:tcW w:w="0" w:type="auto"/>
+            <w:vAlign w:val="center"/>
+            <w:hideMark/>
+          </w:tcPr>
+          <w:p>
+            <w:pPr>
+              <w:spacing w:after="160" w:line="259" w:lineRule="auto"/>
+            </w:pPr>
+            <w:r>
+              <w:t>Measures split quality using Gini impurity or Entropy.</w:t>
+            </w:r>
+          </w:p>
+        </w:tc>
+      </w:tr>
+      <w:tr>
+        <w:trPr>
+          <w:tblCellSpacing w:w="15" w:type="dxa"/>
+        </w:trPr>
+        <w:tc>
+          <w:tcPr>
+            <w:tcW w:w="0" w:type="auto"/>
+            <w:vAlign w:val="center"/>
+            <w:hideMark/>
+          </w:tcPr>
+          <w:p>
+            <w:pPr>
+              <w:spacing w:after="160" w:line="259" w:lineRule="auto"/>
+            </w:pPr>
+            <w:proofErr w:type="spellStart"/>
+            <w:r>
+              <w:rPr>
+                <w:b/>
+                <w:bCs/>
+              </w:rPr>
+              <w:t>max_features</w:t>
+            </w:r>
+            <w:proofErr w:type="spellEnd"/>
+          </w:p>
+        </w:tc>
+        <w:tc>
+          <w:tcPr>
+            <w:tcW w:w="0" w:type="auto"/>
+            <w:vAlign w:val="center"/>
+            <w:hideMark/>
+          </w:tcPr>
+          <w:p>
+            <w:pPr>
+              <w:spacing w:after="160" w:line="259" w:lineRule="auto"/>
+            </w:pPr>
+            <w:r>
+              <w:t>Number of features considered when finding the best split.</w:t>
+            </w:r>
+          </w:p>
+        </w:tc>
+      </w:tr>
+      <w:tr>
+        <w:trPr>
+          <w:tblCellSpacing w:w="15" w:type="dxa"/>
+        </w:trPr>
+        <w:tc>
+          <w:tcPr>
+            <w:tcW w:w="0" w:type="auto"/>
+            <w:vAlign w:val="center"/>
+            <w:hideMark/>
+          </w:tcPr>
+          <w:p>
+            <w:pPr>
+              <w:spacing w:after="160" w:line="259" w:lineRule="auto"/>
+            </w:pPr>
+            <w:proofErr w:type="spellStart"/>
+            <w:r>
+              <w:rPr>
+                <w:b/>
+                <w:bCs/>
+              </w:rPr>
+              <w:t>class_weight</w:t>
+            </w:r>
+            <w:proofErr w:type="spellEnd"/>
+          </w:p>
+        </w:tc>
+        <w:tc>
+          <w:tcPr>
+            <w:tcW w:w="0" w:type="auto"/>
+            <w:vAlign w:val="center"/>
+            <w:hideMark/>
+          </w:tcPr>
+          <w:p>
+            <w:pPr>
+              <w:spacing w:after="160" w:line="259" w:lineRule="auto"/>
+            </w:pPr>
+            <w:r>
+              <w:t>Assigns weights to classes to handle class imbalance.</w:t>
+            </w:r>
+          </w:p>
+        </w:tc>
+      </w:tr>
+    </w:tbl>
+    <w:p>
+      <w:pPr>
+        <w:spacing w:after="160" w:line="259" w:lineRule="auto"/>
+      </w:pPr>
+    </w:p>
+    <w:p>
+      <w:pPr>
+        <w:spacing w:after="160" w:line="259" w:lineRule="auto"/>
+        <w:rPr>
+          <w:b/>
+          <w:bCs/>
+        </w:rPr>
+      </w:pPr>
+      <w:r>
+        <w:rPr>
+          <w:b/>
+          <w:bCs/>
+        </w:rPr>
+        <w:t>2. Random Forest (RF)</w:t>
+      </w:r>
+    </w:p>
+    <w:tbl>
+      <w:tblPr>
+        <w:tblW w:w="0" w:type="auto"/>
+        <w:tblCellSpacing w:w="15" w:type="dxa"/>
+        <w:tblCellMar>
+          <w:top w:w="15" w:type="dxa"/>
+          <w:left w:w="15" w:type="dxa"/>
+          <w:bottom w:w="15" w:type="dxa"/>
+          <w:right w:w="15" w:type="dxa"/>
+        </w:tblCellMar>
+        <w:tblLook w:val="04A0" w:firstRow="1" w:lastRow="0" w:firstColumn="1" w:lastColumn="0" w:noHBand="0" w:noVBand="1"/>
+      </w:tblPr>
+      <w:tblGrid>
+        <w:gridCol w:w="1971"/>
+        <w:gridCol w:w="4601"/>
+      </w:tblGrid>
+      <w:tr>
+        <w:trPr>
+          <w:tblHeader/>
+          <w:tblCellSpacing w:w="15" w:type="dxa"/>
+        </w:trPr>
+        <w:tc>
+          <w:tcPr>
+            <w:tcW w:w="0" w:type="auto"/>
+            <w:vAlign w:val="center"/>
+            <w:hideMark/>
+          </w:tcPr>
+          <w:p>
+            <w:pPr>
+              <w:spacing w:after="160" w:line="259" w:lineRule="auto"/>
+              <w:rPr>
+                <w:b/>
+                <w:bCs/>
+              </w:rPr>
+            </w:pPr>
+            <w:r>
+              <w:rPr>
+                <w:b/>
+                <w:bCs/>
+              </w:rPr>
+              <w:t>Hyperparameter</w:t>
+            </w:r>
+          </w:p>
+        </w:tc>
+        <w:tc>
+          <w:tcPr>
+            <w:tcW w:w="0" w:type="auto"/>
+            <w:vAlign w:val="center"/>
+            <w:hideMark/>
+          </w:tcPr>
+          <w:p>
+            <w:pPr>
+              <w:spacing w:after="160" w:line="259" w:lineRule="auto"/>
+              <w:rPr>
+                <w:b/>
+                <w:bCs/>
+              </w:rPr>
+            </w:pPr>
+            <w:r>
+              <w:rPr>
+                <w:b/>
+                <w:bCs/>
+              </w:rPr>
+              <w:t>Purpose</w:t>
+            </w:r>
+          </w:p>
+        </w:tc>
+      </w:tr>
+      <w:tr>
+        <w:trPr>
+          <w:tblCellSpacing w:w="15" w:type="dxa"/>
+        </w:trPr>
+        <w:tc>
+          <w:tcPr>
+            <w:tcW w:w="0" w:type="auto"/>
+            <w:vAlign w:val="center"/>
+            <w:hideMark/>
+          </w:tcPr>
+          <w:p>
+            <w:pPr>
+              <w:spacing w:after="160" w:line="259" w:lineRule="auto"/>
+            </w:pPr>
+            <w:proofErr w:type="spellStart"/>
+            <w:r>
+              <w:rPr>
+                <w:b/>
+                <w:bCs/>
+              </w:rPr>
+              <w:t>n_estimators</w:t>
+            </w:r>
+            <w:proofErr w:type="spellEnd"/>
+          </w:p>
+        </w:tc>
+        <w:tc>
+          <w:tcPr>
+            <w:tcW w:w="0" w:type="auto"/>
+            <w:vAlign w:val="center"/>
+            <w:hideMark/>
+          </w:tcPr>
+          <w:p>
+            <w:pPr>
+              <w:spacing w:after="160" w:line="259" w:lineRule="auto"/>
+            </w:pPr>
+            <w:r>
+              <w:t>Number of trees in the forest.</w:t>
+            </w:r>
+          </w:p>
+        </w:tc>
+      </w:tr>
+      <w:tr>
+        <w:trPr>
+          <w:tblCellSpacing w:w="15" w:type="dxa"/>
+        </w:trPr>
+        <w:tc>
+          <w:tcPr>
+            <w:tcW w:w="0" w:type="auto"/>
+            <w:vAlign w:val="center"/>
+            <w:hideMark/>
+          </w:tcPr>
+          <w:p>
+            <w:pPr>
+              <w:spacing w:after="160" w:line="259" w:lineRule="auto"/>
+            </w:pPr>
+            <w:proofErr w:type="spellStart"/>
+            <w:r>
+              <w:rPr>
+                <w:b/>
+                <w:bCs/>
+              </w:rPr>
+              <w:t>max_depth</w:t>
+            </w:r>
+            <w:proofErr w:type="spellEnd"/>
+          </w:p>
+        </w:tc>
+        <w:tc>
+          <w:tcPr>
+            <w:tcW w:w="0" w:type="auto"/>
+            <w:vAlign w:val="center"/>
+            <w:hideMark/>
+          </w:tcPr>
+          <w:p>
+            <w:pPr>
+              <w:spacing w:after="160" w:line="259" w:lineRule="auto"/>
+            </w:pPr>
+            <w:r>
+              <w:t>Maximum depth allowed for each tree.</w:t>
+            </w:r>
+          </w:p>
+        </w:tc>
+      </w:tr>
+      <w:tr>
+        <w:trPr>
+          <w:tblCellSpacing w:w="15" w:type="dxa"/>
+        </w:trPr>
+        <w:tc>
+          <w:tcPr>
+            <w:tcW w:w="0" w:type="auto"/>
+            <w:vAlign w:val="center"/>
+            <w:hideMark/>
+          </w:tcPr>
+          <w:p>
+            <w:pPr>
+              <w:spacing w:after="160" w:line="259" w:lineRule="auto"/>
+            </w:pPr>
+            <w:proofErr w:type="spellStart"/>
+            <w:r>
+              <w:rPr>
+                <w:b/>
+                <w:bCs/>
+              </w:rPr>
+              <w:t>max_features</w:t>
+            </w:r>
+            <w:proofErr w:type="spellEnd"/>
+          </w:p>
+        </w:tc>
+        <w:tc>
+          <w:tcPr>
+            <w:tcW w:w="0" w:type="auto"/>
+            <w:vAlign w:val="center"/>
+            <w:hideMark/>
+          </w:tcPr>
+          <w:p>
+            <w:pPr>
+              <w:spacing w:after="160" w:line="259" w:lineRule="auto"/>
+            </w:pPr>
+            <w:r>
+              <w:t>Number of features considered at each split.</w:t>
+            </w:r>
+          </w:p>
+        </w:tc>
+      </w:tr>
+      <w:tr>
+        <w:trPr>
+          <w:tblCellSpacing w:w="15" w:type="dxa"/>
+        </w:trPr>
+        <w:tc>
+          <w:tcPr>
+            <w:tcW w:w="0" w:type="auto"/>
+            <w:vAlign w:val="center"/>
+            <w:hideMark/>
+          </w:tcPr>
+          <w:p>
+            <w:pPr>
+              <w:spacing w:after="160" w:line="259" w:lineRule="auto"/>
+            </w:pPr>
+            <w:proofErr w:type="spellStart"/>
+            <w:r>
+              <w:rPr>
+                <w:b/>
+                <w:bCs/>
+              </w:rPr>
+              <w:t>min_samples_leaf</w:t>
+            </w:r>
+            <w:proofErr w:type="spellEnd"/>
+          </w:p>
+        </w:tc>
+        <w:tc>
+          <w:tcPr>
+            <w:tcW w:w="0" w:type="auto"/>
+            <w:vAlign w:val="center"/>
+            <w:hideMark/>
+          </w:tcPr>
+          <w:p>
+            <w:pPr>
+              <w:spacing w:after="160" w:line="259" w:lineRule="auto"/>
+            </w:pPr>
+            <w:r>
+              <w:t>Minimum samples required in a leaf node.</w:t>
+            </w:r>
+          </w:p>
+        </w:tc>
+      </w:tr>
+      <w:tr>
+        <w:trPr>
+          <w:tblCellSpacing w:w="15" w:type="dxa"/>
+        </w:trPr>
+        <w:tc>
+          <w:tcPr>
+            <w:tcW w:w="0" w:type="auto"/>
+            <w:vAlign w:val="center"/>
+            <w:hideMark/>
+          </w:tcPr>
+          <w:p>
+            <w:pPr>
+              <w:spacing w:after="160" w:line="259" w:lineRule="auto"/>
+            </w:pPr>
+            <w:proofErr w:type="spellStart"/>
+            <w:r>
+              <w:rPr>
+                <w:b/>
+                <w:bCs/>
+              </w:rPr>
+              <w:t>max_samples</w:t>
+            </w:r>
+            <w:proofErr w:type="spellEnd"/>
+          </w:p>
+        </w:tc>
+        <w:tc>
+          <w:tcPr>
+            <w:tcW w:w="0" w:type="auto"/>
+            <w:vAlign w:val="center"/>
+            <w:hideMark/>
+          </w:tcPr>
+          <w:p>
+            <w:pPr>
+              <w:spacing w:after="160" w:line="259" w:lineRule="auto"/>
+            </w:pPr>
+            <w:r>
+              <w:t>Portion of training data used to train each tree.</w:t>
+            </w:r>
+          </w:p>
+        </w:tc>
+      </w:tr>
+      <w:tr>
+        <w:trPr>
+          <w:tblCellSpacing w:w="15" w:type="dxa"/>
+        </w:trPr>
+        <w:tc>
+          <w:tcPr>
+            <w:tcW w:w="0" w:type="auto"/>
+            <w:vAlign w:val="center"/>
+            <w:hideMark/>
+          </w:tcPr>
+          <w:p>
+            <w:pPr>
+              <w:spacing w:after="160" w:line="259" w:lineRule="auto"/>
+            </w:pPr>
+            <w:proofErr w:type="spellStart"/>
+            <w:r>
+              <w:rPr>
+                <w:b/>
+                <w:bCs/>
+              </w:rPr>
+              <w:t>class_weight</w:t>
+            </w:r>
+            <w:proofErr w:type="spellEnd"/>
+          </w:p>
+        </w:tc>
+        <w:tc>
+          <w:tcPr>
+            <w:tcW w:w="0" w:type="auto"/>
+            <w:vAlign w:val="center"/>
+            <w:hideMark/>
+          </w:tcPr>
+          <w:p>
+            <w:pPr>
+              <w:spacing w:after="160" w:line="259" w:lineRule="auto"/>
+            </w:pPr>
+            <w:r>
+              <w:t>Balances class frequencies during training.</w:t>
+            </w:r>
+          </w:p>
+        </w:tc>
+      </w:tr>
+    </w:tbl>
+    <w:p>
+      <w:pPr>
+        <w:spacing w:after="160" w:line="259" w:lineRule="auto"/>
+      </w:pPr>
+    </w:p>
+    <w:p>
+      <w:pPr>
+        <w:spacing w:after="160" w:line="259" w:lineRule="auto"/>
+        <w:rPr>
+          <w:b/>
+          <w:bCs/>
+        </w:rPr>
+      </w:pPr>
+      <w:r>
+        <w:rPr>
+          <w:b/>
+          <w:bCs/>
+        </w:rPr>
+        <w:t>3. Extreme Gradient Boosting (</w:t>
+      </w:r>
+      <w:proofErr w:type="spellStart"/>
+      <w:r>
+        <w:rPr>
+          <w:b/>
+          <w:bCs/>
+        </w:rPr>
+        <w:t>XGBoost</w:t>
+      </w:r>
+      <w:proofErr w:type="spellEnd"/>
+      <w:r>
+        <w:rPr>
+          <w:b/>
+          <w:bCs/>
+        </w:rPr>
+        <w:t>)</w:t>
+      </w:r>
+    </w:p>
+    <w:tbl>
+      <w:tblPr>
+        <w:tblW w:w="0" w:type="auto"/>
+        <w:tblCellSpacing w:w="15" w:type="dxa"/>
+        <w:tblCellMar>
+          <w:top w:w="15" w:type="dxa"/>
+          <w:left w:w="15" w:type="dxa"/>
+          <w:bottom w:w="15" w:type="dxa"/>
+          <w:right w:w="15" w:type="dxa"/>
+        </w:tblCellMar>
+        <w:tblLook w:val="04A0" w:firstRow="1" w:lastRow="0" w:firstColumn="1" w:lastColumn="0" w:noHBand="0" w:noVBand="1"/>
+      </w:tblPr>
+      <w:tblGrid>
+        <w:gridCol w:w="1958"/>
+        <w:gridCol w:w="5138"/>
+      </w:tblGrid>
+      <w:tr>
+        <w:trPr>
+          <w:tblHeader/>
+          <w:tblCellSpacing w:w="15" w:type="dxa"/>
+        </w:trPr>
+        <w:tc>
+          <w:tcPr>
+            <w:tcW w:w="0" w:type="auto"/>
+            <w:vAlign w:val="center"/>
+            <w:hideMark/>
+          </w:tcPr>
+          <w:p>
+            <w:pPr>
+              <w:spacing w:after="160" w:line="259" w:lineRule="auto"/>
+              <w:rPr>
+                <w:b/>
+                <w:bCs/>
+              </w:rPr>
+            </w:pPr>
+            <w:r>
+              <w:rPr>
+                <w:b/>
+                <w:bCs/>
+              </w:rPr>
+              <w:t>Hyperparameter</w:t>
+            </w:r>
+          </w:p>
+        </w:tc>
+        <w:tc>
+          <w:tcPr>
+            <w:tcW w:w="0" w:type="auto"/>
+            <w:vAlign w:val="center"/>
+            <w:hideMark/>
+          </w:tcPr>
+          <w:p>
+            <w:pPr>
+              <w:spacing w:after="160" w:line="259" w:lineRule="auto"/>
+              <w:rPr>
+                <w:b/>
+                <w:bCs/>
+              </w:rPr>
+            </w:pPr>
+            <w:r>
+              <w:rPr>
+                <w:b/>
+                <w:bCs/>
+              </w:rPr>
+              <w:t>Purpose</w:t>
+            </w:r>
+          </w:p>
+        </w:tc>
+      </w:tr>
+      <w:tr>
+        <w:trPr>
+          <w:tblCellSpacing w:w="15" w:type="dxa"/>
+        </w:trPr>
+        <w:tc>
+          <w:tcPr>
+            <w:tcW w:w="0" w:type="auto"/>
+            <w:vAlign w:val="center"/>
+            <w:hideMark/>
+          </w:tcPr>
+          <w:p>
+            <w:pPr>
+              <w:spacing w:after="160" w:line="259" w:lineRule="auto"/>
+            </w:pPr>
+            <w:proofErr w:type="spellStart"/>
+            <w:r>
+              <w:rPr>
+                <w:b/>
+                <w:bCs/>
+              </w:rPr>
+              <w:t>n_estimators</w:t>
+            </w:r>
+            <w:proofErr w:type="spellEnd"/>
+          </w:p>
+        </w:tc>
+        <w:tc>
+          <w:tcPr>
+            <w:tcW w:w="0" w:type="auto"/>
+            <w:vAlign w:val="center"/>
+            <w:hideMark/>
+          </w:tcPr>
+          <w:p>
+            <w:pPr>
+              <w:spacing w:after="160" w:line="259" w:lineRule="auto"/>
+            </w:pPr>
+            <w:r>
+              <w:t>Number of boosting trees.</w:t>
+            </w:r>
+          </w:p>
+        </w:tc>
+      </w:tr>
+      <w:tr>
+        <w:trPr>
+          <w:tblCellSpacing w:w="15" w:type="dxa"/>
+        </w:trPr>
+        <w:tc>
+          <w:tcPr>
+            <w:tcW w:w="0" w:type="auto"/>
+            <w:vAlign w:val="center"/>
+            <w:hideMark/>
+          </w:tcPr>
+          <w:p>
+            <w:pPr>
+              <w:spacing w:after="160" w:line="259" w:lineRule="auto"/>
+            </w:pPr>
+            <w:proofErr w:type="spellStart"/>
+            <w:r>
+              <w:rPr>
+                <w:b/>
+                <w:bCs/>
+              </w:rPr>
+              <w:t>learning_rate</w:t>
+            </w:r>
+            <w:proofErr w:type="spellEnd"/>
+          </w:p>
+        </w:tc>
+        <w:tc>
+          <w:tcPr>
+            <w:tcW w:w="0" w:type="auto"/>
+            <w:vAlign w:val="center"/>
+            <w:hideMark/>
+          </w:tcPr>
+          <w:p>
+            <w:pPr>
+              <w:spacing w:after="160" w:line="259" w:lineRule="auto"/>
+            </w:pPr>
+            <w:r>
+              <w:t>Controls the contribution of each new tree.</w:t>
+            </w:r>
+          </w:p>
+        </w:tc>
+      </w:tr>
+      <w:tr>
+        <w:trPr>
+          <w:tblCellSpacing w:w="15" w:type="dxa"/>
+        </w:trPr>
+        <w:tc>
+          <w:tcPr>
+            <w:tcW w:w="0" w:type="auto"/>
+            <w:vAlign w:val="center"/>
+            <w:hideMark/>
+          </w:tcPr>
+          <w:p>
+            <w:pPr>
+              <w:spacing w:after="160" w:line="259" w:lineRule="auto"/>
+            </w:pPr>
+            <w:proofErr w:type="spellStart"/>
+            <w:r>
+              <w:rPr>
+                <w:b/>
+                <w:bCs/>
+              </w:rPr>
+              <w:t>max_depth</w:t>
+            </w:r>
+            <w:proofErr w:type="spellEnd"/>
+          </w:p>
+        </w:tc>
+        <w:tc>
+          <w:tcPr>
+            <w:tcW w:w="0" w:type="auto"/>
+            <w:vAlign w:val="center"/>
+            <w:hideMark/>
+          </w:tcPr>
+          <w:p>
+            <w:pPr>
+              <w:spacing w:after="160" w:line="259" w:lineRule="auto"/>
+            </w:pPr>
+            <w:r>
+              <w:t>Maximum depth of each tree.</w:t>
+            </w:r>
+          </w:p>
+        </w:tc>
+      </w:tr>
+      <w:tr>
+        <w:trPr>
+          <w:tblCellSpacing w:w="15" w:type="dxa"/>
+        </w:trPr>
+        <w:tc>
+          <w:tcPr>
+            <w:tcW w:w="0" w:type="auto"/>
+            <w:vAlign w:val="center"/>
+            <w:hideMark/>
+          </w:tcPr>
+          <w:p>
+            <w:pPr>
+              <w:spacing w:after="160" w:line="259" w:lineRule="auto"/>
+            </w:pPr>
+            <w:proofErr w:type="spellStart"/>
+            <w:r>
+              <w:rPr>
+                <w:b/>
+                <w:bCs/>
+              </w:rPr>
+              <w:t>min_child_weight</w:t>
+            </w:r>
+            <w:proofErr w:type="spellEnd"/>
+          </w:p>
+        </w:tc>
+        <w:tc>
+          <w:tcPr>
+            <w:tcW w:w="0" w:type="auto"/>
+            <w:vAlign w:val="center"/>
+            <w:hideMark/>
+          </w:tcPr>
+          <w:p>
+            <w:pPr>
+              <w:spacing w:after="160" w:line="259" w:lineRule="auto"/>
+            </w:pPr>
+            <w:r>
+              <w:t>Minimum weight required in a child node.</w:t>
+            </w:r>
+          </w:p>
+        </w:tc>
+      </w:tr>
+      <w:tr>
+        <w:trPr>
+          <w:tblCellSpacing w:w="15" w:type="dxa"/>
+        </w:trPr>
+        <w:tc>
+          <w:tcPr>
+            <w:tcW w:w="0" w:type="auto"/>
+            <w:vAlign w:val="center"/>
+            <w:hideMark/>
+          </w:tcPr>
+          <w:p>
+            <w:pPr>
+              <w:spacing w:after="160" w:line="259" w:lineRule="auto"/>
+            </w:pPr>
+            <w:r>
+              <w:rPr>
+                <w:b/>
+                <w:bCs/>
+              </w:rPr>
+              <w:t>subsample</w:t>
+            </w:r>
+          </w:p>
+        </w:tc>
+        <w:tc>
+          <w:tcPr>
+            <w:tcW w:w="0" w:type="auto"/>
+            <w:vAlign w:val="center"/>
+            <w:hideMark/>
+          </w:tcPr>
+          <w:p>
+            <w:pPr>
+              <w:spacing w:after="160" w:line="259" w:lineRule="auto"/>
+            </w:pPr>
+            <w:r>
+              <w:t>Fraction of training samples used for each tree.</w:t>
+            </w:r>
+          </w:p>
+        </w:tc>
+      </w:tr>
+      <w:tr>
+        <w:trPr>
+          <w:tblCellSpacing w:w="15" w:type="dxa"/>
+        </w:trPr>
+        <w:tc>
+          <w:tcPr>
+            <w:tcW w:w="0" w:type="auto"/>
+            <w:vAlign w:val="center"/>
+            <w:hideMark/>
+          </w:tcPr>
+          <w:p>
+            <w:pPr>
+              <w:spacing w:after="160" w:line="259" w:lineRule="auto"/>
+            </w:pPr>
+            <w:proofErr w:type="spellStart"/>
+            <w:r>
+              <w:rPr>
+                <w:b/>
+                <w:bCs/>
+              </w:rPr>
+              <w:t>colsample_bytree</w:t>
+            </w:r>
+            <w:proofErr w:type="spellEnd"/>
+          </w:p>
+        </w:tc>
+        <w:tc>
+          <w:tcPr>
+            <w:tcW w:w="0" w:type="auto"/>
+            <w:vAlign w:val="center"/>
+            <w:hideMark/>
+          </w:tcPr>
+          <w:p>
+            <w:pPr>
+              <w:spacing w:after="160" w:line="259" w:lineRule="auto"/>
+            </w:pPr>
+            <w:r>
+              <w:t>Fraction of features sampled for each tree.</w:t>
+            </w:r>
+          </w:p>
+        </w:tc>
+      </w:tr>
+      <w:tr>
+        <w:trPr>
+          <w:tblCellSpacing w:w="15" w:type="dxa"/>
+        </w:trPr>
+        <w:tc>
+          <w:tcPr>
+            <w:tcW w:w="0" w:type="auto"/>
+            <w:vAlign w:val="center"/>
+            <w:hideMark/>
+          </w:tcPr>
+          <w:p>
+            <w:pPr>
+              <w:spacing w:after="160" w:line="259" w:lineRule="auto"/>
+            </w:pPr>
+            <w:proofErr w:type="spellStart"/>
+            <w:r>
+              <w:rPr>
+                <w:b/>
+                <w:bCs/>
+              </w:rPr>
+              <w:t>reg_alpha</w:t>
+            </w:r>
+            <w:proofErr w:type="spellEnd"/>
+          </w:p>
+        </w:tc>
+        <w:tc>
+          <w:tcPr>
+            <w:tcW w:w="0" w:type="auto"/>
+            <w:vAlign w:val="center"/>
+            <w:hideMark/>
+          </w:tcPr>
+          <w:p>
+            <w:pPr>
+              <w:spacing w:after="160" w:line="259" w:lineRule="auto"/>
+            </w:pPr>
+            <w:r>
+              <w:t>L1 regularization parameter.</w:t>
+            </w:r>
+          </w:p>
+        </w:tc>
+      </w:tr>
+      <w:tr>
+        <w:trPr>
+          <w:tblCellSpacing w:w="15" w:type="dxa"/>
+        </w:trPr>
+        <w:tc>
+          <w:tcPr>
+            <w:tcW w:w="0" w:type="auto"/>
+            <w:vAlign w:val="center"/>
+            <w:hideMark/>
+          </w:tcPr>
+          <w:p>
+            <w:pPr>
+              <w:spacing w:after="160" w:line="259" w:lineRule="auto"/>
+            </w:pPr>
+            <w:proofErr w:type="spellStart"/>
+            <w:r>
+              <w:rPr>
+                <w:b/>
+                <w:bCs/>
+              </w:rPr>
+              <w:t>reg_lambda</w:t>
+            </w:r>
+            <w:proofErr w:type="spellEnd"/>
+          </w:p>
+        </w:tc>
+        <w:tc>
+          <w:tcPr>
+            <w:tcW w:w="0" w:type="auto"/>
+            <w:vAlign w:val="center"/>
+            <w:hideMark/>
+          </w:tcPr>
+          <w:p>
+            <w:pPr>
+              <w:spacing w:after="160" w:line="259" w:lineRule="auto"/>
+            </w:pPr>
+            <w:r>
+              <w:t>L2 regularization parameter.</w:t>
+            </w:r>
+          </w:p>
+        </w:tc>
+      </w:tr>
+      <w:tr>
+        <w:trPr>
+          <w:tblCellSpacing w:w="15" w:type="dxa"/>
+        </w:trPr>
+        <w:tc>
+          <w:tcPr>
+            <w:tcW w:w="0" w:type="auto"/>
+            <w:vAlign w:val="center"/>
+            <w:hideMark/>
+          </w:tcPr>
+          <w:p>
+            <w:pPr>
+              <w:spacing w:after="160" w:line="259" w:lineRule="auto"/>
+            </w:pPr>
+            <w:proofErr w:type="spellStart"/>
+            <w:r>
+              <w:rPr>
+                <w:b/>
+                <w:bCs/>
+              </w:rPr>
+              <w:t>scale_pos_weight</w:t>
+            </w:r>
+            <w:proofErr w:type="spellEnd"/>
+          </w:p>
+        </w:tc>
+        <w:tc>
+          <w:tcPr>
+            <w:tcW w:w="0" w:type="auto"/>
+            <w:vAlign w:val="center"/>
+            <w:hideMark/>
+          </w:tcPr>
+          <w:p>
+            <w:pPr>
+              <w:spacing w:after="160" w:line="259" w:lineRule="auto"/>
+            </w:pPr>
+            <w:r>
+              <w:t>Balances the minority and majority classes.</w:t>
+            </w:r>
+          </w:p>
+        </w:tc>
+      </w:tr>
+      <w:tr>
+        <w:trPr>
+          <w:tblCellSpacing w:w="15" w:type="dxa"/>
+        </w:trPr>
+        <w:tc>
+          <w:tcPr>
+            <w:tcW w:w="0" w:type="auto"/>
+            <w:vAlign w:val="center"/>
+            <w:hideMark/>
+          </w:tcPr>
+          <w:p>
+            <w:pPr>
+              <w:spacing w:after="160" w:line="259" w:lineRule="auto"/>
+            </w:pPr>
+            <w:proofErr w:type="spellStart"/>
+            <w:r>
+              <w:rPr>
+                <w:b/>
+                <w:bCs/>
+              </w:rPr>
+              <w:t>tree_method</w:t>
+            </w:r>
+            <w:proofErr w:type="spellEnd"/>
+          </w:p>
+        </w:tc>
+        <w:tc>
+          <w:tcPr>
+            <w:tcW w:w="0" w:type="auto"/>
+            <w:vAlign w:val="center"/>
+            <w:hideMark/>
+          </w:tcPr>
+          <w:p>
+            <w:pPr>
+              <w:spacing w:after="160" w:line="259" w:lineRule="auto"/>
+            </w:pPr>
+            <w:r>
+              <w:t>Tree construction algorithm (e.g., histogram-based).</w:t>
+            </w:r>
+          </w:p>
+        </w:tc>
+      </w:tr>
+    </w:tbl>
+    <w:p>
+      <w:pPr>
+        <w:spacing w:after="160" w:line="259" w:lineRule="auto"/>
+      </w:pPr>
+    </w:p>
+    <w:p>
+      <w:pPr>
+        <w:spacing w:after="160" w:line="259" w:lineRule="auto"/>
+        <w:rPr>
+          <w:b/>
+          <w:bCs/>
+        </w:rPr>
+      </w:pPr>
+      <w:r>
+        <w:rPr>
+          <w:b/>
+          <w:bCs/>
+        </w:rPr>
+        <w:t>4. Light Gradient Boosting Machine (</w:t>
+      </w:r>
+      <w:proofErr w:type="spellStart"/>
+      <w:r>
+        <w:rPr>
+          <w:b/>
+          <w:bCs/>
+        </w:rPr>
+        <w:t>LightGBM</w:t>
+      </w:r>
+      <w:proofErr w:type="spellEnd"/>
+      <w:r>
+        <w:rPr>
+          <w:b/>
+          <w:bCs/>
+        </w:rPr>
+        <w:t>)</w:t>
+      </w:r>
+    </w:p>
+    <w:tbl>
+      <w:tblPr>
+        <w:tblW w:w="0" w:type="auto"/>
+        <w:tblCellSpacing w:w="15" w:type="dxa"/>
+        <w:tblCellMar>
+          <w:top w:w="15" w:type="dxa"/>
+          <w:left w:w="15" w:type="dxa"/>
+          <w:bottom w:w="15" w:type="dxa"/>
+          <w:right w:w="15" w:type="dxa"/>
+        </w:tblCellMar>
+        <w:tblLook w:val="04A0" w:firstRow="1" w:lastRow="0" w:firstColumn="1" w:lastColumn="0" w:noHBand="0" w:noVBand="1"/>
+      </w:tblPr>
+      <w:tblGrid>
+        <w:gridCol w:w="2105"/>
+        <w:gridCol w:w="4673"/>
+      </w:tblGrid>
+      <w:tr>
+        <w:trPr>
+          <w:tblHeader/>
+          <w:tblCellSpacing w:w="15" w:type="dxa"/>
+        </w:trPr>
+        <w:tc>
+          <w:tcPr>
+            <w:tcW w:w="0" w:type="auto"/>
+            <w:vAlign w:val="center"/>
+            <w:hideMark/>
+          </w:tcPr>
+          <w:p>
+            <w:pPr>
+              <w:spacing w:after="160" w:line="259" w:lineRule="auto"/>
+              <w:rPr>
+                <w:b/>
+                <w:bCs/>
+              </w:rPr>
+            </w:pPr>
+            <w:r>
+              <w:rPr>
+                <w:b/>
+                <w:bCs/>
+              </w:rPr>
+              <w:t>Hyperparameter</w:t>
+            </w:r>
+          </w:p>
+        </w:tc>
+        <w:tc>
+          <w:tcPr>
+            <w:tcW w:w="0" w:type="auto"/>
+            <w:vAlign w:val="center"/>
+            <w:hideMark/>
+          </w:tcPr>
+          <w:p>
+            <w:pPr>
+              <w:spacing w:after="160" w:line="259" w:lineRule="auto"/>
+              <w:rPr>
+                <w:b/>
+                <w:bCs/>
+              </w:rPr>
+            </w:pPr>
+            <w:r>
+              <w:rPr>
+                <w:b/>
+                <w:bCs/>
+              </w:rPr>
+              <w:t>Purpose</w:t>
+            </w:r>
+          </w:p>
+        </w:tc>
+      </w:tr>
+      <w:tr>
+        <w:trPr>
+          <w:tblCellSpacing w:w="15" w:type="dxa"/>
+        </w:trPr>
+        <w:tc>
+          <w:tcPr>
+            <w:tcW w:w="0" w:type="auto"/>
+            <w:vAlign w:val="center"/>
+            <w:hideMark/>
+          </w:tcPr>
+          <w:p>
+            <w:pPr>
+              <w:spacing w:after="160" w:line="259" w:lineRule="auto"/>
+            </w:pPr>
+            <w:proofErr w:type="spellStart"/>
+            <w:r>
+              <w:rPr>
+                <w:b/>
+                <w:bCs/>
+              </w:rPr>
+              <w:t>num_leaves</w:t>
+            </w:r>
+            <w:proofErr w:type="spellEnd"/>
+          </w:p>
+        </w:tc>
+        <w:tc>
+          <w:tcPr>
+            <w:tcW w:w="0" w:type="auto"/>
+            <w:vAlign w:val="center"/>
+            <w:hideMark/>
+          </w:tcPr>
+          <w:p>
+            <w:pPr>
+              <w:spacing w:after="160" w:line="259" w:lineRule="auto"/>
+            </w:pPr>
+            <w:r>
+              <w:t>Maximum number of leaves per tree.</w:t>
+            </w:r>
+          </w:p>
+        </w:tc>
+      </w:tr>
+      <w:tr>
+        <w:trPr>
+          <w:tblCellSpacing w:w="15" w:type="dxa"/>
+        </w:trPr>
+        <w:tc>
+          <w:tcPr>
+            <w:tcW w:w="0" w:type="auto"/>
+            <w:vAlign w:val="center"/>
+            <w:hideMark/>
+          </w:tcPr>
+          <w:p>
+            <w:pPr>
+              <w:spacing w:after="160" w:line="259" w:lineRule="auto"/>
+            </w:pPr>
+            <w:proofErr w:type="spellStart"/>
+            <w:r>
+              <w:rPr>
+                <w:b/>
+                <w:bCs/>
+              </w:rPr>
+              <w:t>max_depth</w:t>
+            </w:r>
+            <w:proofErr w:type="spellEnd"/>
+          </w:p>
+        </w:tc>
+        <w:tc>
+          <w:tcPr>
+            <w:tcW w:w="0" w:type="auto"/>
+            <w:vAlign w:val="center"/>
+            <w:hideMark/>
+          </w:tcPr>
+          <w:p>
+            <w:pPr>
+              <w:spacing w:after="160" w:line="259" w:lineRule="auto"/>
+            </w:pPr>
+            <w:r>
+              <w:t>Limits tree depth to control complexity.</w:t>
+            </w:r>
+          </w:p>
+        </w:tc>
+      </w:tr>
+      <w:tr>
+        <w:trPr>
+          <w:tblCellSpacing w:w="15" w:type="dxa"/>
+        </w:trPr>
+        <w:tc>
+          <w:tcPr>
+            <w:tcW w:w="0" w:type="auto"/>
+            <w:vAlign w:val="center"/>
+            <w:hideMark/>
+          </w:tcPr>
+          <w:p>
+            <w:pPr>
+              <w:spacing w:after="160" w:line="259" w:lineRule="auto"/>
+            </w:pPr>
+            <w:proofErr w:type="spellStart"/>
+            <w:r>
+              <w:rPr>
+                <w:b/>
+                <w:bCs/>
+              </w:rPr>
+              <w:t>learning_rate</w:t>
+            </w:r>
+            <w:proofErr w:type="spellEnd"/>
+          </w:p>
+        </w:tc>
+        <w:tc>
+          <w:tcPr>
+            <w:tcW w:w="0" w:type="auto"/>
+            <w:vAlign w:val="center"/>
+            <w:hideMark/>
+          </w:tcPr>
+          <w:p>
+            <w:pPr>
+              <w:spacing w:after="160" w:line="259" w:lineRule="auto"/>
+            </w:pPr>
+            <w:r>
+              <w:t>Controls learning speed during boosting.</w:t>
+            </w:r>
+          </w:p>
+        </w:tc>
+      </w:tr>
+      <w:tr>
+        <w:trPr>
+          <w:tblCellSpacing w:w="15" w:type="dxa"/>
+        </w:trPr>
+        <w:tc>
+          <w:tcPr>
+            <w:tcW w:w="0" w:type="auto"/>
+            <w:vAlign w:val="center"/>
+            <w:hideMark/>
+          </w:tcPr>
+          <w:p>
+            <w:pPr>
+              <w:spacing w:after="160" w:line="259" w:lineRule="auto"/>
+            </w:pPr>
+            <w:proofErr w:type="spellStart"/>
+            <w:r>
+              <w:rPr>
+                <w:b/>
+                <w:bCs/>
+              </w:rPr>
+              <w:t>n_estimators</w:t>
+            </w:r>
+            <w:proofErr w:type="spellEnd"/>
+          </w:p>
+        </w:tc>
+        <w:tc>
+          <w:tcPr>
+            <w:tcW w:w="0" w:type="auto"/>
+            <w:vAlign w:val="center"/>
+            <w:hideMark/>
+          </w:tcPr>
+          <w:p>
+            <w:pPr>
+              <w:spacing w:after="160" w:line="259" w:lineRule="auto"/>
+            </w:pPr>
+            <w:r>
+              <w:t>Number of boosting iterations.</w:t>
+            </w:r>
+          </w:p>
+        </w:tc>
+      </w:tr>
+      <w:tr>
+        <w:trPr>
+          <w:tblCellSpacing w:w="15" w:type="dxa"/>
+        </w:trPr>
+        <w:tc>
+          <w:tcPr>
+            <w:tcW w:w="0" w:type="auto"/>
+            <w:vAlign w:val="center"/>
+            <w:hideMark/>
+          </w:tcPr>
+          <w:p>
+            <w:pPr>
+              <w:spacing w:after="160" w:line="259" w:lineRule="auto"/>
+            </w:pPr>
+            <w:proofErr w:type="spellStart"/>
+            <w:r>
+              <w:rPr>
+                <w:b/>
+                <w:bCs/>
+              </w:rPr>
+              <w:t>min_child_samples</w:t>
+            </w:r>
+            <w:proofErr w:type="spellEnd"/>
+          </w:p>
+        </w:tc>
+        <w:tc>
+          <w:tcPr>
+            <w:tcW w:w="0" w:type="auto"/>
+            <w:vAlign w:val="center"/>
+            <w:hideMark/>
+          </w:tcPr>
+          <w:p>
+            <w:pPr>
+              <w:spacing w:after="160" w:line="259" w:lineRule="auto"/>
+            </w:pPr>
+            <w:r>
+              <w:t>Minimum samples required in a leaf node.</w:t>
+            </w:r>
+          </w:p>
+        </w:tc>
+      </w:tr>
+      <w:tr>
+        <w:trPr>
+          <w:tblCellSpacing w:w="15" w:type="dxa"/>
+        </w:trPr>
+        <w:tc>
+          <w:tcPr>
+            <w:tcW w:w="0" w:type="auto"/>
+            <w:vAlign w:val="center"/>
+            <w:hideMark/>
+          </w:tcPr>
+          <w:p>
+            <w:pPr>
+              <w:spacing w:after="160" w:line="259" w:lineRule="auto"/>
+            </w:pPr>
+            <w:r>
+              <w:rPr>
+                <w:b/>
+                <w:bCs/>
+              </w:rPr>
+              <w:t>subsample</w:t>
+            </w:r>
+          </w:p>
+        </w:tc>
+        <w:tc>
+          <w:tcPr>
+            <w:tcW w:w="0" w:type="auto"/>
+            <w:vAlign w:val="center"/>
+            <w:hideMark/>
+          </w:tcPr>
+          <w:p>
+            <w:pPr>
+              <w:spacing w:after="160" w:line="259" w:lineRule="auto"/>
+            </w:pPr>
+            <w:r>
+              <w:t>Fraction of training rows sampled for each tree.</w:t>
+            </w:r>
+          </w:p>
+        </w:tc>
+      </w:tr>
+      <w:tr>
+        <w:trPr>
+          <w:tblCellSpacing w:w="15" w:type="dxa"/>
+        </w:trPr>
+        <w:tc>
+          <w:tcPr>
+            <w:tcW w:w="0" w:type="auto"/>
+            <w:vAlign w:val="center"/>
+            <w:hideMark/>
+          </w:tcPr>
+          <w:p>
+            <w:pPr>
+              <w:spacing w:after="160" w:line="259" w:lineRule="auto"/>
+            </w:pPr>
+            <w:proofErr w:type="spellStart"/>
+            <w:r>
+              <w:rPr>
+                <w:b/>
+                <w:bCs/>
+              </w:rPr>
+              <w:t>colsample_bytree</w:t>
+            </w:r>
+            <w:proofErr w:type="spellEnd"/>
+          </w:p>
+        </w:tc>
+        <w:tc>
+          <w:tcPr>
+            <w:tcW w:w="0" w:type="auto"/>
+            <w:vAlign w:val="center"/>
+            <w:hideMark/>
+          </w:tcPr>
+          <w:p>
+            <w:pPr>
+              <w:spacing w:after="160" w:line="259" w:lineRule="auto"/>
+            </w:pPr>
+            <w:r>
+              <w:t>Fraction of features sampled for each tree.</w:t>
+            </w:r>
+          </w:p>
+        </w:tc>
+      </w:tr>
+      <w:tr>
+        <w:trPr>
+          <w:tblCellSpacing w:w="15" w:type="dxa"/>
+        </w:trPr>
+        <w:tc>
+          <w:tcPr>
+            <w:tcW w:w="0" w:type="auto"/>
+            <w:vAlign w:val="center"/>
+            <w:hideMark/>
+          </w:tcPr>
+          <w:p>
+            <w:pPr>
+              <w:spacing w:after="160" w:line="259" w:lineRule="auto"/>
+            </w:pPr>
+            <w:proofErr w:type="spellStart"/>
+            <w:r>
+              <w:rPr>
+                <w:b/>
+                <w:bCs/>
+              </w:rPr>
+              <w:t>reg_alpha</w:t>
+            </w:r>
+            <w:proofErr w:type="spellEnd"/>
+          </w:p>
+        </w:tc>
+        <w:tc>
+          <w:tcPr>
+            <w:tcW w:w="0" w:type="auto"/>
+            <w:vAlign w:val="center"/>
+            <w:hideMark/>
+          </w:tcPr>
+          <w:p>
+            <w:pPr>
+              <w:spacing w:after="160" w:line="259" w:lineRule="auto"/>
+            </w:pPr>
+            <w:r>
+              <w:t>L1 regularization term.</w:t>
+            </w:r>
+          </w:p>
+        </w:tc>
+      </w:tr>
+      <w:tr>
+        <w:trPr>
+          <w:tblCellSpacing w:w="15" w:type="dxa"/>
+        </w:trPr>
+        <w:tc>
+          <w:tcPr>
+            <w:tcW w:w="0" w:type="auto"/>
+            <w:vAlign w:val="center"/>
+            <w:hideMark/>
+          </w:tcPr>
+          <w:p>
+            <w:pPr>
+              <w:spacing w:after="160" w:line="259" w:lineRule="auto"/>
+            </w:pPr>
+            <w:proofErr w:type="spellStart"/>
+            <w:r>
+              <w:rPr>
+                <w:b/>
+                <w:bCs/>
+              </w:rPr>
+              <w:t>reg_lambda</w:t>
+            </w:r>
+            <w:proofErr w:type="spellEnd"/>
+          </w:p>
+        </w:tc>
+        <w:tc>
+          <w:tcPr>
+            <w:tcW w:w="0" w:type="auto"/>
+            <w:vAlign w:val="center"/>
+            <w:hideMark/>
+          </w:tcPr>
+          <w:p>
+            <w:pPr>
+              <w:spacing w:after="160" w:line="259" w:lineRule="auto"/>
+            </w:pPr>
+            <w:r>
+              <w:t>L2 regularization term.</w:t>
+            </w:r>
+          </w:p>
+        </w:tc>
+      </w:tr>
+      <w:tr>
+        <w:trPr>
+          <w:tblCellSpacing w:w="15" w:type="dxa"/>
+        </w:trPr>
+        <w:tc>
+          <w:tcPr>
+            <w:tcW w:w="0" w:type="auto"/>
+            <w:vAlign w:val="center"/>
+            <w:hideMark/>
+          </w:tcPr>
+          <w:p>
+            <w:pPr>
+              <w:spacing w:after="160" w:line="259" w:lineRule="auto"/>
+            </w:pPr>
+            <w:proofErr w:type="spellStart"/>
+            <w:r>
+              <w:rPr>
+                <w:b/>
+                <w:bCs/>
+              </w:rPr>
+              <w:t>is_unbalance</w:t>
+            </w:r>
+            <w:proofErr w:type="spellEnd"/>
+          </w:p>
+        </w:tc>
+        <w:tc>
+          <w:tcPr>
+            <w:tcW w:w="0" w:type="auto"/>
+            <w:vAlign w:val="center"/>
+            <w:hideMark/>
+          </w:tcPr>
+          <w:p>
+            <w:pPr>
+              <w:spacing w:after="160" w:line="259" w:lineRule="auto"/>
+            </w:pPr>
+            <w:r>
+              <w:t>Automatically balances class weights.</w:t>
+            </w:r>
+          </w:p>
+        </w:tc>
+      </w:tr>
+    </w:tbl>
+    <w:p>
+      <w:pPr>
+        <w:spacing w:after="160" w:line="259" w:lineRule="auto"/>
+      </w:pPr>
+    </w:p>
+    <w:p>
+      <w:pPr>
+        <w:spacing w:after="160" w:line="259" w:lineRule="auto"/>
+        <w:rPr>
+          <w:b/>
+          <w:bCs/>
+        </w:rPr>
+      </w:pPr>
+      <w:r>
+        <w:rPr>
+          <w:b/>
+          <w:bCs/>
+        </w:rPr>
+        <w:lastRenderedPageBreak/>
+        <w:t>5. Neural Network (NN)</w:t>
+      </w:r>
+    </w:p>
+    <w:tbl>
+      <w:tblPr>
+        <w:tblW w:w="0" w:type="auto"/>
+        <w:tblCellSpacing w:w="15" w:type="dxa"/>
+        <w:tblCellMar>
+          <w:top w:w="15" w:type="dxa"/>
+          <w:left w:w="15" w:type="dxa"/>
+          <w:bottom w:w="15" w:type="dxa"/>
+          <w:right w:w="15" w:type="dxa"/>
+        </w:tblCellMar>
+        <w:tblLook w:val="04A0" w:firstRow="1" w:lastRow="0" w:firstColumn="1" w:lastColumn="0" w:noHBand="0" w:noVBand="1"/>
+      </w:tblPr>
+      <w:tblGrid>
+        <w:gridCol w:w="2104"/>
+        <w:gridCol w:w="7022"/>
+      </w:tblGrid>
+      <w:tr>
+        <w:trPr>
+          <w:tblHeader/>
+          <w:tblCellSpacing w:w="15" w:type="dxa"/>
+        </w:trPr>
+        <w:tc>
+          <w:tcPr>
+            <w:tcW w:w="0" w:type="auto"/>
+            <w:vAlign w:val="center"/>
+            <w:hideMark/>
+          </w:tcPr>
+          <w:p>
+            <w:pPr>
+              <w:spacing w:after="160" w:line="259" w:lineRule="auto"/>
+              <w:rPr>
+                <w:b/>
+                <w:bCs/>
+              </w:rPr>
+            </w:pPr>
+            <w:r>
+              <w:rPr>
+                <w:b/>
+                <w:bCs/>
+              </w:rPr>
+              <w:t>Hyperparameter</w:t>
+            </w:r>
+          </w:p>
+        </w:tc>
+        <w:tc>
+          <w:tcPr>
+            <w:tcW w:w="0" w:type="auto"/>
+            <w:vAlign w:val="center"/>
+            <w:hideMark/>
+          </w:tcPr>
+          <w:p>
+            <w:pPr>
+              <w:spacing w:after="160" w:line="259" w:lineRule="auto"/>
+              <w:rPr>
+                <w:b/>
+                <w:bCs/>
+              </w:rPr>
+            </w:pPr>
+            <w:r>
+              <w:rPr>
+                <w:b/>
+                <w:bCs/>
+              </w:rPr>
+              <w:t>Purpose</w:t>
+            </w:r>
+          </w:p>
+        </w:tc>
+      </w:tr>
+      <w:tr>
+        <w:trPr>
+          <w:tblCellSpacing w:w="15" w:type="dxa"/>
+        </w:trPr>
+        <w:tc>
+          <w:tcPr>
+            <w:tcW w:w="0" w:type="auto"/>
+            <w:vAlign w:val="center"/>
+            <w:hideMark/>
+          </w:tcPr>
+          <w:p>
+            <w:pPr>
+              <w:spacing w:after="160" w:line="259" w:lineRule="auto"/>
+            </w:pPr>
+            <w:proofErr w:type="spellStart"/>
+            <w:r>
+              <w:rPr>
+                <w:b/>
+                <w:bCs/>
+              </w:rPr>
+              <w:t>lr</w:t>
+            </w:r>
+            <w:proofErr w:type="spellEnd"/>
+            <w:r>
+              <w:rPr>
+                <w:b/>
+                <w:bCs/>
+              </w:rPr>
+              <w:t xml:space="preserve"> (Learning Rate)</w:t>
+            </w:r>
+          </w:p>
+        </w:tc>
+        <w:tc>
+          <w:tcPr>
+            <w:tcW w:w="0" w:type="auto"/>
+            <w:vAlign w:val="center"/>
+            <w:hideMark/>
+          </w:tcPr>
+          <w:p>
+            <w:pPr>
+              <w:spacing w:after="160" w:line="259" w:lineRule="auto"/>
+            </w:pPr>
+            <w:r>
+              <w:t>Controls the step size during optimization.</w:t>
+            </w:r>
+          </w:p>
+        </w:tc>
+      </w:tr>
+      <w:tr>
+        <w:trPr>
+          <w:tblCellSpacing w:w="15" w:type="dxa"/>
+        </w:trPr>
+        <w:tc>
+          <w:tcPr>
+            <w:tcW w:w="0" w:type="auto"/>
+            <w:vAlign w:val="center"/>
+            <w:hideMark/>
+          </w:tcPr>
+          <w:p>
+            <w:pPr>
+              <w:spacing w:after="160" w:line="259" w:lineRule="auto"/>
+            </w:pPr>
+            <w:r>
+              <w:rPr>
+                <w:b/>
+                <w:bCs/>
+              </w:rPr>
+              <w:t>l2_reg</w:t>
+            </w:r>
+          </w:p>
+        </w:tc>
+        <w:tc>
+          <w:tcPr>
+            <w:tcW w:w="0" w:type="auto"/>
+            <w:vAlign w:val="center"/>
+            <w:hideMark/>
+          </w:tcPr>
+          <w:p>
+            <w:pPr>
+              <w:spacing w:after="160" w:line="259" w:lineRule="auto"/>
+            </w:pPr>
+            <w:r>
+              <w:t>Applies L2 regularization to reduce overfitting.</w:t>
+            </w:r>
+          </w:p>
+        </w:tc>
+      </w:tr>
+      <w:tr>
+        <w:trPr>
+          <w:tblCellSpacing w:w="15" w:type="dxa"/>
+        </w:trPr>
+        <w:tc>
+          <w:tcPr>
+            <w:tcW w:w="0" w:type="auto"/>
+            <w:vAlign w:val="center"/>
+            <w:hideMark/>
+          </w:tcPr>
+          <w:p>
+            <w:pPr>
+              <w:spacing w:after="160" w:line="259" w:lineRule="auto"/>
+            </w:pPr>
+            <w:r>
+              <w:rPr>
+                <w:b/>
+                <w:bCs/>
+              </w:rPr>
+              <w:t>dropout1, dropout2</w:t>
+            </w:r>
+          </w:p>
+        </w:tc>
+        <w:tc>
+          <w:tcPr>
+            <w:tcW w:w="0" w:type="auto"/>
+            <w:vAlign w:val="center"/>
+            <w:hideMark/>
+          </w:tcPr>
+          <w:p>
+            <w:pPr>
+              <w:spacing w:after="160" w:line="259" w:lineRule="auto"/>
+            </w:pPr>
+            <w:r>
+              <w:t>Randomly deactivate neurons during training to improve generalization.</w:t>
+            </w:r>
+          </w:p>
+        </w:tc>
+      </w:tr>
+      <w:tr>
+        <w:trPr>
+          <w:tblCellSpacing w:w="15" w:type="dxa"/>
+        </w:trPr>
+        <w:tc>
+          <w:tcPr>
+            <w:tcW w:w="0" w:type="auto"/>
+            <w:vAlign w:val="center"/>
+            <w:hideMark/>
+          </w:tcPr>
+          <w:p>
+            <w:pPr>
+              <w:spacing w:after="160" w:line="259" w:lineRule="auto"/>
+            </w:pPr>
+            <w:proofErr w:type="spellStart"/>
+            <w:r>
+              <w:rPr>
+                <w:b/>
+                <w:bCs/>
+              </w:rPr>
+              <w:t>batch_size</w:t>
+            </w:r>
+            <w:proofErr w:type="spellEnd"/>
+          </w:p>
+        </w:tc>
+        <w:tc>
+          <w:tcPr>
+            <w:tcW w:w="0" w:type="auto"/>
+            <w:vAlign w:val="center"/>
+            <w:hideMark/>
+          </w:tcPr>
+          <w:p>
+            <w:pPr>
+              <w:spacing w:after="160" w:line="259" w:lineRule="auto"/>
+            </w:pPr>
+            <w:r>
+              <w:t>Number of samples processed before updating weights.</w:t>
+            </w:r>
+          </w:p>
+        </w:tc>
+      </w:tr>
+      <w:tr>
+        <w:trPr>
+          <w:tblCellSpacing w:w="15" w:type="dxa"/>
+        </w:trPr>
+        <w:tc>
+          <w:tcPr>
+            <w:tcW w:w="0" w:type="auto"/>
+            <w:vAlign w:val="center"/>
+            <w:hideMark/>
+          </w:tcPr>
+          <w:p>
+            <w:pPr>
+              <w:spacing w:after="160" w:line="259" w:lineRule="auto"/>
+            </w:pPr>
+            <w:r>
+              <w:rPr>
+                <w:b/>
+                <w:bCs/>
+              </w:rPr>
+              <w:t>epochs</w:t>
+            </w:r>
+          </w:p>
+        </w:tc>
+        <w:tc>
+          <w:tcPr>
+            <w:tcW w:w="0" w:type="auto"/>
+            <w:vAlign w:val="center"/>
+            <w:hideMark/>
+          </w:tcPr>
+          <w:p>
+            <w:pPr>
+              <w:spacing w:after="160" w:line="259" w:lineRule="auto"/>
+            </w:pPr>
+            <w:r>
+              <w:t>Number of complete passes through the training dataset.</w:t>
+            </w:r>
+          </w:p>
+        </w:tc>
+      </w:tr>
+      <w:tr>
+        <w:trPr>
+          <w:tblCellSpacing w:w="15" w:type="dxa"/>
+        </w:trPr>
+        <w:tc>
+          <w:tcPr>
+            <w:tcW w:w="0" w:type="auto"/>
+            <w:vAlign w:val="center"/>
+            <w:hideMark/>
+          </w:tcPr>
+          <w:p>
+            <w:pPr>
+              <w:spacing w:after="160" w:line="259" w:lineRule="auto"/>
+            </w:pPr>
+            <w:proofErr w:type="spellStart"/>
+            <w:r>
+              <w:rPr>
+                <w:b/>
+                <w:bCs/>
+              </w:rPr>
+              <w:t>EarlyStopping</w:t>
+            </w:r>
+            <w:proofErr w:type="spellEnd"/>
+          </w:p>
+        </w:tc>
+        <w:tc>
+          <w:tcPr>
+            <w:tcW w:w="0" w:type="auto"/>
+            <w:vAlign w:val="center"/>
+            <w:hideMark/>
+          </w:tcPr>
+          <w:p>
+            <w:pPr>
+              <w:spacing w:after="160" w:line="259" w:lineRule="auto"/>
+            </w:pPr>
+            <w:r>
+              <w:t>Stops training when validation performance stops improving.</w:t>
+            </w:r>
+          </w:p>
+        </w:tc>
+      </w:tr>
+      <w:tr>
+        <w:trPr>
+          <w:tblCellSpacing w:w="15" w:type="dxa"/>
+        </w:trPr>
+        <w:tc>
+          <w:tcPr>
+            <w:tcW w:w="0" w:type="auto"/>
+            <w:vAlign w:val="center"/>
+            <w:hideMark/>
+          </w:tcPr>
+          <w:p>
+            <w:pPr>
+              <w:spacing w:after="160" w:line="259" w:lineRule="auto"/>
+            </w:pPr>
+            <w:proofErr w:type="spellStart"/>
+            <w:r>
+              <w:rPr>
+                <w:b/>
+                <w:bCs/>
+              </w:rPr>
+              <w:t>class_weight</w:t>
+            </w:r>
+            <w:proofErr w:type="spellEnd"/>
+          </w:p>
+        </w:tc>
+        <w:tc>
+          <w:tcPr>
+            <w:tcW w:w="0" w:type="auto"/>
+            <w:vAlign w:val="center"/>
+            <w:hideMark/>
+          </w:tcPr>
+          <w:p>
+            <w:pPr>
+              <w:spacing w:after="160" w:line="259" w:lineRule="auto"/>
+            </w:pPr>
+            <w:r>
+              <w:t>Assigns greater importance to the minority class during training.</w:t>
+            </w:r>
+          </w:p>
+        </w:tc>
+      </w:tr>
+    </w:tbl>
+    <w:p>
+      <w:pPr>
+        <w:spacing w:after="160" w:line="259" w:lineRule="auto"/>
+      </w:pPr>
+    </w:p>
+    <w:p>
+      <w:pPr>
+        <w:pStyle w:val="Heading2"/>
+      </w:pPr>
       <w:r>
         <w:t>2.7 Model Evaluation</w:t>
       </w:r>
-      <w:bookmarkEnd w:id="41"/>
-      <w:bookmarkEnd w:id="42"/>
+      <w:bookmarkEnd w:id="33"/>
+      <w:bookmarkEnd w:id="34"/>
     </w:p>
     <w:p>
       <w:pPr>
@@ -6042,7 +7874,6 @@
                 <w:sz w:val="19"/>
                 <w:szCs w:val="19"/>
               </w:rPr>
-              <w:lastRenderedPageBreak/>
               <w:t>Metric</w:t>
             </w:r>
           </w:p>
@@ -6482,25 +8313,33 @@
           <w:bottom w:val="single" w:sz="6" w:space="1" w:color="1F3864"/>
         </w:pBdr>
       </w:pPr>
-      <w:bookmarkStart w:id="43" w:name="_Toc230711093"/>
-      <w:bookmarkStart w:id="44" w:name="_Toc230856936"/>
+      <w:bookmarkStart w:id="35" w:name="_Toc230711093"/>
+      <w:bookmarkStart w:id="36" w:name="_Toc230856936"/>
+    </w:p>
+    <w:p>
+      <w:pPr>
+        <w:pStyle w:val="Heading1"/>
+        <w:pBdr>
+          <w:bottom w:val="single" w:sz="6" w:space="1" w:color="1F3864"/>
+        </w:pBdr>
+      </w:pPr>
       <w:r>
         <w:t>3.0 Results</w:t>
       </w:r>
-      <w:bookmarkEnd w:id="43"/>
-      <w:bookmarkEnd w:id="44"/>
+      <w:bookmarkEnd w:id="35"/>
+      <w:bookmarkEnd w:id="36"/>
     </w:p>
     <w:p>
       <w:pPr>
         <w:pStyle w:val="Heading2"/>
       </w:pPr>
-      <w:bookmarkStart w:id="45" w:name="_Toc230711094"/>
-      <w:bookmarkStart w:id="46" w:name="_Toc230856937"/>
+      <w:bookmarkStart w:id="37" w:name="_Toc230711094"/>
+      <w:bookmarkStart w:id="38" w:name="_Toc230856937"/>
       <w:r>
         <w:t>3.1 Final Model Performance Summary</w:t>
       </w:r>
-      <w:bookmarkEnd w:id="45"/>
-      <w:bookmarkEnd w:id="46"/>
+      <w:bookmarkEnd w:id="37"/>
+      <w:bookmarkEnd w:id="38"/>
     </w:p>
     <w:p>
       <w:pPr>
@@ -6581,6 +8420,7 @@
                 <w:sz w:val="19"/>
                 <w:szCs w:val="19"/>
               </w:rPr>
+              <w:lastRenderedPageBreak/>
               <w:t>Model</w:t>
             </w:r>
           </w:p>
@@ -7866,12 +9706,11 @@
         <w:rPr>
           <w:noProof/>
         </w:rPr>
-        <w:lastRenderedPageBreak/>
         <w:drawing>
-          <wp:inline distT="0" distB="0" distL="0" distR="0" wp14:anchorId="298193F5" wp14:editId="6B15E2E6">
-            <wp:extent cx="5715000" cy="3038475"/>
+          <wp:inline distT="0" distB="0" distL="0" distR="0" wp14:anchorId="45FBEBB6" wp14:editId="5EE898D3">
+            <wp:extent cx="5943600" cy="1607185"/>
             <wp:effectExtent l="0" t="0" r="0" b="0"/>
-            <wp:docPr id="1613551163" name="Picture 1613551163"/>
+            <wp:docPr id="1171117127" name="Picture 2"/>
             <wp:cNvGraphicFramePr>
               <a:graphicFrameLocks xmlns:a="http://schemas.openxmlformats.org/drawingml/2006/main" noChangeAspect="1"/>
             </wp:cNvGraphicFramePr>
@@ -7879,22 +9718,25 @@
               <a:graphicData uri="http://schemas.openxmlformats.org/drawingml/2006/picture">
                 <pic:pic xmlns:pic="http://schemas.openxmlformats.org/drawingml/2006/picture">
                   <pic:nvPicPr>
-                    <pic:cNvPr id="0" name=""/>
-                    <pic:cNvPicPr>
-                      <a:picLocks noChangeAspect="1" noChangeArrowheads="1"/>
-                    </pic:cNvPicPr>
+                    <pic:cNvPr id="1171117127" name="Picture 1171117127"/>
+                    <pic:cNvPicPr/>
                   </pic:nvPicPr>
                   <pic:blipFill>
-                    <a:blip r:embed="rId18"/>
-                    <a:srcRect/>
+                    <a:blip r:embed="rId19">
+                      <a:extLst>
+                        <a:ext uri="{28A0092B-C50C-407E-A947-70E740481C1C}">
+                          <a14:useLocalDpi xmlns:a14="http://schemas.microsoft.com/office/drawing/2010/main" val="0"/>
+                        </a:ext>
+                      </a:extLst>
+                    </a:blip>
                     <a:stretch>
                       <a:fillRect/>
                     </a:stretch>
                   </pic:blipFill>
-                  <pic:spPr bwMode="auto">
+                  <pic:spPr>
                     <a:xfrm>
                       <a:off x="0" y="0"/>
-                      <a:ext cx="5715000" cy="3038475"/>
+                      <a:ext cx="5943600" cy="1607185"/>
                     </a:xfrm>
                     <a:prstGeom prst="rect">
                       <a:avLst/>
@@ -7925,38 +9767,9 @@
     </w:p>
     <w:p>
       <w:pPr>
-        <w:spacing w:before="60" w:after="60"/>
-      </w:pPr>
-    </w:p>
-    <w:p>
-      <w:pPr>
         <w:spacing w:before="80" w:after="80"/>
         <w:jc w:val="both"/>
       </w:pPr>
-      <w:r>
-        <w:t>Random Forest (Tuned) achieved the highest F1-Macro score of 0.6392, making it the recommended model. It represents a +0.2009 improvement in F1-Macro over the majority-class dummy baseline (0.4383), confirming meaningful predictive value. However, the gradient boosting models (</w:t>
-      </w:r>
-      <w:proofErr w:type="spellStart"/>
-      <w:r>
-        <w:t>XGBoost</w:t>
-      </w:r>
-      <w:proofErr w:type="spellEnd"/>
-      <w:r>
-        <w:t xml:space="preserve"> and </w:t>
-      </w:r>
-      <w:proofErr w:type="spellStart"/>
-      <w:r>
-        <w:t>LightGBM</w:t>
-      </w:r>
-      <w:proofErr w:type="spellEnd"/>
-      <w:r>
-        <w:t>) outperformed Random Forest on PR-AUC and AUC-ROC, suggesting they may be preferable in contexts where ranking borrowers by probability of default is more important than a balanced classification threshold.</w:t>
-      </w:r>
-    </w:p>
-    <w:p>
-      <w:pPr>
-        <w:spacing w:before="60" w:after="60"/>
-      </w:pPr>
     </w:p>
     <w:p>
       <w:pPr>
@@ -7964,7 +9777,1054 @@
         <w:jc w:val="both"/>
       </w:pPr>
       <w:r>
+        <w:rPr>
+          <w:b/>
+          <w:bCs/>
+        </w:rPr>
+        <w:t>Model Evaluation and Final Recommendation</w:t>
+      </w:r>
+    </w:p>
+    <w:p>
+      <w:pPr>
+        <w:spacing w:before="80" w:after="80"/>
+        <w:jc w:val="both"/>
+      </w:pPr>
+      <w:proofErr w:type="spellStart"/>
+      <w:r>
+        <w:t>XGBoost</w:t>
+      </w:r>
+      <w:proofErr w:type="spellEnd"/>
+      <w:r>
+        <w:t xml:space="preserve"> (</w:t>
+      </w:r>
+      <w:proofErr w:type="spellStart"/>
+      <w:r>
+        <w:t>Optuna</w:t>
+      </w:r>
+      <w:proofErr w:type="spellEnd"/>
+      <w:r>
+        <w:t xml:space="preserve">) is identified as the </w:t>
+      </w:r>
+      <w:r>
+        <w:rPr>
+          <w:b/>
+          <w:bCs/>
+        </w:rPr>
+        <w:t>recommended model</w:t>
+      </w:r>
+      <w:r>
+        <w:t xml:space="preserve">, offering the most balanced and optimal performance across all evaluation metrics. While Random Forest (Tuned) ranks first by F1-Macro (0.6392), </w:t>
+      </w:r>
+      <w:proofErr w:type="spellStart"/>
+      <w:r>
+        <w:t>XGBoost</w:t>
+      </w:r>
+      <w:proofErr w:type="spellEnd"/>
+      <w:r>
+        <w:t xml:space="preserve"> delivers a highly competitive F1-Macro of 0.6177 alongside superior discrimination ability achieving an AUC-ROC of 0.7363 and a PR-AUC of 0.4409 making it the most reliable choice across both classification and ranking tasks.</w:t>
+      </w:r>
+    </w:p>
+    <w:p>
+      <w:pPr>
+        <w:spacing w:before="80" w:after="80"/>
+        <w:jc w:val="both"/>
+      </w:pPr>
+      <w:r>
+        <w:rPr>
+          <w:b/>
+          <w:bCs/>
+        </w:rPr>
         <w:t>Key observations from the results:</w:t>
+      </w:r>
+    </w:p>
+    <w:p>
+      <w:pPr>
+        <w:numPr>
+          <w:ilvl w:val="0"/>
+          <w:numId w:val="16"/>
+        </w:numPr>
+        <w:spacing w:before="80" w:after="80"/>
+        <w:jc w:val="both"/>
+      </w:pPr>
+      <w:proofErr w:type="spellStart"/>
+      <w:r>
+        <w:rPr>
+          <w:b/>
+          <w:bCs/>
+        </w:rPr>
+        <w:t>XGBoost</w:t>
+      </w:r>
+      <w:proofErr w:type="spellEnd"/>
+      <w:r>
+        <w:rPr>
+          <w:b/>
+          <w:bCs/>
+        </w:rPr>
+        <w:t xml:space="preserve"> (</w:t>
+      </w:r>
+      <w:proofErr w:type="spellStart"/>
+      <w:r>
+        <w:rPr>
+          <w:b/>
+          <w:bCs/>
+        </w:rPr>
+        <w:t>Optuna</w:t>
+      </w:r>
+      <w:proofErr w:type="spellEnd"/>
+      <w:r>
+        <w:rPr>
+          <w:b/>
+          <w:bCs/>
+        </w:rPr>
+        <w:t>)</w:t>
+      </w:r>
+      <w:r>
+        <w:t xml:space="preserve"> is the optimal overall model, balancing strong F1-Macro (0.6177), high AUC-ROC (0.7363), the best PR-AUC among gradient boosting models (0.4409), a competitive Recall of 0.6721, and a solid Brier Score of 0.2054. This consistent cross-metric performance makes it well-suited for real-world credit default prediction where no single metric can be prioritised in isolation.</w:t>
+      </w:r>
+    </w:p>
+    <w:p>
+      <w:pPr>
+        <w:numPr>
+          <w:ilvl w:val="0"/>
+          <w:numId w:val="16"/>
+        </w:numPr>
+        <w:spacing w:before="80" w:after="80"/>
+        <w:jc w:val="both"/>
+      </w:pPr>
+      <w:r>
+        <w:rPr>
+          <w:b/>
+          <w:bCs/>
+        </w:rPr>
+        <w:t>Random Forest (Tuned)</w:t>
+      </w:r>
+      <w:r>
+        <w:t xml:space="preserve"> leads on F1-Macro (0.6392) and achieves the best probability calibration among non-dummy models (Brier Score = 0.1751), representing a +0.2009 improvement over the majority-class baseline. However, its comparatively lower Recall (0.4596) is a notable weakness in a credit risk context where identifying defaulters is critical.</w:t>
+      </w:r>
+    </w:p>
+    <w:p>
+      <w:pPr>
+        <w:numPr>
+          <w:ilvl w:val="0"/>
+          <w:numId w:val="16"/>
+        </w:numPr>
+        <w:spacing w:before="80" w:after="80"/>
+        <w:jc w:val="both"/>
+      </w:pPr>
+      <w:proofErr w:type="spellStart"/>
+      <w:r>
+        <w:rPr>
+          <w:b/>
+          <w:bCs/>
+        </w:rPr>
+        <w:lastRenderedPageBreak/>
+        <w:t>LightGBM</w:t>
+      </w:r>
+      <w:proofErr w:type="spellEnd"/>
+      <w:r>
+        <w:rPr>
+          <w:b/>
+          <w:bCs/>
+        </w:rPr>
+        <w:t xml:space="preserve"> (</w:t>
+      </w:r>
+      <w:proofErr w:type="spellStart"/>
+      <w:r>
+        <w:rPr>
+          <w:b/>
+          <w:bCs/>
+        </w:rPr>
+        <w:t>Optuna</w:t>
+      </w:r>
+      <w:proofErr w:type="spellEnd"/>
+      <w:r>
+        <w:rPr>
+          <w:b/>
+          <w:bCs/>
+        </w:rPr>
+        <w:t>)</w:t>
+      </w:r>
+      <w:r>
+        <w:t xml:space="preserve"> posts the highest AUC-ROC (0.7383) and PR-AUC (0.4427) of all models, and records the highest Recall (0.6804) among ensemble methods, making it a strong alternative when ranking borrowers by default probability is the primary concern.</w:t>
+      </w:r>
+    </w:p>
+    <w:p>
+      <w:pPr>
+        <w:numPr>
+          <w:ilvl w:val="0"/>
+          <w:numId w:val="16"/>
+        </w:numPr>
+        <w:spacing w:before="80" w:after="80"/>
+        <w:jc w:val="both"/>
+      </w:pPr>
+      <w:r>
+        <w:rPr>
+          <w:b/>
+          <w:bCs/>
+        </w:rPr>
+        <w:t>Neural Network (</w:t>
+      </w:r>
+      <w:proofErr w:type="spellStart"/>
+      <w:r>
+        <w:rPr>
+          <w:b/>
+          <w:bCs/>
+        </w:rPr>
+        <w:t>Optuna</w:t>
+      </w:r>
+      <w:proofErr w:type="spellEnd"/>
+      <w:r>
+        <w:rPr>
+          <w:b/>
+          <w:bCs/>
+        </w:rPr>
+        <w:t>)</w:t>
+      </w:r>
+      <w:r>
+        <w:t xml:space="preserve"> achieves a competitive Recall of 0.6981 the highest of any model</w:t>
+      </w:r>
+      <w:r>
+        <w:t xml:space="preserve"> </w:t>
+      </w:r>
+      <w:r>
+        <w:t>but trails the gradient boosting models on F1-Macro (0.5985) and PR-AUC (0.4239), limiting its overall utility.</w:t>
+      </w:r>
+    </w:p>
+    <w:p>
+      <w:pPr>
+        <w:numPr>
+          <w:ilvl w:val="0"/>
+          <w:numId w:val="16"/>
+        </w:numPr>
+        <w:spacing w:before="80" w:after="80"/>
+        <w:jc w:val="both"/>
+      </w:pPr>
+      <w:r>
+        <w:rPr>
+          <w:b/>
+          <w:bCs/>
+        </w:rPr>
+        <w:t>Decision Tree models</w:t>
+      </w:r>
+      <w:r>
+        <w:t xml:space="preserve"> underperform ensemble methods across all metrics, as expected. Cost-Complexity Pruning (CCP) offers moderate improvement over standard tuning, with F1-Macro rising from 0.5948 to 0.6050.</w:t>
+      </w:r>
+    </w:p>
+    <w:p>
+      <w:pPr>
+        <w:numPr>
+          <w:ilvl w:val="0"/>
+          <w:numId w:val="16"/>
+        </w:numPr>
+        <w:spacing w:before="80" w:after="80"/>
+        <w:jc w:val="both"/>
+      </w:pPr>
+      <w:r>
+        <w:rPr>
+          <w:b/>
+          <w:bCs/>
+        </w:rPr>
+        <w:t>The Dummy (Majority) baseline</w:t>
+      </w:r>
+      <w:r>
+        <w:t>, despite an unexpectedly low Brier Score (0.1714), records an AUC-ROC of exactly 0.5000 and a Recall of 0.0000, confirming it possesses no genuine discriminative ability and serves only as a lower-bound reference.</w:t>
+      </w:r>
+    </w:p>
+    <w:p>
+      <w:pPr>
+        <w:spacing w:before="80" w:after="80"/>
+        <w:jc w:val="both"/>
+      </w:pPr>
+    </w:p>
+    <w:p>
+      <w:pPr>
+        <w:pStyle w:val="Heading2"/>
+      </w:pPr>
+      <w:bookmarkStart w:id="39" w:name="_Toc230711095"/>
+      <w:bookmarkStart w:id="40" w:name="_Toc230856938"/>
+      <w:r>
+        <w:t>3.2 Neural Network Training History</w:t>
+      </w:r>
+      <w:bookmarkEnd w:id="39"/>
+      <w:bookmarkEnd w:id="40"/>
+    </w:p>
+    <w:p>
+      <w:pPr>
+        <w:spacing w:before="80" w:after="80"/>
+        <w:jc w:val="both"/>
+      </w:pPr>
+      <w:r>
+        <w:t xml:space="preserve">The Neural Network model was configured with a maximum of </w:t>
+      </w:r>
+      <w:r>
+        <w:rPr>
+          <w:b/>
+          <w:bCs/>
+        </w:rPr>
+        <w:t>50 training epochs</w:t>
+      </w:r>
+      <w:r>
+        <w:t xml:space="preserve">. However, due to the use of </w:t>
+      </w:r>
+      <w:r>
+        <w:rPr>
+          <w:b/>
+          <w:bCs/>
+        </w:rPr>
+        <w:t>Early Stopping</w:t>
+      </w:r>
+      <w:r>
+        <w:t xml:space="preserve">, training terminated automatically once validation performance stopped improving, resulting in actual training durations ranging from </w:t>
+      </w:r>
+      <w:r>
+        <w:rPr>
+          <w:b/>
+          <w:bCs/>
+        </w:rPr>
+        <w:t>1 to 7 epochs</w:t>
+      </w:r>
+      <w:r>
+        <w:t xml:space="preserve"> across different hyperparameter configurations.</w:t>
+      </w:r>
+    </w:p>
+    <w:p>
+      <w:pPr>
+        <w:spacing w:before="80" w:after="80"/>
+        <w:jc w:val="both"/>
+      </w:pPr>
+    </w:p>
+    <w:p>
+      <w:pPr>
+        <w:spacing w:before="80" w:after="80"/>
+        <w:jc w:val="both"/>
+        <w:rPr>
+          <w:b/>
+          <w:bCs/>
+          <w:color w:val="2E75B6"/>
+          <w:sz w:val="26"/>
+          <w:szCs w:val="26"/>
+        </w:rPr>
+      </w:pPr>
+      <w:r>
+        <w:rPr>
+          <w:b/>
+          <w:bCs/>
+          <w:color w:val="2E75B6"/>
+          <w:sz w:val="26"/>
+          <w:szCs w:val="26"/>
+        </w:rPr>
+        <w:t>Error analysis</w:t>
+      </w:r>
+    </w:p>
+    <w:p>
+      <w:pPr>
+        <w:spacing w:before="80" w:after="80"/>
+        <w:jc w:val="both"/>
+      </w:pPr>
+      <w:r>
+        <w:t xml:space="preserve">Detailed Error Analysis by Architecture </w:t>
+      </w:r>
+    </w:p>
+    <w:p>
+      <w:pPr>
+        <w:spacing w:before="80" w:after="80"/>
+        <w:jc w:val="both"/>
+        <w:rPr>
+          <w:b/>
+          <w:bCs/>
+        </w:rPr>
+      </w:pPr>
+      <w:r>
+        <w:rPr>
+          <w:b/>
+          <w:bCs/>
+        </w:rPr>
+        <w:t xml:space="preserve">Random Forest (Tuned) </w:t>
+      </w:r>
+    </w:p>
+    <w:p>
+      <w:pPr>
+        <w:spacing w:before="80" w:after="80"/>
+        <w:jc w:val="both"/>
+      </w:pPr>
+      <w:r>
+        <w:t>• Type of Misclassification: Extreme False Negatives (Type II Error). The model has a low Recall (0.4596), missing roughly 54% of true default cases. Conversely, it yields exceptionally low False Positives (Specificity: 0.8267).</w:t>
+      </w:r>
+    </w:p>
+    <w:p>
+      <w:pPr>
+        <w:spacing w:before="80" w:after="80"/>
+      </w:pPr>
+      <w:r>
+        <w:t xml:space="preserve"> • Model</w:t>
+      </w:r>
+      <w:r>
+        <w:t xml:space="preserve"> </w:t>
+      </w:r>
+      <w:r>
+        <w:t>Specific Weakness: Ensemble</w:t>
+      </w:r>
+      <w:r>
+        <w:t xml:space="preserve"> </w:t>
+      </w:r>
+      <w:r>
+        <w:t>smoothing</w:t>
+      </w:r>
+      <w:r>
+        <w:t xml:space="preserve"> </w:t>
+      </w:r>
+      <w:r>
+        <w:t>via</w:t>
+      </w:r>
+      <w:r>
+        <w:t xml:space="preserve"> </w:t>
+      </w:r>
+      <w:r>
+        <w:t xml:space="preserve">bagging. </w:t>
+      </w:r>
+      <w:r>
+        <w:t>Even with</w:t>
+      </w:r>
+      <w:r>
+        <w:t xml:space="preserve"> class weight=’balanced’, the random row bootstrap sampling builds independent trees on predominantly majority class subsets. The final soft-voting ensemble mechanism averages out minority class signals along tight decision boundaries, forcing the final predictions toward the safer majority class. </w:t>
+      </w:r>
+    </w:p>
+    <w:p>
+      <w:pPr>
+        <w:spacing w:before="80" w:after="80"/>
+        <w:jc w:val="both"/>
+      </w:pPr>
+    </w:p>
+    <w:p>
+      <w:pPr>
+        <w:spacing w:before="80" w:after="80"/>
+        <w:jc w:val="both"/>
+        <w:rPr>
+          <w:b/>
+          <w:bCs/>
+        </w:rPr>
+      </w:pPr>
+      <w:proofErr w:type="spellStart"/>
+      <w:r>
+        <w:rPr>
+          <w:b/>
+          <w:bCs/>
+        </w:rPr>
+        <w:t>XGBoost</w:t>
+      </w:r>
+      <w:proofErr w:type="spellEnd"/>
+      <w:r>
+        <w:rPr>
+          <w:b/>
+          <w:bCs/>
+        </w:rPr>
+        <w:t xml:space="preserve"> &amp; </w:t>
+      </w:r>
+      <w:proofErr w:type="spellStart"/>
+      <w:r>
+        <w:rPr>
+          <w:b/>
+          <w:bCs/>
+        </w:rPr>
+        <w:t>LightGBM</w:t>
+      </w:r>
+      <w:proofErr w:type="spellEnd"/>
+      <w:r>
+        <w:rPr>
+          <w:b/>
+          <w:bCs/>
+        </w:rPr>
+        <w:t xml:space="preserve"> (</w:t>
+      </w:r>
+      <w:proofErr w:type="spellStart"/>
+      <w:r>
+        <w:rPr>
+          <w:b/>
+          <w:bCs/>
+        </w:rPr>
+        <w:t>Optuna</w:t>
+      </w:r>
+      <w:proofErr w:type="spellEnd"/>
+      <w:r>
+        <w:rPr>
+          <w:b/>
+          <w:bCs/>
+        </w:rPr>
+        <w:t xml:space="preserve">) </w:t>
+      </w:r>
+    </w:p>
+    <w:p>
+      <w:pPr>
+        <w:spacing w:before="80" w:after="80"/>
+        <w:jc w:val="both"/>
+      </w:pPr>
+      <w:r>
+        <w:t>• Type of Misclassification: Balanced errors with elevated False Positives (Type I Error). Both frameworks display high Recall (</w:t>
+      </w:r>
+      <w:r>
+        <w:rPr>
+          <w:rFonts w:ascii="Cambria Math" w:hAnsi="Cambria Math" w:cs="Cambria Math"/>
+        </w:rPr>
+        <w:t>∼</w:t>
+      </w:r>
+      <w:r>
+        <w:t xml:space="preserve"> 0.67– 0.68), successfully flagging more defaults, but cause a drop in Specificity (</w:t>
+      </w:r>
+      <w:r>
+        <w:rPr>
+          <w:rFonts w:ascii="Cambria Math" w:hAnsi="Cambria Math" w:cs="Cambria Math"/>
+        </w:rPr>
+        <w:t>∼</w:t>
+      </w:r>
+      <w:r>
+        <w:t xml:space="preserve"> 0.66– 0.67). They misclassify creditworthy applicants as defaults. </w:t>
+      </w:r>
+    </w:p>
+    <w:p>
+      <w:pPr>
+        <w:spacing w:before="80" w:after="80"/>
+        <w:jc w:val="both"/>
+      </w:pPr>
+      <w:r>
+        <w:t xml:space="preserve">• </w:t>
+      </w:r>
+      <w:proofErr w:type="spellStart"/>
+      <w:r>
+        <w:t>ModelSpecific</w:t>
+      </w:r>
+      <w:proofErr w:type="spellEnd"/>
+      <w:r>
+        <w:t xml:space="preserve"> Weakness: Over-sensitization via sequential boosting gradients. Utilizing aggressive reweighting parameters (scale pos weight and is unbalance) forces successive trees to heavily penalize minority residuals. This causes the models to generate complex, jagged decision boundaries that become overly paranoid, over-indexing on minor risk indicators.</w:t>
+      </w:r>
+    </w:p>
+    <w:p>
+      <w:pPr>
+        <w:spacing w:before="80" w:after="80"/>
+        <w:jc w:val="both"/>
+      </w:pPr>
+    </w:p>
+    <w:p>
+      <w:pPr>
+        <w:spacing w:before="80" w:after="80"/>
+        <w:jc w:val="both"/>
+      </w:pPr>
+      <w:r>
+        <w:t xml:space="preserve"> </w:t>
+      </w:r>
+      <w:r>
+        <w:rPr>
+          <w:b/>
+          <w:bCs/>
+        </w:rPr>
+        <w:t>Decision Trees (Tuned &amp; CCP)</w:t>
+      </w:r>
+    </w:p>
+    <w:p>
+      <w:pPr>
+        <w:spacing w:before="80" w:after="80"/>
+        <w:jc w:val="both"/>
+      </w:pPr>
+      <w:r>
+        <w:t xml:space="preserve"> • Type of Misclassification: High overall error rates across both classes. The standard tuned tree exhibits standard high-variance tracking, while the Cost-Complexity Pruned (CCP) tree balances out slightly better at the cost of the lowest PR-AUC (0.3545) on the leaderboard.</w:t>
+      </w:r>
+    </w:p>
+    <w:p>
+      <w:pPr>
+        <w:spacing w:before="80" w:after="80"/>
+        <w:jc w:val="both"/>
+      </w:pPr>
+      <w:r>
+        <w:lastRenderedPageBreak/>
+        <w:t xml:space="preserve"> • Model Specific Weakness: Axis-aligned feature splitting constraints. Single trees are structurally limited to orthogonal geometric cuts across feature boundaries. They cannot smoothly resolve non-linear, multi-variable interactions (e.g., the dynamic compounding effect of Debt-to-Income versus Credit Score), causing localized underfitting and poor predictive precision.</w:t>
+      </w:r>
+    </w:p>
+    <w:p>
+      <w:pPr>
+        <w:spacing w:before="80" w:after="80"/>
+        <w:jc w:val="both"/>
+      </w:pPr>
+    </w:p>
+    <w:p>
+      <w:pPr>
+        <w:spacing w:before="80" w:after="80"/>
+        <w:jc w:val="both"/>
+        <w:rPr>
+          <w:b/>
+          <w:bCs/>
+        </w:rPr>
+      </w:pPr>
+      <w:r>
+        <w:t xml:space="preserve"> </w:t>
+      </w:r>
+      <w:r>
+        <w:rPr>
+          <w:b/>
+          <w:bCs/>
+        </w:rPr>
+        <w:t>Neural Network (</w:t>
+      </w:r>
+      <w:proofErr w:type="spellStart"/>
+      <w:r>
+        <w:rPr>
+          <w:b/>
+          <w:bCs/>
+        </w:rPr>
+        <w:t>Optuna</w:t>
+      </w:r>
+      <w:proofErr w:type="spellEnd"/>
+      <w:r>
+        <w:rPr>
+          <w:b/>
+          <w:bCs/>
+        </w:rPr>
+        <w:t xml:space="preserve">) </w:t>
+      </w:r>
+    </w:p>
+    <w:p>
+      <w:pPr>
+        <w:spacing w:before="80" w:after="80"/>
+        <w:jc w:val="both"/>
+      </w:pPr>
+      <w:r>
+        <w:t xml:space="preserve">• Type of Misclassification: Maximum False Positives (Lowest Specificity: 0.6291). It yields the highest raw Recall (0.6981), flagging nearly 70% of defaults, but sacrifices accuracy on safe borrowers. </w:t>
+      </w:r>
+    </w:p>
+    <w:p>
+      <w:pPr>
+        <w:spacing w:before="80" w:after="80"/>
+        <w:jc w:val="both"/>
+      </w:pPr>
+      <w:r>
+        <w:t xml:space="preserve">• Model Specific Weakness: Uniform scaling of backpropagation loss. Passing global class weights into a Multi-Layer Perceptron’s continuous loss function uniformly magnifies the gradients of minority-class errors. To avoid massive weight penalties, the neural network shifts its entire global probability threshold down, effectively hurting its capability to map out the majority class feature distribution properly. </w:t>
+      </w:r>
+    </w:p>
+    <w:p>
+      <w:pPr>
+        <w:spacing w:before="80" w:after="80"/>
+        <w:jc w:val="both"/>
+      </w:pPr>
+    </w:p>
+    <w:p>
+      <w:pPr>
+        <w:spacing w:before="80" w:after="80"/>
+        <w:jc w:val="both"/>
+        <w:rPr>
+          <w:b/>
+          <w:bCs/>
+        </w:rPr>
+      </w:pPr>
+      <w:r>
+        <w:rPr>
+          <w:b/>
+          <w:bCs/>
+        </w:rPr>
+        <w:t xml:space="preserve">Strategic Financial Verdict </w:t>
+      </w:r>
+    </w:p>
+    <w:p>
+      <w:pPr>
+        <w:spacing w:before="80" w:after="80"/>
+        <w:jc w:val="both"/>
+      </w:pPr>
+      <w:r>
+        <w:t xml:space="preserve">The primary objective of optimization was maximizing f1 macro, which mathematically weights both classes identically. The Random Forest won this metric purely because its majority-class (‘Fully </w:t>
+      </w:r>
+      <w:proofErr w:type="gramStart"/>
+      <w:r>
+        <w:t>Paid‘</w:t>
+      </w:r>
+      <w:proofErr w:type="gramEnd"/>
+      <w:r>
+        <w:t xml:space="preserve">) precision was inflated, pulling up the unweighted macro average. In consumer credit risk analysis, the financial costs of misclassification are highly asymmetric: </w:t>
+      </w:r>
+    </w:p>
+    <w:p>
+      <w:pPr>
+        <w:spacing w:before="80" w:after="80"/>
+        <w:jc w:val="both"/>
+      </w:pPr>
+    </w:p>
+    <w:p>
+      <w:pPr>
+        <w:spacing w:before="80" w:after="80"/>
+        <w:ind w:firstLine="720"/>
+        <w:jc w:val="center"/>
+      </w:pPr>
+      <w:r>
+        <w:t>Cost (</w:t>
+      </w:r>
+      <w:r>
+        <w:t xml:space="preserve">False Negative) </w:t>
+      </w:r>
+      <w:r>
+        <w:rPr>
+          <w:rFonts w:ascii="Cambria Math" w:hAnsi="Cambria Math" w:cs="Cambria Math"/>
+        </w:rPr>
+        <w:t>≫</w:t>
+      </w:r>
+      <w:r>
+        <w:t xml:space="preserve"> </w:t>
+      </w:r>
+      <w:r>
+        <w:t>Cost (</w:t>
+      </w:r>
+      <w:r>
+        <w:t>False Positive)</w:t>
+      </w:r>
+    </w:p>
+    <w:p>
+      <w:pPr>
+        <w:spacing w:before="80" w:after="80"/>
+        <w:jc w:val="both"/>
+      </w:pPr>
+    </w:p>
+    <w:p>
+      <w:pPr>
+        <w:spacing w:before="80" w:after="80"/>
+        <w:jc w:val="both"/>
+      </w:pPr>
+      <w:r>
+        <w:t xml:space="preserve"> Approving an applicant who defaults results in loss of loan principal, whereas rejecting a safe applicant only incurs a minor opportunity cost of lost interest margin.</w:t>
+      </w:r>
+    </w:p>
+    <w:p>
+      <w:pPr>
+        <w:spacing w:before="80" w:after="80"/>
+        <w:jc w:val="both"/>
+      </w:pPr>
+      <w:r>
+        <w:t xml:space="preserve"> Consequently, despite the F1 ranking, </w:t>
+      </w:r>
+      <w:proofErr w:type="spellStart"/>
+      <w:r>
+        <w:t>LightGBM</w:t>
+      </w:r>
+      <w:proofErr w:type="spellEnd"/>
+      <w:r>
+        <w:t xml:space="preserve"> and </w:t>
+      </w:r>
+      <w:proofErr w:type="spellStart"/>
+      <w:r>
+        <w:t>XGBoost</w:t>
+      </w:r>
+      <w:proofErr w:type="spellEnd"/>
+      <w:r>
+        <w:t xml:space="preserve"> represent superior real world deployment options. They yield significantly better discriminatory power, as evidenced by their top-tier AUC-ROC (0.7383) and PR-AUC (0.4427). Rather than using the default 0.5 classification threshold, these boosting models should be selected and calibrated dynamically to balance financial cost curves.</w:t>
+      </w:r>
+    </w:p>
+    <w:p>
+      <w:pPr>
+        <w:pStyle w:val="Heading1"/>
+        <w:pBdr>
+          <w:bottom w:val="single" w:sz="6" w:space="1" w:color="1F3864"/>
+        </w:pBdr>
+      </w:pPr>
+      <w:bookmarkStart w:id="41" w:name="_Toc230711097"/>
+      <w:bookmarkStart w:id="42" w:name="_Toc230856939"/>
+      <w:r>
+        <w:t xml:space="preserve">4.0 </w:t>
+      </w:r>
+      <w:bookmarkEnd w:id="41"/>
+      <w:r>
+        <w:t>Analysis and insight</w:t>
+      </w:r>
+      <w:bookmarkEnd w:id="42"/>
+    </w:p>
+    <w:p>
+      <w:pPr>
+        <w:spacing w:before="80" w:after="80"/>
+        <w:jc w:val="both"/>
+      </w:pPr>
+      <w:r>
+        <w:t>This project set out to develop and evaluate machine learning models capable of predicting loan default on the LendingClub dataset (2007–2018). Using a dataset of over 1.38 million loan records, seven supervised learning models were trained and compared across four performance metrics: F1-Macro, AUC-ROC, PR-AUC, and Brier Score.</w:t>
+      </w:r>
+    </w:p>
+    <w:p>
+      <w:pPr>
+        <w:spacing w:before="60" w:after="60"/>
+      </w:pPr>
+    </w:p>
+    <w:p>
+      <w:pPr>
+        <w:spacing w:before="80" w:after="80"/>
+        <w:jc w:val="both"/>
+      </w:pPr>
+      <w:r>
+        <w:t>The results demonstrate that Random Forest (Tuned) achieved the highest overall predictive performance with an F1-Macro of 0.6392, representing a +0.2009 improvement over the naive majority-class baseline. Gradient boosting models (</w:t>
+      </w:r>
+      <w:proofErr w:type="spellStart"/>
+      <w:r>
+        <w:t>LightGBM</w:t>
+      </w:r>
+      <w:proofErr w:type="spellEnd"/>
+      <w:r>
+        <w:t xml:space="preserve"> and </w:t>
+      </w:r>
+      <w:proofErr w:type="spellStart"/>
+      <w:r>
+        <w:t>XGBoost</w:t>
+      </w:r>
+      <w:proofErr w:type="spellEnd"/>
+      <w:r>
+        <w:t xml:space="preserve"> with </w:t>
+      </w:r>
+      <w:proofErr w:type="spellStart"/>
+      <w:r>
+        <w:t>Optuna</w:t>
+      </w:r>
+      <w:proofErr w:type="spellEnd"/>
+      <w:r>
+        <w:t xml:space="preserve"> tuning) achieved the strongest discriminative ranking performance, with </w:t>
+      </w:r>
+      <w:proofErr w:type="spellStart"/>
+      <w:r>
+        <w:t>LightGBM</w:t>
+      </w:r>
+      <w:proofErr w:type="spellEnd"/>
+      <w:r>
+        <w:t xml:space="preserve"> attaining the highest PR-AUC of 0.4424 and AUC-ROC of 0.7381. All ensemble methods substantially outperformed the single decision tree models and the neural network, confirming that ensemble approaches are particularly well-suited to this tabular credit risk problem.</w:t>
+      </w:r>
+    </w:p>
+    <w:p>
+      <w:pPr>
+        <w:spacing w:before="60" w:after="60"/>
+      </w:pPr>
+    </w:p>
+    <w:p>
+      <w:pPr>
+        <w:spacing w:before="80" w:after="80"/>
+        <w:jc w:val="both"/>
+      </w:pPr>
+      <w:r>
+        <w:t xml:space="preserve">Feature engineering played a critical role in model performance. Derived features such as the balance-to-income ratio, FICO score, sub-grade encoding, and delinquency indicators provided meaningful additional signal beyond the raw loan attributes. Exploratory analysis further revealed the importance of temporal context (default rates spiked during the 2008 financial crisis), loan grade as the primary determinant of interest rate, and the strong multicollinearity between loan amount and </w:t>
+      </w:r>
+      <w:r>
+        <w:t>instalment</w:t>
+      </w:r>
+      <w:r>
+        <w:t xml:space="preserve"> that required careful preprocessing.</w:t>
+      </w:r>
+    </w:p>
+    <w:p>
+      <w:pPr>
+        <w:spacing w:before="60" w:after="60"/>
+      </w:pPr>
+    </w:p>
+    <w:p>
+      <w:pPr>
+        <w:spacing w:before="80" w:after="80"/>
+        <w:jc w:val="both"/>
+      </w:pPr>
+      <w:r>
+        <w:t>These findings demonstrate that machine learning, applied rigorously to structured financial data with careful feature engineering, class-imbalance handling, and Bayesian hyperparameter optimisation, can meaningfully support credit risk assessment. With further development, such a system could be integrated into a real-time loan origination pipeline to assist underwriters in making more informed, consistent, and auditable lending decisions.</w:t>
+      </w:r>
+    </w:p>
+    <w:p>
+      <w:pPr>
+        <w:pStyle w:val="Heading1"/>
+        <w:pBdr>
+          <w:bottom w:val="single" w:sz="6" w:space="1" w:color="1F3864"/>
+        </w:pBdr>
+      </w:pPr>
+      <w:bookmarkStart w:id="43" w:name="_Toc230856941"/>
+      <w:r>
+        <w:t>Challenges faced</w:t>
+      </w:r>
+      <w:bookmarkEnd w:id="43"/>
+    </w:p>
+    <w:p>
+      <w:pPr>
+        <w:numPr>
+          <w:ilvl w:val="0"/>
+          <w:numId w:val="13"/>
+        </w:numPr>
+        <w:spacing w:before="80" w:after="80"/>
+        <w:jc w:val="both"/>
+      </w:pPr>
+      <w:r>
+        <w:rPr>
+          <w:b/>
+          <w:bCs/>
+        </w:rPr>
+        <w:t>Limited Computational Resources:</w:t>
+      </w:r>
+      <w:r>
+        <w:t xml:space="preserve"> Training some of the machine learning models required greater processing power and memory than was available locally, necessitating the use of cloud-based GPU services and additional RAM resources.</w:t>
+      </w:r>
+    </w:p>
+    <w:p>
+      <w:pPr>
+        <w:numPr>
+          <w:ilvl w:val="0"/>
+          <w:numId w:val="13"/>
+        </w:numPr>
+        <w:spacing w:before="80" w:after="80"/>
+        <w:jc w:val="both"/>
+      </w:pPr>
+      <w:r>
+        <w:rPr>
+          <w:b/>
+          <w:bCs/>
+        </w:rPr>
+        <w:t>Class Imbalance:</w:t>
+      </w:r>
+      <w:r>
+        <w:t xml:space="preserve"> The dataset exhibited a significant imbalance between the target classes, which increased the risk of biased predictions toward the majority class and required the use of class-balancing techniques.</w:t>
+      </w:r>
+    </w:p>
+    <w:p>
+      <w:pPr>
+        <w:numPr>
+          <w:ilvl w:val="0"/>
+          <w:numId w:val="13"/>
+        </w:numPr>
+        <w:spacing w:before="80" w:after="80"/>
+        <w:jc w:val="both"/>
+      </w:pPr>
+      <w:r>
+        <w:rPr>
+          <w:b/>
+          <w:bCs/>
+        </w:rPr>
+        <w:t>Data Quality Issues:</w:t>
+      </w:r>
+      <w:r>
+        <w:t xml:space="preserve"> The dataset contained a substantial number of missing values and outliers, requiring extensive data cleaning and preprocessing before model training could be performed effectively.</w:t>
+      </w:r>
+    </w:p>
+    <w:p>
+      <w:pPr>
+        <w:numPr>
+          <w:ilvl w:val="0"/>
+          <w:numId w:val="13"/>
+        </w:numPr>
+        <w:spacing w:before="100" w:beforeAutospacing="1" w:after="100" w:afterAutospacing="1"/>
+      </w:pPr>
+      <w:r>
+        <w:rPr>
+          <w:b/>
+          <w:bCs/>
+        </w:rPr>
+        <w:t>Limited Domain Expertise</w:t>
+      </w:r>
+      <w:r>
+        <w:rPr>
+          <w:rFonts w:ascii="Times New Roman" w:eastAsia="Times New Roman" w:hAnsi="Times New Roman" w:cs="Times New Roman"/>
+          <w:b/>
+          <w:bCs/>
+          <w:sz w:val="24"/>
+          <w:szCs w:val="24"/>
+        </w:rPr>
+        <w:t>:</w:t>
+      </w:r>
+      <w:r>
+        <w:rPr>
+          <w:rFonts w:ascii="Times New Roman" w:eastAsia="Times New Roman" w:hAnsi="Times New Roman" w:cs="Times New Roman"/>
+          <w:sz w:val="24"/>
+          <w:szCs w:val="24"/>
+        </w:rPr>
+        <w:t xml:space="preserve"> </w:t>
+      </w:r>
+      <w:r>
+        <w:t>Understanding the financial and lending-related features required extensive background research, which was necessary to perform meaningful feature engineering and data interpretation.</w:t>
+      </w:r>
+    </w:p>
+    <w:p>
+      <w:pPr>
+        <w:spacing w:before="80" w:after="80"/>
+        <w:jc w:val="both"/>
+      </w:pPr>
+    </w:p>
+    <w:p>
+      <w:pPr>
+        <w:pStyle w:val="Heading1"/>
+        <w:pBdr>
+          <w:bottom w:val="single" w:sz="6" w:space="1" w:color="1F3864"/>
+        </w:pBdr>
+      </w:pPr>
+      <w:bookmarkStart w:id="44" w:name="_Toc230856940"/>
+      <w:r>
+        <w:t>Practical application</w:t>
+      </w:r>
+      <w:bookmarkEnd w:id="44"/>
+    </w:p>
+    <w:p>
+      <w:pPr>
+        <w:pStyle w:val="ListParagraph"/>
+        <w:numPr>
+          <w:ilvl w:val="0"/>
+          <w:numId w:val="14"/>
+        </w:numPr>
+        <w:spacing w:before="80" w:after="80"/>
+        <w:jc w:val="both"/>
+      </w:pPr>
+      <w:r>
+        <w:t xml:space="preserve">The developed loan prediction model can be practically applied within financial institutions to support automated loan approval and credit risk assessment. Once deployed, the model can </w:t>
+      </w:r>
+      <w:r>
+        <w:t>analyse</w:t>
+      </w:r>
+      <w:r>
+        <w:t xml:space="preserve"> applicant information such as income, employment status, loan amount, credit history, debt ratio, and other financial indicators to predict whether a borrower is likely to repay or default on a loan.</w:t>
+      </w:r>
+    </w:p>
+    <w:p>
+      <w:pPr>
+        <w:pStyle w:val="ListParagraph"/>
+        <w:numPr>
+          <w:ilvl w:val="0"/>
+          <w:numId w:val="14"/>
+        </w:numPr>
+        <w:spacing w:before="80" w:after="80"/>
+        <w:jc w:val="both"/>
+      </w:pPr>
+      <w:r>
+        <w:t>In a real-world environment, the model can be integrated into a bank’s loan management system or online loan application platform. When a customer submits a loan application, the system preprocesses the applicant’s data and passes it to the trained model, which then generates a prediction outcome. Based on the prediction, the institution can classify applicants as low-risk or high-risk borrowers and make faster, more consistent lending decisions.</w:t>
+      </w:r>
+    </w:p>
+    <w:p>
+      <w:pPr>
+        <w:pStyle w:val="ListParagraph"/>
+        <w:numPr>
+          <w:ilvl w:val="0"/>
+          <w:numId w:val="14"/>
+        </w:numPr>
+        <w:spacing w:before="80" w:after="80"/>
+        <w:jc w:val="both"/>
+      </w:pPr>
+      <w:r>
+        <w:t>The model can also help reduce manual workload, improve operational efficiency, minimize financial losses caused by defaults, and enhance customer experience by speeding up loan processing times.</w:t>
+      </w:r>
+    </w:p>
+    <w:p>
+      <w:pPr>
+        <w:pStyle w:val="Heading1"/>
+        <w:pBdr>
+          <w:bottom w:val="single" w:sz="6" w:space="1" w:color="1F3864"/>
+        </w:pBdr>
+      </w:pPr>
+      <w:bookmarkStart w:id="45" w:name="_Toc230711098"/>
+      <w:bookmarkStart w:id="46" w:name="_Toc230856942"/>
+      <w:r>
+        <w:lastRenderedPageBreak/>
+        <w:t>5.0 Future Work</w:t>
+      </w:r>
+      <w:bookmarkEnd w:id="45"/>
+      <w:bookmarkEnd w:id="46"/>
+    </w:p>
+    <w:p>
+      <w:pPr>
+        <w:spacing w:before="80" w:after="80"/>
+        <w:jc w:val="both"/>
+      </w:pPr>
+      <w:r>
+        <w:t xml:space="preserve">Future work will focus on several key areas to further improve model performance and practical </w:t>
+      </w:r>
+      <w:r>
+        <w:t>deploy ability</w:t>
+      </w:r>
+      <w:r>
+        <w:t>:</w:t>
       </w:r>
     </w:p>
     <w:p>
@@ -7977,7 +10837,7 @@
         <w:spacing w:before="40" w:after="40"/>
       </w:pPr>
       <w:r>
-        <w:t>Random Forest excels at balanced classification (highest F1-Macro = 0.6392) and achieves the best probability calibration (lowest Brier Score = 0.1751 among non-dummy models)</w:t>
+        <w:t xml:space="preserve">Production Deployment: Deploy the best-performing model as a REST API using Docker for integration into real-world loan processing systems. </w:t>
       </w:r>
     </w:p>
     <w:p>
@@ -7989,113 +10849,19 @@
         </w:numPr>
         <w:spacing w:before="40" w:after="40"/>
       </w:pPr>
-      <w:proofErr w:type="spellStart"/>
-      <w:r>
-        <w:t>LightGBM</w:t>
-      </w:r>
-      <w:proofErr w:type="spellEnd"/>
-      <w:r>
-        <w:t xml:space="preserve"> and </w:t>
-      </w:r>
-      <w:proofErr w:type="spellStart"/>
-      <w:r>
-        <w:t>XGBoost</w:t>
-      </w:r>
-      <w:proofErr w:type="spellEnd"/>
-      <w:r>
-        <w:t xml:space="preserve"> achieve the best discrimination ability (PR-AUC: 0.4424 and 0.4420; AUC-ROC: 0.7381 and 0.7376), making them preferable for probability ranking tasks</w:t>
-      </w:r>
-    </w:p>
-    <w:p>
-      <w:pPr>
-        <w:pStyle w:val="ListParagraph"/>
-        <w:numPr>
-          <w:ilvl w:val="0"/>
-          <w:numId w:val="2"/>
-        </w:numPr>
+      <w:r>
+        <w:t>Model Monitoring: Implement data drift detection and performance monitoring mechanisms to ensure the model remains accurate and reliable over time.</w:t>
+      </w:r>
+    </w:p>
+    <w:p>
+      <w:pPr>
         <w:spacing w:before="40" w:after="40"/>
       </w:pPr>
-      <w:r>
-        <w:t>The Neural Network (</w:t>
-      </w:r>
-      <w:proofErr w:type="spellStart"/>
-      <w:r>
-        <w:t>Optuna</w:t>
-      </w:r>
-      <w:proofErr w:type="spellEnd"/>
-      <w:r>
-        <w:t>) performs competitively on AUC-ROC (0.7270) but falls below the gradient boosting models on F1-Macro and PR-AUC</w:t>
-      </w:r>
-    </w:p>
-    <w:p>
-      <w:pPr>
-        <w:pStyle w:val="ListParagraph"/>
-        <w:numPr>
-          <w:ilvl w:val="0"/>
-          <w:numId w:val="2"/>
-        </w:numPr>
+    </w:p>
+    <w:p>
+      <w:pPr>
         <w:spacing w:before="40" w:after="40"/>
       </w:pPr>
-      <w:r>
-        <w:t>Decision Tree models underperform ensemble methods as expected, with CCP pruning providing moderate improvement over standard tuning</w:t>
-      </w:r>
-    </w:p>
-    <w:p>
-      <w:pPr>
-        <w:pStyle w:val="ListParagraph"/>
-        <w:numPr>
-          <w:ilvl w:val="0"/>
-          <w:numId w:val="2"/>
-        </w:numPr>
-        <w:spacing w:before="40" w:after="40"/>
-      </w:pPr>
-      <w:r>
-        <w:t>The Dummy baseline, despite a surprisingly low Brier Score (0.1714), achieves AUC-ROC of only 0.5000, confirming it has no genuine discriminative ability</w:t>
-      </w:r>
-    </w:p>
-    <w:p>
-      <w:pPr>
-        <w:pStyle w:val="Heading2"/>
-      </w:pPr>
-      <w:bookmarkStart w:id="47" w:name="_Toc230711095"/>
-      <w:bookmarkStart w:id="48" w:name="_Toc230856938"/>
-      <w:r>
-        <w:t>3.2 Neural Network Training History</w:t>
-      </w:r>
-      <w:bookmarkEnd w:id="47"/>
-      <w:bookmarkEnd w:id="48"/>
-    </w:p>
-    <w:p>
-      <w:pPr>
-        <w:spacing w:before="80" w:after="80"/>
-        <w:jc w:val="both"/>
-      </w:pPr>
-      <w:r>
-        <w:t xml:space="preserve">The training history of the </w:t>
-      </w:r>
-      <w:proofErr w:type="spellStart"/>
-      <w:r>
-        <w:t>Optuna</w:t>
-      </w:r>
-      <w:proofErr w:type="spellEnd"/>
-      <w:r>
-        <w:t>-tuned Neural Network was monitored throughout the 20-epoch training run. Both training loss and validation loss, as well as training and validation PR-AUC, were tracked per epoch to assess learning dynamics and detect overfitting.</w:t>
-      </w:r>
-    </w:p>
-    <w:p>
-      <w:pPr>
-        <w:spacing w:before="60" w:after="60"/>
-      </w:pPr>
-    </w:p>
-    <w:p>
-      <w:pPr>
-        <w:spacing w:before="80" w:after="80"/>
-        <w:jc w:val="both"/>
-      </w:pPr>
-      <w:r>
-        <w:lastRenderedPageBreak/>
-        <w:t>The loss curve shows rapid convergence within the first 2–3 epochs, with training loss declining steeply from 1.10 to approximately 0.96. Validation loss remains consistently lower (~0.65), indicating that the model generalises well to unseen data. The PR-AUC curve confirms steady improvement in discriminative performance, with the validation PR-AUC consistently exceeding the training PR-AUC throughout training — a positive sign given the class imbalance and class-weighted loss function in use.</w:t>
-      </w:r>
     </w:p>
     <w:p>
       <w:pPr>
@@ -8104,115 +10870,29 @@
           <w:bottom w:val="single" w:sz="6" w:space="1" w:color="1F3864"/>
         </w:pBdr>
       </w:pPr>
-      <w:bookmarkStart w:id="49" w:name="_Toc230711097"/>
-      <w:bookmarkStart w:id="50" w:name="_Toc230856939"/>
-      <w:r>
-        <w:t xml:space="preserve">4.0 </w:t>
-      </w:r>
-      <w:bookmarkEnd w:id="49"/>
-      <w:r>
-        <w:t>Analysis and insight</w:t>
-      </w:r>
-      <w:bookmarkEnd w:id="50"/>
-    </w:p>
-    <w:p>
-      <w:pPr>
-        <w:spacing w:before="80" w:after="80"/>
-        <w:jc w:val="both"/>
-      </w:pPr>
-      <w:r>
-        <w:t xml:space="preserve">This project set out to develop and evaluate machine learning models capable of predicting loan default on the </w:t>
-      </w:r>
-      <w:proofErr w:type="spellStart"/>
-      <w:r>
-        <w:t>LendingClub</w:t>
-      </w:r>
-      <w:proofErr w:type="spellEnd"/>
-      <w:r>
-        <w:t xml:space="preserve"> dataset (2007–2018). Using a dataset of over 1.38 million loan records, seven supervised learning models were trained and compared across four performance metrics: F1-Macro, AUC-ROC, PR-AUC, and Brier Score.</w:t>
-      </w:r>
-    </w:p>
-    <w:p>
-      <w:pPr>
-        <w:spacing w:before="60" w:after="60"/>
-      </w:pPr>
-    </w:p>
-    <w:p>
-      <w:pPr>
-        <w:spacing w:before="80" w:after="80"/>
-        <w:jc w:val="both"/>
-      </w:pPr>
-      <w:r>
-        <w:t>The results demonstrate that Random Forest (Tuned) achieved the highest overall predictive performance with an F1-Macro of 0.6392, representing a +0.2009 improvement over the naive majority-class baseline. Gradient boosting models (</w:t>
-      </w:r>
-      <w:proofErr w:type="spellStart"/>
-      <w:r>
-        <w:t>LightGBM</w:t>
-      </w:r>
-      <w:proofErr w:type="spellEnd"/>
-      <w:r>
-        <w:t xml:space="preserve"> and </w:t>
-      </w:r>
-      <w:proofErr w:type="spellStart"/>
-      <w:r>
-        <w:t>XGBoost</w:t>
-      </w:r>
-      <w:proofErr w:type="spellEnd"/>
-      <w:r>
-        <w:t xml:space="preserve"> with </w:t>
-      </w:r>
-      <w:proofErr w:type="spellStart"/>
-      <w:r>
-        <w:t>Optuna</w:t>
-      </w:r>
-      <w:proofErr w:type="spellEnd"/>
-      <w:r>
-        <w:t xml:space="preserve"> tuning) achieved the strongest discriminative ranking performance, with </w:t>
-      </w:r>
-      <w:proofErr w:type="spellStart"/>
-      <w:r>
-        <w:t>LightGBM</w:t>
-      </w:r>
-      <w:proofErr w:type="spellEnd"/>
-      <w:r>
-        <w:t xml:space="preserve"> attaining the highest PR-AUC of 0.4424 and AUC-ROC of 0.7381. All ensemble methods substantially outperformed the single decision tree models and the neural network, confirming that ensemble approaches are particularly well-suited to this tabular credit risk problem.</w:t>
-      </w:r>
-    </w:p>
-    <w:p>
-      <w:pPr>
-        <w:spacing w:before="60" w:after="60"/>
-      </w:pPr>
-    </w:p>
-    <w:p>
-      <w:pPr>
-        <w:spacing w:before="80" w:after="80"/>
-        <w:jc w:val="both"/>
-      </w:pPr>
-      <w:r>
-        <w:t xml:space="preserve">Feature engineering played a critical role in model performance. Derived features such as the balance-to-income ratio, FICO score, sub-grade encoding, and delinquency indicators provided meaningful additional signal beyond the raw loan attributes. Exploratory analysis further revealed the importance of temporal context (default rates spiked during the 2008 financial crisis), loan grade as the primary determinant of interest rate, and the strong multicollinearity between loan amount and </w:t>
-      </w:r>
-      <w:proofErr w:type="spellStart"/>
-      <w:r>
-        <w:t>installment</w:t>
-      </w:r>
-      <w:proofErr w:type="spellEnd"/>
-      <w:r>
-        <w:t xml:space="preserve"> that required careful preprocessing.</w:t>
-      </w:r>
-    </w:p>
-    <w:p>
-      <w:pPr>
-        <w:spacing w:before="60" w:after="60"/>
-      </w:pPr>
-    </w:p>
-    <w:p>
-      <w:pPr>
-        <w:spacing w:before="80" w:after="80"/>
-        <w:jc w:val="both"/>
-      </w:pPr>
-      <w:r>
-        <w:t>These findings demonstrate that machine learning, applied rigorously to structured financial data with careful feature engineering, class-imbalance handling, and Bayesian hyperparameter optimisation, can meaningfully support credit risk assessment. With further development, such a system could be integrated into a real-time loan origination pipeline to assist underwriters in making more informed, consistent, and auditable lending decisions.</w:t>
-      </w:r>
+      <w:bookmarkStart w:id="47" w:name="_Toc230856943"/>
+      <w:r>
+        <w:t>GITHUB REPOSITORY</w:t>
+      </w:r>
+      <w:bookmarkEnd w:id="47"/>
+    </w:p>
+    <w:p>
+      <w:pPr>
+        <w:spacing w:before="40" w:after="40"/>
+      </w:pPr>
+      <w:hyperlink r:id="rId20" w:history="1">
+        <w:r>
+          <w:rPr>
+            <w:rStyle w:val="Hyperlink"/>
+          </w:rPr>
+          <w:t>https://github.com/Alvin11David/Group-A-Loan-Prediction-Model.git</w:t>
+        </w:r>
+      </w:hyperlink>
+    </w:p>
+    <w:p>
+      <w:pPr>
+        <w:spacing w:before="40" w:after="40"/>
+      </w:pPr>
     </w:p>
     <w:p>
       <w:pPr>
@@ -8221,317 +10901,32 @@
           <w:bottom w:val="single" w:sz="6" w:space="1" w:color="1F3864"/>
         </w:pBdr>
       </w:pPr>
-      <w:bookmarkStart w:id="51" w:name="_Toc230856940"/>
-      <w:r>
-        <w:t>Practical application</w:t>
-      </w:r>
-      <w:bookmarkEnd w:id="51"/>
-    </w:p>
-    <w:p>
-      <w:pPr>
-        <w:spacing w:before="80" w:after="80"/>
-        <w:jc w:val="both"/>
-      </w:pPr>
-      <w:r>
-        <w:t xml:space="preserve">The developed loan prediction model can be practically applied within financial institutions to support automated loan approval and credit risk assessment. Once deployed, the model can </w:t>
-      </w:r>
-      <w:r>
-        <w:t>analyse</w:t>
-      </w:r>
-      <w:r>
-        <w:t xml:space="preserve"> applicant information such as income, employment status, loan amount, credit history, debt ratio, and other financial indicators to predict whether a borrower is likely to repay or default on a loan.</w:t>
-      </w:r>
-    </w:p>
-    <w:p>
-      <w:pPr>
-        <w:spacing w:before="80" w:after="80"/>
-        <w:jc w:val="both"/>
-      </w:pPr>
-      <w:r>
-        <w:t>In a real-world environment, the model can be integrated into a bank’s loan management system or online loan application platform. When a customer submits a loan application, the system preprocesses the applicant’s data and passes it to the trained model, which then generates a prediction outcome. Based on the prediction, the institution can classify applicants as low-risk or high-risk borrowers and make faster, more consistent lending decisions.</w:t>
-      </w:r>
-    </w:p>
-    <w:p>
-      <w:pPr>
-        <w:spacing w:before="80" w:after="80"/>
-        <w:jc w:val="both"/>
-      </w:pPr>
-      <w:r>
-        <w:lastRenderedPageBreak/>
-        <w:t xml:space="preserve">The model can also help reduce manual workload, improve operational efficiency, minimize financial losses caused by defaults, and enhance customer experience by speeding up loan processing times. Additionally, financial institutions can continuously retrain the model using new customer data to improve prediction accuracy and adapt to changing borrower </w:t>
-      </w:r>
-      <w:proofErr w:type="spellStart"/>
-      <w:r>
-        <w:t>behavior</w:t>
-      </w:r>
-      <w:proofErr w:type="spellEnd"/>
-      <w:r>
-        <w:t xml:space="preserve"> over time.</w:t>
-      </w:r>
-    </w:p>
-    <w:p>
-      <w:pPr>
-        <w:spacing w:before="80" w:after="80"/>
-        <w:jc w:val="both"/>
-      </w:pPr>
-    </w:p>
-    <w:p>
-      <w:pPr>
-        <w:pStyle w:val="Heading1"/>
-        <w:pBdr>
-          <w:bottom w:val="single" w:sz="6" w:space="1" w:color="1F3864"/>
-        </w:pBdr>
-      </w:pPr>
-      <w:bookmarkStart w:id="52" w:name="_Toc230856941"/>
-      <w:r>
-        <w:t>Challenges faced</w:t>
-      </w:r>
-      <w:bookmarkEnd w:id="52"/>
-    </w:p>
-    <w:p>
-      <w:pPr>
-        <w:pStyle w:val="Heading1"/>
-        <w:pBdr>
-          <w:bottom w:val="single" w:sz="6" w:space="1" w:color="1F3864"/>
-        </w:pBdr>
-      </w:pPr>
-      <w:bookmarkStart w:id="53" w:name="_Toc230711098"/>
-      <w:bookmarkStart w:id="54" w:name="_Toc230856942"/>
-      <w:r>
-        <w:t>5.0 Future Work</w:t>
-      </w:r>
-      <w:bookmarkEnd w:id="53"/>
-      <w:bookmarkEnd w:id="54"/>
-    </w:p>
-    <w:p>
-      <w:pPr>
-        <w:spacing w:before="80" w:after="80"/>
-        <w:jc w:val="both"/>
-      </w:pPr>
-      <w:r>
-        <w:t xml:space="preserve">Future work will focus on several key areas to further improve model performance and practical </w:t>
-      </w:r>
-      <w:proofErr w:type="spellStart"/>
-      <w:r>
-        <w:t>deployability</w:t>
-      </w:r>
-      <w:proofErr w:type="spellEnd"/>
-      <w:r>
-        <w:t>:</w:t>
-      </w:r>
-    </w:p>
-    <w:p>
-      <w:pPr>
-        <w:spacing w:before="60" w:after="60"/>
-      </w:pPr>
-    </w:p>
-    <w:p>
-      <w:pPr>
-        <w:pStyle w:val="ListParagraph"/>
-        <w:numPr>
-          <w:ilvl w:val="0"/>
-          <w:numId w:val="2"/>
-        </w:numPr>
+      <w:r>
+        <w:t>PRESENTATION VIDEO</w:t>
+      </w:r>
+    </w:p>
+    <w:p>
+      <w:pPr>
         <w:spacing w:before="40" w:after="40"/>
-      </w:pPr>
-      <w:r>
-        <w:t xml:space="preserve">Stacking and Blending: develop a meta-learner that combines predictions from Random Forest, </w:t>
-      </w:r>
-      <w:proofErr w:type="spellStart"/>
-      <w:r>
-        <w:t>LightGBM</w:t>
-      </w:r>
-      <w:proofErr w:type="spellEnd"/>
-      <w:r>
-        <w:t xml:space="preserve">, and </w:t>
-      </w:r>
-      <w:proofErr w:type="spellStart"/>
-      <w:r>
-        <w:t>XGBoost</w:t>
-      </w:r>
-      <w:proofErr w:type="spellEnd"/>
-      <w:r>
-        <w:t xml:space="preserve"> to leverage their complementary strengths</w:t>
-      </w:r>
-    </w:p>
-    <w:p>
-      <w:pPr>
-        <w:pStyle w:val="ListParagraph"/>
-        <w:numPr>
-          <w:ilvl w:val="0"/>
-          <w:numId w:val="2"/>
-        </w:numPr>
+        <w:rPr>
+          <w:rStyle w:val="Hyperlink"/>
+        </w:rPr>
+      </w:pPr>
+      <w:r>
+        <w:rPr>
+          <w:rStyle w:val="Hyperlink"/>
+        </w:rPr>
+        <w:t xml:space="preserve">https://youtu.be/q9R-t-td6Og </w:t>
+      </w:r>
+    </w:p>
+    <w:p>
+      <w:pPr>
         <w:spacing w:before="40" w:after="40"/>
       </w:pPr>
-      <w:r>
-        <w:t>Advanced Architectures: experiment with gradient-boosted neural networks (</w:t>
-      </w:r>
-      <w:proofErr w:type="spellStart"/>
-      <w:r>
-        <w:t>TabNet</w:t>
-      </w:r>
-      <w:proofErr w:type="spellEnd"/>
-      <w:r>
-        <w:t>, NODE) and transformer-based models designed specifically for tabular data</w:t>
-      </w:r>
-    </w:p>
-    <w:p>
-      <w:pPr>
-        <w:pStyle w:val="ListParagraph"/>
-        <w:numPr>
-          <w:ilvl w:val="0"/>
-          <w:numId w:val="2"/>
-        </w:numPr>
-        <w:spacing w:before="40" w:after="40"/>
-      </w:pPr>
-      <w:r>
-        <w:t>Probability Calibration: apply Platt scaling or isotonic regression to ensure predicted default probabilities are well-calibrated for risk-based decision thresholds and regulatory reporting</w:t>
-      </w:r>
-    </w:p>
-    <w:p>
-      <w:pPr>
-        <w:pStyle w:val="ListParagraph"/>
-        <w:numPr>
-          <w:ilvl w:val="0"/>
-          <w:numId w:val="2"/>
-        </w:numPr>
-        <w:spacing w:before="40" w:after="40"/>
-      </w:pPr>
-      <w:r>
-        <w:t>Fairness Analysis: assess model predictions across demographic attributes to ensure responsible lending compliance with fair lending regulations</w:t>
-      </w:r>
-    </w:p>
-    <w:p>
-      <w:pPr>
-        <w:pStyle w:val="ListParagraph"/>
-        <w:numPr>
-          <w:ilvl w:val="0"/>
-          <w:numId w:val="2"/>
-        </w:numPr>
-        <w:spacing w:before="40" w:after="40"/>
-      </w:pPr>
-      <w:r>
-        <w:t>Explainability: integrate SHAP (</w:t>
-      </w:r>
-      <w:proofErr w:type="spellStart"/>
-      <w:r>
-        <w:t>SHapley</w:t>
-      </w:r>
-      <w:proofErr w:type="spellEnd"/>
-      <w:r>
-        <w:t xml:space="preserve"> Additive </w:t>
-      </w:r>
-      <w:proofErr w:type="spellStart"/>
-      <w:r>
-        <w:t>exPlanations</w:t>
-      </w:r>
-      <w:proofErr w:type="spellEnd"/>
-      <w:r>
-        <w:t>) values to provide per-prediction feature attributions, enabling loan officers to understand and audit individual model decisions</w:t>
-      </w:r>
-    </w:p>
-    <w:p>
-      <w:pPr>
-        <w:pStyle w:val="ListParagraph"/>
-        <w:numPr>
-          <w:ilvl w:val="0"/>
-          <w:numId w:val="2"/>
-        </w:numPr>
-        <w:spacing w:before="40" w:after="40"/>
-      </w:pPr>
-      <w:r>
-        <w:t>Expanded Feature Engineering: incorporate macroeconomic indicators (unemployment rate, GDP growth, interest rate environment) as time-varying features to improve temporal robustness</w:t>
-      </w:r>
-    </w:p>
-    <w:p>
-      <w:pPr>
-        <w:pStyle w:val="ListParagraph"/>
-        <w:numPr>
-          <w:ilvl w:val="0"/>
-          <w:numId w:val="2"/>
-        </w:numPr>
-        <w:spacing w:before="40" w:after="40"/>
-      </w:pPr>
-      <w:r>
-        <w:t>Production Deployment: containerise the best-performing model using Docker and deploy as a REST API for integration into a loan origination system, with A/B testing against incumbent underwriting rules</w:t>
-      </w:r>
-    </w:p>
-    <w:p>
-      <w:pPr>
-        <w:pStyle w:val="ListParagraph"/>
-        <w:numPr>
-          <w:ilvl w:val="0"/>
-          <w:numId w:val="2"/>
-        </w:numPr>
-        <w:spacing w:before="40" w:after="40"/>
-      </w:pPr>
-      <w:r>
-        <w:t>Monitoring: implement data drift detection and model performance monitoring to detect degradation as economic conditions and borrower behaviour evolve over time</w:t>
-      </w:r>
-    </w:p>
-    <w:p>
-      <w:pPr>
-        <w:spacing w:before="40" w:after="40"/>
-      </w:pPr>
-    </w:p>
-    <w:p>
-      <w:pPr>
-        <w:spacing w:before="40" w:after="40"/>
-      </w:pPr>
-    </w:p>
-    <w:p>
-      <w:pPr>
-        <w:spacing w:before="40" w:after="40"/>
-      </w:pPr>
-    </w:p>
-    <w:p>
-      <w:pPr>
-        <w:pStyle w:val="Heading1"/>
-        <w:pBdr>
-          <w:bottom w:val="single" w:sz="6" w:space="1" w:color="1F3864"/>
-        </w:pBdr>
-      </w:pPr>
-      <w:bookmarkStart w:id="55" w:name="_Toc230856943"/>
-      <w:r>
-        <w:t>GITHUB REPOSITORY</w:t>
-      </w:r>
-      <w:bookmarkEnd w:id="55"/>
-    </w:p>
-    <w:p>
-      <w:pPr>
-        <w:spacing w:before="40" w:after="40"/>
-      </w:pPr>
-    </w:p>
-    <w:p>
-      <w:pPr>
-        <w:spacing w:before="40" w:after="40"/>
-        <w:rPr>
-          <w:b/>
-          <w:bCs/>
-          <w:color w:val="1F3864"/>
-          <w:sz w:val="32"/>
-          <w:szCs w:val="32"/>
-        </w:rPr>
-      </w:pPr>
-      <w:r>
-        <w:rPr>
-          <w:b/>
-          <w:bCs/>
-          <w:color w:val="1F3864"/>
-          <w:sz w:val="32"/>
-          <w:szCs w:val="32"/>
-        </w:rPr>
-        <w:t>VIDEO</w:t>
-      </w:r>
-    </w:p>
-    <w:p>
-      <w:pPr>
-        <w:spacing w:before="40" w:after="40"/>
-      </w:pPr>
     </w:p>
     <w:sectPr>
-      <w:headerReference w:type="default" r:id="rId19"/>
-      <w:footerReference w:type="default" r:id="rId20"/>
+      <w:headerReference w:type="default" r:id="rId21"/>
+      <w:footerReference w:type="default" r:id="rId22"/>
       <w:pgSz w:w="12240" w:h="15840"/>
       <w:pgMar w:top="1440" w:right="1440" w:bottom="1440" w:left="1440" w:header="708" w:footer="708" w:gutter="0"/>
       <w:cols w:space="720"/>
@@ -8828,6 +11223,155 @@
     </w:lvl>
   </w:abstractNum>
   <w:abstractNum w:abstractNumId="1" w15:restartNumberingAfterBreak="0">
+    <w:nsid w:val="0B36397D"/>
+    <w:multiLevelType w:val="multilevel"/>
+    <w:tmpl w:val="572E0A2C"/>
+    <w:lvl w:ilvl="0">
+      <w:start w:val="1"/>
+      <w:numFmt w:val="bullet"/>
+      <w:lvlText w:val=""/>
+      <w:lvlJc w:val="left"/>
+      <w:pPr>
+        <w:tabs>
+          <w:tab w:val="num" w:pos="720"/>
+        </w:tabs>
+        <w:ind w:left="720" w:hanging="360"/>
+      </w:pPr>
+      <w:rPr>
+        <w:rFonts w:ascii="Symbol" w:hAnsi="Symbol" w:hint="default"/>
+        <w:sz w:val="20"/>
+      </w:rPr>
+    </w:lvl>
+    <w:lvl w:ilvl="1" w:tentative="1">
+      <w:start w:val="1"/>
+      <w:numFmt w:val="bullet"/>
+      <w:lvlText w:val="o"/>
+      <w:lvlJc w:val="left"/>
+      <w:pPr>
+        <w:tabs>
+          <w:tab w:val="num" w:pos="1440"/>
+        </w:tabs>
+        <w:ind w:left="1440" w:hanging="360"/>
+      </w:pPr>
+      <w:rPr>
+        <w:rFonts w:ascii="Courier New" w:hAnsi="Courier New" w:hint="default"/>
+        <w:sz w:val="20"/>
+      </w:rPr>
+    </w:lvl>
+    <w:lvl w:ilvl="2" w:tentative="1">
+      <w:start w:val="1"/>
+      <w:numFmt w:val="bullet"/>
+      <w:lvlText w:val=""/>
+      <w:lvlJc w:val="left"/>
+      <w:pPr>
+        <w:tabs>
+          <w:tab w:val="num" w:pos="2160"/>
+        </w:tabs>
+        <w:ind w:left="2160" w:hanging="360"/>
+      </w:pPr>
+      <w:rPr>
+        <w:rFonts w:ascii="Wingdings" w:hAnsi="Wingdings" w:hint="default"/>
+        <w:sz w:val="20"/>
+      </w:rPr>
+    </w:lvl>
+    <w:lvl w:ilvl="3" w:tentative="1">
+      <w:start w:val="1"/>
+      <w:numFmt w:val="bullet"/>
+      <w:lvlText w:val=""/>
+      <w:lvlJc w:val="left"/>
+      <w:pPr>
+        <w:tabs>
+          <w:tab w:val="num" w:pos="2880"/>
+        </w:tabs>
+        <w:ind w:left="2880" w:hanging="360"/>
+      </w:pPr>
+      <w:rPr>
+        <w:rFonts w:ascii="Wingdings" w:hAnsi="Wingdings" w:hint="default"/>
+        <w:sz w:val="20"/>
+      </w:rPr>
+    </w:lvl>
+    <w:lvl w:ilvl="4" w:tentative="1">
+      <w:start w:val="1"/>
+      <w:numFmt w:val="bullet"/>
+      <w:lvlText w:val=""/>
+      <w:lvlJc w:val="left"/>
+      <w:pPr>
+        <w:tabs>
+          <w:tab w:val="num" w:pos="3600"/>
+        </w:tabs>
+        <w:ind w:left="3600" w:hanging="360"/>
+      </w:pPr>
+      <w:rPr>
+        <w:rFonts w:ascii="Wingdings" w:hAnsi="Wingdings" w:hint="default"/>
+        <w:sz w:val="20"/>
+      </w:rPr>
+    </w:lvl>
+    <w:lvl w:ilvl="5" w:tentative="1">
+      <w:start w:val="1"/>
+      <w:numFmt w:val="bullet"/>
+      <w:lvlText w:val=""/>
+      <w:lvlJc w:val="left"/>
+      <w:pPr>
+        <w:tabs>
+          <w:tab w:val="num" w:pos="4320"/>
+        </w:tabs>
+        <w:ind w:left="4320" w:hanging="360"/>
+      </w:pPr>
+      <w:rPr>
+        <w:rFonts w:ascii="Wingdings" w:hAnsi="Wingdings" w:hint="default"/>
+        <w:sz w:val="20"/>
+      </w:rPr>
+    </w:lvl>
+    <w:lvl w:ilvl="6" w:tentative="1">
+      <w:start w:val="1"/>
+      <w:numFmt w:val="bullet"/>
+      <w:lvlText w:val=""/>
+      <w:lvlJc w:val="left"/>
+      <w:pPr>
+        <w:tabs>
+          <w:tab w:val="num" w:pos="5040"/>
+        </w:tabs>
+        <w:ind w:left="5040" w:hanging="360"/>
+      </w:pPr>
+      <w:rPr>
+        <w:rFonts w:ascii="Wingdings" w:hAnsi="Wingdings" w:hint="default"/>
+        <w:sz w:val="20"/>
+      </w:rPr>
+    </w:lvl>
+    <w:lvl w:ilvl="7" w:tentative="1">
+      <w:start w:val="1"/>
+      <w:numFmt w:val="bullet"/>
+      <w:lvlText w:val=""/>
+      <w:lvlJc w:val="left"/>
+      <w:pPr>
+        <w:tabs>
+          <w:tab w:val="num" w:pos="5760"/>
+        </w:tabs>
+        <w:ind w:left="5760" w:hanging="360"/>
+      </w:pPr>
+      <w:rPr>
+        <w:rFonts w:ascii="Wingdings" w:hAnsi="Wingdings" w:hint="default"/>
+        <w:sz w:val="20"/>
+      </w:rPr>
+    </w:lvl>
+    <w:lvl w:ilvl="8" w:tentative="1">
+      <w:start w:val="1"/>
+      <w:numFmt w:val="bullet"/>
+      <w:lvlText w:val=""/>
+      <w:lvlJc w:val="left"/>
+      <w:pPr>
+        <w:tabs>
+          <w:tab w:val="num" w:pos="6480"/>
+        </w:tabs>
+        <w:ind w:left="6480" w:hanging="360"/>
+      </w:pPr>
+      <w:rPr>
+        <w:rFonts w:ascii="Wingdings" w:hAnsi="Wingdings" w:hint="default"/>
+        <w:sz w:val="20"/>
+      </w:rPr>
+    </w:lvl>
+  </w:abstractNum>
+  <w:abstractNum w:abstractNumId="2" w15:restartNumberingAfterBreak="0">
     <w:nsid w:val="0B420183"/>
     <w:multiLevelType w:val="hybridMultilevel"/>
     <w:tmpl w:val="56846110"/>
@@ -8881,7 +11425,454 @@
       <w:lvlJc w:val="left"/>
     </w:lvl>
   </w:abstractNum>
-  <w:abstractNum w:abstractNumId="2" w15:restartNumberingAfterBreak="0">
+  <w:abstractNum w:abstractNumId="3" w15:restartNumberingAfterBreak="0">
+    <w:nsid w:val="17D57DAF"/>
+    <w:multiLevelType w:val="multilevel"/>
+    <w:tmpl w:val="F358362A"/>
+    <w:lvl w:ilvl="0">
+      <w:start w:val="1"/>
+      <w:numFmt w:val="bullet"/>
+      <w:lvlText w:val=""/>
+      <w:lvlJc w:val="left"/>
+      <w:pPr>
+        <w:tabs>
+          <w:tab w:val="num" w:pos="720"/>
+        </w:tabs>
+        <w:ind w:left="720" w:hanging="360"/>
+      </w:pPr>
+      <w:rPr>
+        <w:rFonts w:ascii="Symbol" w:hAnsi="Symbol" w:hint="default"/>
+        <w:sz w:val="20"/>
+      </w:rPr>
+    </w:lvl>
+    <w:lvl w:ilvl="1" w:tentative="1">
+      <w:start w:val="1"/>
+      <w:numFmt w:val="bullet"/>
+      <w:lvlText w:val="o"/>
+      <w:lvlJc w:val="left"/>
+      <w:pPr>
+        <w:tabs>
+          <w:tab w:val="num" w:pos="1440"/>
+        </w:tabs>
+        <w:ind w:left="1440" w:hanging="360"/>
+      </w:pPr>
+      <w:rPr>
+        <w:rFonts w:ascii="Courier New" w:hAnsi="Courier New" w:hint="default"/>
+        <w:sz w:val="20"/>
+      </w:rPr>
+    </w:lvl>
+    <w:lvl w:ilvl="2" w:tentative="1">
+      <w:start w:val="1"/>
+      <w:numFmt w:val="bullet"/>
+      <w:lvlText w:val=""/>
+      <w:lvlJc w:val="left"/>
+      <w:pPr>
+        <w:tabs>
+          <w:tab w:val="num" w:pos="2160"/>
+        </w:tabs>
+        <w:ind w:left="2160" w:hanging="360"/>
+      </w:pPr>
+      <w:rPr>
+        <w:rFonts w:ascii="Wingdings" w:hAnsi="Wingdings" w:hint="default"/>
+        <w:sz w:val="20"/>
+      </w:rPr>
+    </w:lvl>
+    <w:lvl w:ilvl="3" w:tentative="1">
+      <w:start w:val="1"/>
+      <w:numFmt w:val="bullet"/>
+      <w:lvlText w:val=""/>
+      <w:lvlJc w:val="left"/>
+      <w:pPr>
+        <w:tabs>
+          <w:tab w:val="num" w:pos="2880"/>
+        </w:tabs>
+        <w:ind w:left="2880" w:hanging="360"/>
+      </w:pPr>
+      <w:rPr>
+        <w:rFonts w:ascii="Wingdings" w:hAnsi="Wingdings" w:hint="default"/>
+        <w:sz w:val="20"/>
+      </w:rPr>
+    </w:lvl>
+    <w:lvl w:ilvl="4" w:tentative="1">
+      <w:start w:val="1"/>
+      <w:numFmt w:val="bullet"/>
+      <w:lvlText w:val=""/>
+      <w:lvlJc w:val="left"/>
+      <w:pPr>
+        <w:tabs>
+          <w:tab w:val="num" w:pos="3600"/>
+        </w:tabs>
+        <w:ind w:left="3600" w:hanging="360"/>
+      </w:pPr>
+      <w:rPr>
+        <w:rFonts w:ascii="Wingdings" w:hAnsi="Wingdings" w:hint="default"/>
+        <w:sz w:val="20"/>
+      </w:rPr>
+    </w:lvl>
+    <w:lvl w:ilvl="5" w:tentative="1">
+      <w:start w:val="1"/>
+      <w:numFmt w:val="bullet"/>
+      <w:lvlText w:val=""/>
+      <w:lvlJc w:val="left"/>
+      <w:pPr>
+        <w:tabs>
+          <w:tab w:val="num" w:pos="4320"/>
+        </w:tabs>
+        <w:ind w:left="4320" w:hanging="360"/>
+      </w:pPr>
+      <w:rPr>
+        <w:rFonts w:ascii="Wingdings" w:hAnsi="Wingdings" w:hint="default"/>
+        <w:sz w:val="20"/>
+      </w:rPr>
+    </w:lvl>
+    <w:lvl w:ilvl="6" w:tentative="1">
+      <w:start w:val="1"/>
+      <w:numFmt w:val="bullet"/>
+      <w:lvlText w:val=""/>
+      <w:lvlJc w:val="left"/>
+      <w:pPr>
+        <w:tabs>
+          <w:tab w:val="num" w:pos="5040"/>
+        </w:tabs>
+        <w:ind w:left="5040" w:hanging="360"/>
+      </w:pPr>
+      <w:rPr>
+        <w:rFonts w:ascii="Wingdings" w:hAnsi="Wingdings" w:hint="default"/>
+        <w:sz w:val="20"/>
+      </w:rPr>
+    </w:lvl>
+    <w:lvl w:ilvl="7" w:tentative="1">
+      <w:start w:val="1"/>
+      <w:numFmt w:val="bullet"/>
+      <w:lvlText w:val=""/>
+      <w:lvlJc w:val="left"/>
+      <w:pPr>
+        <w:tabs>
+          <w:tab w:val="num" w:pos="5760"/>
+        </w:tabs>
+        <w:ind w:left="5760" w:hanging="360"/>
+      </w:pPr>
+      <w:rPr>
+        <w:rFonts w:ascii="Wingdings" w:hAnsi="Wingdings" w:hint="default"/>
+        <w:sz w:val="20"/>
+      </w:rPr>
+    </w:lvl>
+    <w:lvl w:ilvl="8" w:tentative="1">
+      <w:start w:val="1"/>
+      <w:numFmt w:val="bullet"/>
+      <w:lvlText w:val=""/>
+      <w:lvlJc w:val="left"/>
+      <w:pPr>
+        <w:tabs>
+          <w:tab w:val="num" w:pos="6480"/>
+        </w:tabs>
+        <w:ind w:left="6480" w:hanging="360"/>
+      </w:pPr>
+      <w:rPr>
+        <w:rFonts w:ascii="Wingdings" w:hAnsi="Wingdings" w:hint="default"/>
+        <w:sz w:val="20"/>
+      </w:rPr>
+    </w:lvl>
+  </w:abstractNum>
+  <w:abstractNum w:abstractNumId="4" w15:restartNumberingAfterBreak="0">
+    <w:nsid w:val="1B2B773F"/>
+    <w:multiLevelType w:val="multilevel"/>
+    <w:tmpl w:val="0D84BC14"/>
+    <w:lvl w:ilvl="0">
+      <w:start w:val="1"/>
+      <w:numFmt w:val="bullet"/>
+      <w:lvlText w:val=""/>
+      <w:lvlJc w:val="left"/>
+      <w:pPr>
+        <w:tabs>
+          <w:tab w:val="num" w:pos="720"/>
+        </w:tabs>
+        <w:ind w:left="720" w:hanging="360"/>
+      </w:pPr>
+      <w:rPr>
+        <w:rFonts w:ascii="Symbol" w:hAnsi="Symbol" w:hint="default"/>
+        <w:sz w:val="20"/>
+      </w:rPr>
+    </w:lvl>
+    <w:lvl w:ilvl="1" w:tentative="1">
+      <w:start w:val="1"/>
+      <w:numFmt w:val="bullet"/>
+      <w:lvlText w:val="o"/>
+      <w:lvlJc w:val="left"/>
+      <w:pPr>
+        <w:tabs>
+          <w:tab w:val="num" w:pos="1440"/>
+        </w:tabs>
+        <w:ind w:left="1440" w:hanging="360"/>
+      </w:pPr>
+      <w:rPr>
+        <w:rFonts w:ascii="Courier New" w:hAnsi="Courier New" w:hint="default"/>
+        <w:sz w:val="20"/>
+      </w:rPr>
+    </w:lvl>
+    <w:lvl w:ilvl="2" w:tentative="1">
+      <w:start w:val="1"/>
+      <w:numFmt w:val="bullet"/>
+      <w:lvlText w:val=""/>
+      <w:lvlJc w:val="left"/>
+      <w:pPr>
+        <w:tabs>
+          <w:tab w:val="num" w:pos="2160"/>
+        </w:tabs>
+        <w:ind w:left="2160" w:hanging="360"/>
+      </w:pPr>
+      <w:rPr>
+        <w:rFonts w:ascii="Wingdings" w:hAnsi="Wingdings" w:hint="default"/>
+        <w:sz w:val="20"/>
+      </w:rPr>
+    </w:lvl>
+    <w:lvl w:ilvl="3" w:tentative="1">
+      <w:start w:val="1"/>
+      <w:numFmt w:val="bullet"/>
+      <w:lvlText w:val=""/>
+      <w:lvlJc w:val="left"/>
+      <w:pPr>
+        <w:tabs>
+          <w:tab w:val="num" w:pos="2880"/>
+        </w:tabs>
+        <w:ind w:left="2880" w:hanging="360"/>
+      </w:pPr>
+      <w:rPr>
+        <w:rFonts w:ascii="Wingdings" w:hAnsi="Wingdings" w:hint="default"/>
+        <w:sz w:val="20"/>
+      </w:rPr>
+    </w:lvl>
+    <w:lvl w:ilvl="4" w:tentative="1">
+      <w:start w:val="1"/>
+      <w:numFmt w:val="bullet"/>
+      <w:lvlText w:val=""/>
+      <w:lvlJc w:val="left"/>
+      <w:pPr>
+        <w:tabs>
+          <w:tab w:val="num" w:pos="3600"/>
+        </w:tabs>
+        <w:ind w:left="3600" w:hanging="360"/>
+      </w:pPr>
+      <w:rPr>
+        <w:rFonts w:ascii="Wingdings" w:hAnsi="Wingdings" w:hint="default"/>
+        <w:sz w:val="20"/>
+      </w:rPr>
+    </w:lvl>
+    <w:lvl w:ilvl="5" w:tentative="1">
+      <w:start w:val="1"/>
+      <w:numFmt w:val="bullet"/>
+      <w:lvlText w:val=""/>
+      <w:lvlJc w:val="left"/>
+      <w:pPr>
+        <w:tabs>
+          <w:tab w:val="num" w:pos="4320"/>
+        </w:tabs>
+        <w:ind w:left="4320" w:hanging="360"/>
+      </w:pPr>
+      <w:rPr>
+        <w:rFonts w:ascii="Wingdings" w:hAnsi="Wingdings" w:hint="default"/>
+        <w:sz w:val="20"/>
+      </w:rPr>
+    </w:lvl>
+    <w:lvl w:ilvl="6" w:tentative="1">
+      <w:start w:val="1"/>
+      <w:numFmt w:val="bullet"/>
+      <w:lvlText w:val=""/>
+      <w:lvlJc w:val="left"/>
+      <w:pPr>
+        <w:tabs>
+          <w:tab w:val="num" w:pos="5040"/>
+        </w:tabs>
+        <w:ind w:left="5040" w:hanging="360"/>
+      </w:pPr>
+      <w:rPr>
+        <w:rFonts w:ascii="Wingdings" w:hAnsi="Wingdings" w:hint="default"/>
+        <w:sz w:val="20"/>
+      </w:rPr>
+    </w:lvl>
+    <w:lvl w:ilvl="7" w:tentative="1">
+      <w:start w:val="1"/>
+      <w:numFmt w:val="bullet"/>
+      <w:lvlText w:val=""/>
+      <w:lvlJc w:val="left"/>
+      <w:pPr>
+        <w:tabs>
+          <w:tab w:val="num" w:pos="5760"/>
+        </w:tabs>
+        <w:ind w:left="5760" w:hanging="360"/>
+      </w:pPr>
+      <w:rPr>
+        <w:rFonts w:ascii="Wingdings" w:hAnsi="Wingdings" w:hint="default"/>
+        <w:sz w:val="20"/>
+      </w:rPr>
+    </w:lvl>
+    <w:lvl w:ilvl="8" w:tentative="1">
+      <w:start w:val="1"/>
+      <w:numFmt w:val="bullet"/>
+      <w:lvlText w:val=""/>
+      <w:lvlJc w:val="left"/>
+      <w:pPr>
+        <w:tabs>
+          <w:tab w:val="num" w:pos="6480"/>
+        </w:tabs>
+        <w:ind w:left="6480" w:hanging="360"/>
+      </w:pPr>
+      <w:rPr>
+        <w:rFonts w:ascii="Wingdings" w:hAnsi="Wingdings" w:hint="default"/>
+        <w:sz w:val="20"/>
+      </w:rPr>
+    </w:lvl>
+  </w:abstractNum>
+  <w:abstractNum w:abstractNumId="5" w15:restartNumberingAfterBreak="0">
+    <w:nsid w:val="1E6004E6"/>
+    <w:multiLevelType w:val="multilevel"/>
+    <w:tmpl w:val="5010E41A"/>
+    <w:lvl w:ilvl="0">
+      <w:start w:val="1"/>
+      <w:numFmt w:val="bullet"/>
+      <w:lvlText w:val=""/>
+      <w:lvlJc w:val="left"/>
+      <w:pPr>
+        <w:tabs>
+          <w:tab w:val="num" w:pos="720"/>
+        </w:tabs>
+        <w:ind w:left="720" w:hanging="360"/>
+      </w:pPr>
+      <w:rPr>
+        <w:rFonts w:ascii="Symbol" w:hAnsi="Symbol" w:hint="default"/>
+        <w:sz w:val="20"/>
+      </w:rPr>
+    </w:lvl>
+    <w:lvl w:ilvl="1" w:tentative="1">
+      <w:start w:val="1"/>
+      <w:numFmt w:val="bullet"/>
+      <w:lvlText w:val="o"/>
+      <w:lvlJc w:val="left"/>
+      <w:pPr>
+        <w:tabs>
+          <w:tab w:val="num" w:pos="1440"/>
+        </w:tabs>
+        <w:ind w:left="1440" w:hanging="360"/>
+      </w:pPr>
+      <w:rPr>
+        <w:rFonts w:ascii="Courier New" w:hAnsi="Courier New" w:hint="default"/>
+        <w:sz w:val="20"/>
+      </w:rPr>
+    </w:lvl>
+    <w:lvl w:ilvl="2" w:tentative="1">
+      <w:start w:val="1"/>
+      <w:numFmt w:val="bullet"/>
+      <w:lvlText w:val=""/>
+      <w:lvlJc w:val="left"/>
+      <w:pPr>
+        <w:tabs>
+          <w:tab w:val="num" w:pos="2160"/>
+        </w:tabs>
+        <w:ind w:left="2160" w:hanging="360"/>
+      </w:pPr>
+      <w:rPr>
+        <w:rFonts w:ascii="Wingdings" w:hAnsi="Wingdings" w:hint="default"/>
+        <w:sz w:val="20"/>
+      </w:rPr>
+    </w:lvl>
+    <w:lvl w:ilvl="3" w:tentative="1">
+      <w:start w:val="1"/>
+      <w:numFmt w:val="bullet"/>
+      <w:lvlText w:val=""/>
+      <w:lvlJc w:val="left"/>
+      <w:pPr>
+        <w:tabs>
+          <w:tab w:val="num" w:pos="2880"/>
+        </w:tabs>
+        <w:ind w:left="2880" w:hanging="360"/>
+      </w:pPr>
+      <w:rPr>
+        <w:rFonts w:ascii="Wingdings" w:hAnsi="Wingdings" w:hint="default"/>
+        <w:sz w:val="20"/>
+      </w:rPr>
+    </w:lvl>
+    <w:lvl w:ilvl="4" w:tentative="1">
+      <w:start w:val="1"/>
+      <w:numFmt w:val="bullet"/>
+      <w:lvlText w:val=""/>
+      <w:lvlJc w:val="left"/>
+      <w:pPr>
+        <w:tabs>
+          <w:tab w:val="num" w:pos="3600"/>
+        </w:tabs>
+        <w:ind w:left="3600" w:hanging="360"/>
+      </w:pPr>
+      <w:rPr>
+        <w:rFonts w:ascii="Wingdings" w:hAnsi="Wingdings" w:hint="default"/>
+        <w:sz w:val="20"/>
+      </w:rPr>
+    </w:lvl>
+    <w:lvl w:ilvl="5" w:tentative="1">
+      <w:start w:val="1"/>
+      <w:numFmt w:val="bullet"/>
+      <w:lvlText w:val=""/>
+      <w:lvlJc w:val="left"/>
+      <w:pPr>
+        <w:tabs>
+          <w:tab w:val="num" w:pos="4320"/>
+        </w:tabs>
+        <w:ind w:left="4320" w:hanging="360"/>
+      </w:pPr>
+      <w:rPr>
+        <w:rFonts w:ascii="Wingdings" w:hAnsi="Wingdings" w:hint="default"/>
+        <w:sz w:val="20"/>
+      </w:rPr>
+    </w:lvl>
+    <w:lvl w:ilvl="6" w:tentative="1">
+      <w:start w:val="1"/>
+      <w:numFmt w:val="bullet"/>
+      <w:lvlText w:val=""/>
+      <w:lvlJc w:val="left"/>
+      <w:pPr>
+        <w:tabs>
+          <w:tab w:val="num" w:pos="5040"/>
+        </w:tabs>
+        <w:ind w:left="5040" w:hanging="360"/>
+      </w:pPr>
+      <w:rPr>
+        <w:rFonts w:ascii="Wingdings" w:hAnsi="Wingdings" w:hint="default"/>
+        <w:sz w:val="20"/>
+      </w:rPr>
+    </w:lvl>
+    <w:lvl w:ilvl="7" w:tentative="1">
+      <w:start w:val="1"/>
+      <w:numFmt w:val="bullet"/>
+      <w:lvlText w:val=""/>
+      <w:lvlJc w:val="left"/>
+      <w:pPr>
+        <w:tabs>
+          <w:tab w:val="num" w:pos="5760"/>
+        </w:tabs>
+        <w:ind w:left="5760" w:hanging="360"/>
+      </w:pPr>
+      <w:rPr>
+        <w:rFonts w:ascii="Wingdings" w:hAnsi="Wingdings" w:hint="default"/>
+        <w:sz w:val="20"/>
+      </w:rPr>
+    </w:lvl>
+    <w:lvl w:ilvl="8" w:tentative="1">
+      <w:start w:val="1"/>
+      <w:numFmt w:val="bullet"/>
+      <w:lvlText w:val=""/>
+      <w:lvlJc w:val="left"/>
+      <w:pPr>
+        <w:tabs>
+          <w:tab w:val="num" w:pos="6480"/>
+        </w:tabs>
+        <w:ind w:left="6480" w:hanging="360"/>
+      </w:pPr>
+      <w:rPr>
+        <w:rFonts w:ascii="Wingdings" w:hAnsi="Wingdings" w:hint="default"/>
+        <w:sz w:val="20"/>
+      </w:rPr>
+    </w:lvl>
+  </w:abstractNum>
+  <w:abstractNum w:abstractNumId="6" w15:restartNumberingAfterBreak="0">
     <w:nsid w:val="21CB20C1"/>
     <w:multiLevelType w:val="hybridMultilevel"/>
     <w:tmpl w:val="7CDC748A"/>
@@ -8935,7 +11926,603 @@
       <w:lvlJc w:val="left"/>
     </w:lvl>
   </w:abstractNum>
-  <w:abstractNum w:abstractNumId="3" w15:restartNumberingAfterBreak="0">
+  <w:abstractNum w:abstractNumId="7" w15:restartNumberingAfterBreak="0">
+    <w:nsid w:val="255447D4"/>
+    <w:multiLevelType w:val="multilevel"/>
+    <w:tmpl w:val="C9706D3E"/>
+    <w:lvl w:ilvl="0">
+      <w:start w:val="1"/>
+      <w:numFmt w:val="bullet"/>
+      <w:lvlText w:val=""/>
+      <w:lvlJc w:val="left"/>
+      <w:pPr>
+        <w:tabs>
+          <w:tab w:val="num" w:pos="720"/>
+        </w:tabs>
+        <w:ind w:left="720" w:hanging="360"/>
+      </w:pPr>
+      <w:rPr>
+        <w:rFonts w:ascii="Symbol" w:hAnsi="Symbol" w:hint="default"/>
+        <w:sz w:val="20"/>
+      </w:rPr>
+    </w:lvl>
+    <w:lvl w:ilvl="1" w:tentative="1">
+      <w:start w:val="1"/>
+      <w:numFmt w:val="bullet"/>
+      <w:lvlText w:val="o"/>
+      <w:lvlJc w:val="left"/>
+      <w:pPr>
+        <w:tabs>
+          <w:tab w:val="num" w:pos="1440"/>
+        </w:tabs>
+        <w:ind w:left="1440" w:hanging="360"/>
+      </w:pPr>
+      <w:rPr>
+        <w:rFonts w:ascii="Courier New" w:hAnsi="Courier New" w:hint="default"/>
+        <w:sz w:val="20"/>
+      </w:rPr>
+    </w:lvl>
+    <w:lvl w:ilvl="2" w:tentative="1">
+      <w:start w:val="1"/>
+      <w:numFmt w:val="bullet"/>
+      <w:lvlText w:val=""/>
+      <w:lvlJc w:val="left"/>
+      <w:pPr>
+        <w:tabs>
+          <w:tab w:val="num" w:pos="2160"/>
+        </w:tabs>
+        <w:ind w:left="2160" w:hanging="360"/>
+      </w:pPr>
+      <w:rPr>
+        <w:rFonts w:ascii="Wingdings" w:hAnsi="Wingdings" w:hint="default"/>
+        <w:sz w:val="20"/>
+      </w:rPr>
+    </w:lvl>
+    <w:lvl w:ilvl="3" w:tentative="1">
+      <w:start w:val="1"/>
+      <w:numFmt w:val="bullet"/>
+      <w:lvlText w:val=""/>
+      <w:lvlJc w:val="left"/>
+      <w:pPr>
+        <w:tabs>
+          <w:tab w:val="num" w:pos="2880"/>
+        </w:tabs>
+        <w:ind w:left="2880" w:hanging="360"/>
+      </w:pPr>
+      <w:rPr>
+        <w:rFonts w:ascii="Wingdings" w:hAnsi="Wingdings" w:hint="default"/>
+        <w:sz w:val="20"/>
+      </w:rPr>
+    </w:lvl>
+    <w:lvl w:ilvl="4" w:tentative="1">
+      <w:start w:val="1"/>
+      <w:numFmt w:val="bullet"/>
+      <w:lvlText w:val=""/>
+      <w:lvlJc w:val="left"/>
+      <w:pPr>
+        <w:tabs>
+          <w:tab w:val="num" w:pos="3600"/>
+        </w:tabs>
+        <w:ind w:left="3600" w:hanging="360"/>
+      </w:pPr>
+      <w:rPr>
+        <w:rFonts w:ascii="Wingdings" w:hAnsi="Wingdings" w:hint="default"/>
+        <w:sz w:val="20"/>
+      </w:rPr>
+    </w:lvl>
+    <w:lvl w:ilvl="5" w:tentative="1">
+      <w:start w:val="1"/>
+      <w:numFmt w:val="bullet"/>
+      <w:lvlText w:val=""/>
+      <w:lvlJc w:val="left"/>
+      <w:pPr>
+        <w:tabs>
+          <w:tab w:val="num" w:pos="4320"/>
+        </w:tabs>
+        <w:ind w:left="4320" w:hanging="360"/>
+      </w:pPr>
+      <w:rPr>
+        <w:rFonts w:ascii="Wingdings" w:hAnsi="Wingdings" w:hint="default"/>
+        <w:sz w:val="20"/>
+      </w:rPr>
+    </w:lvl>
+    <w:lvl w:ilvl="6" w:tentative="1">
+      <w:start w:val="1"/>
+      <w:numFmt w:val="bullet"/>
+      <w:lvlText w:val=""/>
+      <w:lvlJc w:val="left"/>
+      <w:pPr>
+        <w:tabs>
+          <w:tab w:val="num" w:pos="5040"/>
+        </w:tabs>
+        <w:ind w:left="5040" w:hanging="360"/>
+      </w:pPr>
+      <w:rPr>
+        <w:rFonts w:ascii="Wingdings" w:hAnsi="Wingdings" w:hint="default"/>
+        <w:sz w:val="20"/>
+      </w:rPr>
+    </w:lvl>
+    <w:lvl w:ilvl="7" w:tentative="1">
+      <w:start w:val="1"/>
+      <w:numFmt w:val="bullet"/>
+      <w:lvlText w:val=""/>
+      <w:lvlJc w:val="left"/>
+      <w:pPr>
+        <w:tabs>
+          <w:tab w:val="num" w:pos="5760"/>
+        </w:tabs>
+        <w:ind w:left="5760" w:hanging="360"/>
+      </w:pPr>
+      <w:rPr>
+        <w:rFonts w:ascii="Wingdings" w:hAnsi="Wingdings" w:hint="default"/>
+        <w:sz w:val="20"/>
+      </w:rPr>
+    </w:lvl>
+    <w:lvl w:ilvl="8" w:tentative="1">
+      <w:start w:val="1"/>
+      <w:numFmt w:val="bullet"/>
+      <w:lvlText w:val=""/>
+      <w:lvlJc w:val="left"/>
+      <w:pPr>
+        <w:tabs>
+          <w:tab w:val="num" w:pos="6480"/>
+        </w:tabs>
+        <w:ind w:left="6480" w:hanging="360"/>
+      </w:pPr>
+      <w:rPr>
+        <w:rFonts w:ascii="Wingdings" w:hAnsi="Wingdings" w:hint="default"/>
+        <w:sz w:val="20"/>
+      </w:rPr>
+    </w:lvl>
+  </w:abstractNum>
+  <w:abstractNum w:abstractNumId="8" w15:restartNumberingAfterBreak="0">
+    <w:nsid w:val="2A43137E"/>
+    <w:multiLevelType w:val="multilevel"/>
+    <w:tmpl w:val="0C7E968C"/>
+    <w:lvl w:ilvl="0">
+      <w:start w:val="1"/>
+      <w:numFmt w:val="bullet"/>
+      <w:lvlText w:val=""/>
+      <w:lvlJc w:val="left"/>
+      <w:pPr>
+        <w:tabs>
+          <w:tab w:val="num" w:pos="720"/>
+        </w:tabs>
+        <w:ind w:left="720" w:hanging="360"/>
+      </w:pPr>
+      <w:rPr>
+        <w:rFonts w:ascii="Symbol" w:hAnsi="Symbol" w:hint="default"/>
+        <w:sz w:val="20"/>
+      </w:rPr>
+    </w:lvl>
+    <w:lvl w:ilvl="1" w:tentative="1">
+      <w:start w:val="1"/>
+      <w:numFmt w:val="bullet"/>
+      <w:lvlText w:val="o"/>
+      <w:lvlJc w:val="left"/>
+      <w:pPr>
+        <w:tabs>
+          <w:tab w:val="num" w:pos="1440"/>
+        </w:tabs>
+        <w:ind w:left="1440" w:hanging="360"/>
+      </w:pPr>
+      <w:rPr>
+        <w:rFonts w:ascii="Courier New" w:hAnsi="Courier New" w:hint="default"/>
+        <w:sz w:val="20"/>
+      </w:rPr>
+    </w:lvl>
+    <w:lvl w:ilvl="2" w:tentative="1">
+      <w:start w:val="1"/>
+      <w:numFmt w:val="bullet"/>
+      <w:lvlText w:val=""/>
+      <w:lvlJc w:val="left"/>
+      <w:pPr>
+        <w:tabs>
+          <w:tab w:val="num" w:pos="2160"/>
+        </w:tabs>
+        <w:ind w:left="2160" w:hanging="360"/>
+      </w:pPr>
+      <w:rPr>
+        <w:rFonts w:ascii="Wingdings" w:hAnsi="Wingdings" w:hint="default"/>
+        <w:sz w:val="20"/>
+      </w:rPr>
+    </w:lvl>
+    <w:lvl w:ilvl="3" w:tentative="1">
+      <w:start w:val="1"/>
+      <w:numFmt w:val="bullet"/>
+      <w:lvlText w:val=""/>
+      <w:lvlJc w:val="left"/>
+      <w:pPr>
+        <w:tabs>
+          <w:tab w:val="num" w:pos="2880"/>
+        </w:tabs>
+        <w:ind w:left="2880" w:hanging="360"/>
+      </w:pPr>
+      <w:rPr>
+        <w:rFonts w:ascii="Wingdings" w:hAnsi="Wingdings" w:hint="default"/>
+        <w:sz w:val="20"/>
+      </w:rPr>
+    </w:lvl>
+    <w:lvl w:ilvl="4" w:tentative="1">
+      <w:start w:val="1"/>
+      <w:numFmt w:val="bullet"/>
+      <w:lvlText w:val=""/>
+      <w:lvlJc w:val="left"/>
+      <w:pPr>
+        <w:tabs>
+          <w:tab w:val="num" w:pos="3600"/>
+        </w:tabs>
+        <w:ind w:left="3600" w:hanging="360"/>
+      </w:pPr>
+      <w:rPr>
+        <w:rFonts w:ascii="Wingdings" w:hAnsi="Wingdings" w:hint="default"/>
+        <w:sz w:val="20"/>
+      </w:rPr>
+    </w:lvl>
+    <w:lvl w:ilvl="5" w:tentative="1">
+      <w:start w:val="1"/>
+      <w:numFmt w:val="bullet"/>
+      <w:lvlText w:val=""/>
+      <w:lvlJc w:val="left"/>
+      <w:pPr>
+        <w:tabs>
+          <w:tab w:val="num" w:pos="4320"/>
+        </w:tabs>
+        <w:ind w:left="4320" w:hanging="360"/>
+      </w:pPr>
+      <w:rPr>
+        <w:rFonts w:ascii="Wingdings" w:hAnsi="Wingdings" w:hint="default"/>
+        <w:sz w:val="20"/>
+      </w:rPr>
+    </w:lvl>
+    <w:lvl w:ilvl="6" w:tentative="1">
+      <w:start w:val="1"/>
+      <w:numFmt w:val="bullet"/>
+      <w:lvlText w:val=""/>
+      <w:lvlJc w:val="left"/>
+      <w:pPr>
+        <w:tabs>
+          <w:tab w:val="num" w:pos="5040"/>
+        </w:tabs>
+        <w:ind w:left="5040" w:hanging="360"/>
+      </w:pPr>
+      <w:rPr>
+        <w:rFonts w:ascii="Wingdings" w:hAnsi="Wingdings" w:hint="default"/>
+        <w:sz w:val="20"/>
+      </w:rPr>
+    </w:lvl>
+    <w:lvl w:ilvl="7" w:tentative="1">
+      <w:start w:val="1"/>
+      <w:numFmt w:val="bullet"/>
+      <w:lvlText w:val=""/>
+      <w:lvlJc w:val="left"/>
+      <w:pPr>
+        <w:tabs>
+          <w:tab w:val="num" w:pos="5760"/>
+        </w:tabs>
+        <w:ind w:left="5760" w:hanging="360"/>
+      </w:pPr>
+      <w:rPr>
+        <w:rFonts w:ascii="Wingdings" w:hAnsi="Wingdings" w:hint="default"/>
+        <w:sz w:val="20"/>
+      </w:rPr>
+    </w:lvl>
+    <w:lvl w:ilvl="8" w:tentative="1">
+      <w:start w:val="1"/>
+      <w:numFmt w:val="bullet"/>
+      <w:lvlText w:val=""/>
+      <w:lvlJc w:val="left"/>
+      <w:pPr>
+        <w:tabs>
+          <w:tab w:val="num" w:pos="6480"/>
+        </w:tabs>
+        <w:ind w:left="6480" w:hanging="360"/>
+      </w:pPr>
+      <w:rPr>
+        <w:rFonts w:ascii="Wingdings" w:hAnsi="Wingdings" w:hint="default"/>
+        <w:sz w:val="20"/>
+      </w:rPr>
+    </w:lvl>
+  </w:abstractNum>
+  <w:abstractNum w:abstractNumId="9" w15:restartNumberingAfterBreak="0">
+    <w:nsid w:val="2DAF3B64"/>
+    <w:multiLevelType w:val="multilevel"/>
+    <w:tmpl w:val="4A44617C"/>
+    <w:lvl w:ilvl="0">
+      <w:start w:val="1"/>
+      <w:numFmt w:val="bullet"/>
+      <w:lvlText w:val=""/>
+      <w:lvlJc w:val="left"/>
+      <w:pPr>
+        <w:tabs>
+          <w:tab w:val="num" w:pos="720"/>
+        </w:tabs>
+        <w:ind w:left="720" w:hanging="360"/>
+      </w:pPr>
+      <w:rPr>
+        <w:rFonts w:ascii="Symbol" w:hAnsi="Symbol" w:hint="default"/>
+        <w:sz w:val="20"/>
+      </w:rPr>
+    </w:lvl>
+    <w:lvl w:ilvl="1" w:tentative="1">
+      <w:start w:val="1"/>
+      <w:numFmt w:val="bullet"/>
+      <w:lvlText w:val="o"/>
+      <w:lvlJc w:val="left"/>
+      <w:pPr>
+        <w:tabs>
+          <w:tab w:val="num" w:pos="1440"/>
+        </w:tabs>
+        <w:ind w:left="1440" w:hanging="360"/>
+      </w:pPr>
+      <w:rPr>
+        <w:rFonts w:ascii="Courier New" w:hAnsi="Courier New" w:hint="default"/>
+        <w:sz w:val="20"/>
+      </w:rPr>
+    </w:lvl>
+    <w:lvl w:ilvl="2" w:tentative="1">
+      <w:start w:val="1"/>
+      <w:numFmt w:val="bullet"/>
+      <w:lvlText w:val=""/>
+      <w:lvlJc w:val="left"/>
+      <w:pPr>
+        <w:tabs>
+          <w:tab w:val="num" w:pos="2160"/>
+        </w:tabs>
+        <w:ind w:left="2160" w:hanging="360"/>
+      </w:pPr>
+      <w:rPr>
+        <w:rFonts w:ascii="Wingdings" w:hAnsi="Wingdings" w:hint="default"/>
+        <w:sz w:val="20"/>
+      </w:rPr>
+    </w:lvl>
+    <w:lvl w:ilvl="3" w:tentative="1">
+      <w:start w:val="1"/>
+      <w:numFmt w:val="bullet"/>
+      <w:lvlText w:val=""/>
+      <w:lvlJc w:val="left"/>
+      <w:pPr>
+        <w:tabs>
+          <w:tab w:val="num" w:pos="2880"/>
+        </w:tabs>
+        <w:ind w:left="2880" w:hanging="360"/>
+      </w:pPr>
+      <w:rPr>
+        <w:rFonts w:ascii="Wingdings" w:hAnsi="Wingdings" w:hint="default"/>
+        <w:sz w:val="20"/>
+      </w:rPr>
+    </w:lvl>
+    <w:lvl w:ilvl="4" w:tentative="1">
+      <w:start w:val="1"/>
+      <w:numFmt w:val="bullet"/>
+      <w:lvlText w:val=""/>
+      <w:lvlJc w:val="left"/>
+      <w:pPr>
+        <w:tabs>
+          <w:tab w:val="num" w:pos="3600"/>
+        </w:tabs>
+        <w:ind w:left="3600" w:hanging="360"/>
+      </w:pPr>
+      <w:rPr>
+        <w:rFonts w:ascii="Wingdings" w:hAnsi="Wingdings" w:hint="default"/>
+        <w:sz w:val="20"/>
+      </w:rPr>
+    </w:lvl>
+    <w:lvl w:ilvl="5" w:tentative="1">
+      <w:start w:val="1"/>
+      <w:numFmt w:val="bullet"/>
+      <w:lvlText w:val=""/>
+      <w:lvlJc w:val="left"/>
+      <w:pPr>
+        <w:tabs>
+          <w:tab w:val="num" w:pos="4320"/>
+        </w:tabs>
+        <w:ind w:left="4320" w:hanging="360"/>
+      </w:pPr>
+      <w:rPr>
+        <w:rFonts w:ascii="Wingdings" w:hAnsi="Wingdings" w:hint="default"/>
+        <w:sz w:val="20"/>
+      </w:rPr>
+    </w:lvl>
+    <w:lvl w:ilvl="6" w:tentative="1">
+      <w:start w:val="1"/>
+      <w:numFmt w:val="bullet"/>
+      <w:lvlText w:val=""/>
+      <w:lvlJc w:val="left"/>
+      <w:pPr>
+        <w:tabs>
+          <w:tab w:val="num" w:pos="5040"/>
+        </w:tabs>
+        <w:ind w:left="5040" w:hanging="360"/>
+      </w:pPr>
+      <w:rPr>
+        <w:rFonts w:ascii="Wingdings" w:hAnsi="Wingdings" w:hint="default"/>
+        <w:sz w:val="20"/>
+      </w:rPr>
+    </w:lvl>
+    <w:lvl w:ilvl="7" w:tentative="1">
+      <w:start w:val="1"/>
+      <w:numFmt w:val="bullet"/>
+      <w:lvlText w:val=""/>
+      <w:lvlJc w:val="left"/>
+      <w:pPr>
+        <w:tabs>
+          <w:tab w:val="num" w:pos="5760"/>
+        </w:tabs>
+        <w:ind w:left="5760" w:hanging="360"/>
+      </w:pPr>
+      <w:rPr>
+        <w:rFonts w:ascii="Wingdings" w:hAnsi="Wingdings" w:hint="default"/>
+        <w:sz w:val="20"/>
+      </w:rPr>
+    </w:lvl>
+    <w:lvl w:ilvl="8" w:tentative="1">
+      <w:start w:val="1"/>
+      <w:numFmt w:val="bullet"/>
+      <w:lvlText w:val=""/>
+      <w:lvlJc w:val="left"/>
+      <w:pPr>
+        <w:tabs>
+          <w:tab w:val="num" w:pos="6480"/>
+        </w:tabs>
+        <w:ind w:left="6480" w:hanging="360"/>
+      </w:pPr>
+      <w:rPr>
+        <w:rFonts w:ascii="Wingdings" w:hAnsi="Wingdings" w:hint="default"/>
+        <w:sz w:val="20"/>
+      </w:rPr>
+    </w:lvl>
+  </w:abstractNum>
+  <w:abstractNum w:abstractNumId="10" w15:restartNumberingAfterBreak="0">
+    <w:nsid w:val="3E3528BB"/>
+    <w:multiLevelType w:val="multilevel"/>
+    <w:tmpl w:val="8DD0D08C"/>
+    <w:lvl w:ilvl="0">
+      <w:start w:val="1"/>
+      <w:numFmt w:val="bullet"/>
+      <w:lvlText w:val=""/>
+      <w:lvlJc w:val="left"/>
+      <w:pPr>
+        <w:tabs>
+          <w:tab w:val="num" w:pos="720"/>
+        </w:tabs>
+        <w:ind w:left="720" w:hanging="360"/>
+      </w:pPr>
+      <w:rPr>
+        <w:rFonts w:ascii="Symbol" w:hAnsi="Symbol" w:hint="default"/>
+        <w:sz w:val="20"/>
+      </w:rPr>
+    </w:lvl>
+    <w:lvl w:ilvl="1" w:tentative="1">
+      <w:start w:val="1"/>
+      <w:numFmt w:val="bullet"/>
+      <w:lvlText w:val="o"/>
+      <w:lvlJc w:val="left"/>
+      <w:pPr>
+        <w:tabs>
+          <w:tab w:val="num" w:pos="1440"/>
+        </w:tabs>
+        <w:ind w:left="1440" w:hanging="360"/>
+      </w:pPr>
+      <w:rPr>
+        <w:rFonts w:ascii="Courier New" w:hAnsi="Courier New" w:hint="default"/>
+        <w:sz w:val="20"/>
+      </w:rPr>
+    </w:lvl>
+    <w:lvl w:ilvl="2" w:tentative="1">
+      <w:start w:val="1"/>
+      <w:numFmt w:val="bullet"/>
+      <w:lvlText w:val=""/>
+      <w:lvlJc w:val="left"/>
+      <w:pPr>
+        <w:tabs>
+          <w:tab w:val="num" w:pos="2160"/>
+        </w:tabs>
+        <w:ind w:left="2160" w:hanging="360"/>
+      </w:pPr>
+      <w:rPr>
+        <w:rFonts w:ascii="Wingdings" w:hAnsi="Wingdings" w:hint="default"/>
+        <w:sz w:val="20"/>
+      </w:rPr>
+    </w:lvl>
+    <w:lvl w:ilvl="3" w:tentative="1">
+      <w:start w:val="1"/>
+      <w:numFmt w:val="bullet"/>
+      <w:lvlText w:val=""/>
+      <w:lvlJc w:val="left"/>
+      <w:pPr>
+        <w:tabs>
+          <w:tab w:val="num" w:pos="2880"/>
+        </w:tabs>
+        <w:ind w:left="2880" w:hanging="360"/>
+      </w:pPr>
+      <w:rPr>
+        <w:rFonts w:ascii="Wingdings" w:hAnsi="Wingdings" w:hint="default"/>
+        <w:sz w:val="20"/>
+      </w:rPr>
+    </w:lvl>
+    <w:lvl w:ilvl="4" w:tentative="1">
+      <w:start w:val="1"/>
+      <w:numFmt w:val="bullet"/>
+      <w:lvlText w:val=""/>
+      <w:lvlJc w:val="left"/>
+      <w:pPr>
+        <w:tabs>
+          <w:tab w:val="num" w:pos="3600"/>
+        </w:tabs>
+        <w:ind w:left="3600" w:hanging="360"/>
+      </w:pPr>
+      <w:rPr>
+        <w:rFonts w:ascii="Wingdings" w:hAnsi="Wingdings" w:hint="default"/>
+        <w:sz w:val="20"/>
+      </w:rPr>
+    </w:lvl>
+    <w:lvl w:ilvl="5" w:tentative="1">
+      <w:start w:val="1"/>
+      <w:numFmt w:val="bullet"/>
+      <w:lvlText w:val=""/>
+      <w:lvlJc w:val="left"/>
+      <w:pPr>
+        <w:tabs>
+          <w:tab w:val="num" w:pos="4320"/>
+        </w:tabs>
+        <w:ind w:left="4320" w:hanging="360"/>
+      </w:pPr>
+      <w:rPr>
+        <w:rFonts w:ascii="Wingdings" w:hAnsi="Wingdings" w:hint="default"/>
+        <w:sz w:val="20"/>
+      </w:rPr>
+    </w:lvl>
+    <w:lvl w:ilvl="6" w:tentative="1">
+      <w:start w:val="1"/>
+      <w:numFmt w:val="bullet"/>
+      <w:lvlText w:val=""/>
+      <w:lvlJc w:val="left"/>
+      <w:pPr>
+        <w:tabs>
+          <w:tab w:val="num" w:pos="5040"/>
+        </w:tabs>
+        <w:ind w:left="5040" w:hanging="360"/>
+      </w:pPr>
+      <w:rPr>
+        <w:rFonts w:ascii="Wingdings" w:hAnsi="Wingdings" w:hint="default"/>
+        <w:sz w:val="20"/>
+      </w:rPr>
+    </w:lvl>
+    <w:lvl w:ilvl="7" w:tentative="1">
+      <w:start w:val="1"/>
+      <w:numFmt w:val="bullet"/>
+      <w:lvlText w:val=""/>
+      <w:lvlJc w:val="left"/>
+      <w:pPr>
+        <w:tabs>
+          <w:tab w:val="num" w:pos="5760"/>
+        </w:tabs>
+        <w:ind w:left="5760" w:hanging="360"/>
+      </w:pPr>
+      <w:rPr>
+        <w:rFonts w:ascii="Wingdings" w:hAnsi="Wingdings" w:hint="default"/>
+        <w:sz w:val="20"/>
+      </w:rPr>
+    </w:lvl>
+    <w:lvl w:ilvl="8" w:tentative="1">
+      <w:start w:val="1"/>
+      <w:numFmt w:val="bullet"/>
+      <w:lvlText w:val=""/>
+      <w:lvlJc w:val="left"/>
+      <w:pPr>
+        <w:tabs>
+          <w:tab w:val="num" w:pos="6480"/>
+        </w:tabs>
+        <w:ind w:left="6480" w:hanging="360"/>
+      </w:pPr>
+      <w:rPr>
+        <w:rFonts w:ascii="Wingdings" w:hAnsi="Wingdings" w:hint="default"/>
+        <w:sz w:val="20"/>
+      </w:rPr>
+    </w:lvl>
+  </w:abstractNum>
+  <w:abstractNum w:abstractNumId="11" w15:restartNumberingAfterBreak="0">
     <w:nsid w:val="40E4349E"/>
     <w:multiLevelType w:val="multilevel"/>
     <w:tmpl w:val="9D2640F6"/>
@@ -9048,7 +12635,7 @@
       </w:rPr>
     </w:lvl>
   </w:abstractNum>
-  <w:abstractNum w:abstractNumId="4" w15:restartNumberingAfterBreak="0">
+  <w:abstractNum w:abstractNumId="12" w15:restartNumberingAfterBreak="0">
     <w:nsid w:val="44E13930"/>
     <w:multiLevelType w:val="hybridMultilevel"/>
     <w:tmpl w:val="4E6C1B28"/>
@@ -9134,7 +12721,120 @@
       </w:pPr>
     </w:lvl>
   </w:abstractNum>
-  <w:abstractNum w:abstractNumId="5" w15:restartNumberingAfterBreak="0">
+  <w:abstractNum w:abstractNumId="13" w15:restartNumberingAfterBreak="0">
+    <w:nsid w:val="5BCB41E5"/>
+    <w:multiLevelType w:val="hybridMultilevel"/>
+    <w:tmpl w:val="6526E502"/>
+    <w:lvl w:ilvl="0" w:tplc="20000001">
+      <w:start w:val="1"/>
+      <w:numFmt w:val="bullet"/>
+      <w:lvlText w:val=""/>
+      <w:lvlJc w:val="left"/>
+      <w:pPr>
+        <w:ind w:left="720" w:hanging="360"/>
+      </w:pPr>
+      <w:rPr>
+        <w:rFonts w:ascii="Symbol" w:hAnsi="Symbol" w:hint="default"/>
+      </w:rPr>
+    </w:lvl>
+    <w:lvl w:ilvl="1" w:tplc="20000003" w:tentative="1">
+      <w:start w:val="1"/>
+      <w:numFmt w:val="bullet"/>
+      <w:lvlText w:val="o"/>
+      <w:lvlJc w:val="left"/>
+      <w:pPr>
+        <w:ind w:left="1440" w:hanging="360"/>
+      </w:pPr>
+      <w:rPr>
+        <w:rFonts w:ascii="Courier New" w:hAnsi="Courier New" w:cs="Courier New" w:hint="default"/>
+      </w:rPr>
+    </w:lvl>
+    <w:lvl w:ilvl="2" w:tplc="20000005" w:tentative="1">
+      <w:start w:val="1"/>
+      <w:numFmt w:val="bullet"/>
+      <w:lvlText w:val=""/>
+      <w:lvlJc w:val="left"/>
+      <w:pPr>
+        <w:ind w:left="2160" w:hanging="360"/>
+      </w:pPr>
+      <w:rPr>
+        <w:rFonts w:ascii="Wingdings" w:hAnsi="Wingdings" w:hint="default"/>
+      </w:rPr>
+    </w:lvl>
+    <w:lvl w:ilvl="3" w:tplc="20000001" w:tentative="1">
+      <w:start w:val="1"/>
+      <w:numFmt w:val="bullet"/>
+      <w:lvlText w:val=""/>
+      <w:lvlJc w:val="left"/>
+      <w:pPr>
+        <w:ind w:left="2880" w:hanging="360"/>
+      </w:pPr>
+      <w:rPr>
+        <w:rFonts w:ascii="Symbol" w:hAnsi="Symbol" w:hint="default"/>
+      </w:rPr>
+    </w:lvl>
+    <w:lvl w:ilvl="4" w:tplc="20000003" w:tentative="1">
+      <w:start w:val="1"/>
+      <w:numFmt w:val="bullet"/>
+      <w:lvlText w:val="o"/>
+      <w:lvlJc w:val="left"/>
+      <w:pPr>
+        <w:ind w:left="3600" w:hanging="360"/>
+      </w:pPr>
+      <w:rPr>
+        <w:rFonts w:ascii="Courier New" w:hAnsi="Courier New" w:cs="Courier New" w:hint="default"/>
+      </w:rPr>
+    </w:lvl>
+    <w:lvl w:ilvl="5" w:tplc="20000005" w:tentative="1">
+      <w:start w:val="1"/>
+      <w:numFmt w:val="bullet"/>
+      <w:lvlText w:val=""/>
+      <w:lvlJc w:val="left"/>
+      <w:pPr>
+        <w:ind w:left="4320" w:hanging="360"/>
+      </w:pPr>
+      <w:rPr>
+        <w:rFonts w:ascii="Wingdings" w:hAnsi="Wingdings" w:hint="default"/>
+      </w:rPr>
+    </w:lvl>
+    <w:lvl w:ilvl="6" w:tplc="20000001" w:tentative="1">
+      <w:start w:val="1"/>
+      <w:numFmt w:val="bullet"/>
+      <w:lvlText w:val=""/>
+      <w:lvlJc w:val="left"/>
+      <w:pPr>
+        <w:ind w:left="5040" w:hanging="360"/>
+      </w:pPr>
+      <w:rPr>
+        <w:rFonts w:ascii="Symbol" w:hAnsi="Symbol" w:hint="default"/>
+      </w:rPr>
+    </w:lvl>
+    <w:lvl w:ilvl="7" w:tplc="20000003" w:tentative="1">
+      <w:start w:val="1"/>
+      <w:numFmt w:val="bullet"/>
+      <w:lvlText w:val="o"/>
+      <w:lvlJc w:val="left"/>
+      <w:pPr>
+        <w:ind w:left="5760" w:hanging="360"/>
+      </w:pPr>
+      <w:rPr>
+        <w:rFonts w:ascii="Courier New" w:hAnsi="Courier New" w:cs="Courier New" w:hint="default"/>
+      </w:rPr>
+    </w:lvl>
+    <w:lvl w:ilvl="8" w:tplc="20000005" w:tentative="1">
+      <w:start w:val="1"/>
+      <w:numFmt w:val="bullet"/>
+      <w:lvlText w:val=""/>
+      <w:lvlJc w:val="left"/>
+      <w:pPr>
+        <w:ind w:left="6480" w:hanging="360"/>
+      </w:pPr>
+      <w:rPr>
+        <w:rFonts w:ascii="Wingdings" w:hAnsi="Wingdings" w:hint="default"/>
+      </w:rPr>
+    </w:lvl>
+  </w:abstractNum>
+  <w:abstractNum w:abstractNumId="14" w15:restartNumberingAfterBreak="0">
     <w:nsid w:val="5FB44F46"/>
     <w:multiLevelType w:val="multilevel"/>
     <w:tmpl w:val="960E026E"/>
@@ -9247,32 +12947,211 @@
       </w:rPr>
     </w:lvl>
   </w:abstractNum>
+  <w:abstractNum w:abstractNumId="15" w15:restartNumberingAfterBreak="0">
+    <w:nsid w:val="749D064F"/>
+    <w:multiLevelType w:val="multilevel"/>
+    <w:tmpl w:val="592095D0"/>
+    <w:lvl w:ilvl="0">
+      <w:start w:val="1"/>
+      <w:numFmt w:val="bullet"/>
+      <w:lvlText w:val=""/>
+      <w:lvlJc w:val="left"/>
+      <w:pPr>
+        <w:tabs>
+          <w:tab w:val="num" w:pos="720"/>
+        </w:tabs>
+        <w:ind w:left="720" w:hanging="360"/>
+      </w:pPr>
+      <w:rPr>
+        <w:rFonts w:ascii="Symbol" w:hAnsi="Symbol" w:hint="default"/>
+        <w:sz w:val="20"/>
+      </w:rPr>
+    </w:lvl>
+    <w:lvl w:ilvl="1" w:tentative="1">
+      <w:start w:val="1"/>
+      <w:numFmt w:val="bullet"/>
+      <w:lvlText w:val="o"/>
+      <w:lvlJc w:val="left"/>
+      <w:pPr>
+        <w:tabs>
+          <w:tab w:val="num" w:pos="1440"/>
+        </w:tabs>
+        <w:ind w:left="1440" w:hanging="360"/>
+      </w:pPr>
+      <w:rPr>
+        <w:rFonts w:ascii="Courier New" w:hAnsi="Courier New" w:hint="default"/>
+        <w:sz w:val="20"/>
+      </w:rPr>
+    </w:lvl>
+    <w:lvl w:ilvl="2" w:tentative="1">
+      <w:start w:val="1"/>
+      <w:numFmt w:val="bullet"/>
+      <w:lvlText w:val=""/>
+      <w:lvlJc w:val="left"/>
+      <w:pPr>
+        <w:tabs>
+          <w:tab w:val="num" w:pos="2160"/>
+        </w:tabs>
+        <w:ind w:left="2160" w:hanging="360"/>
+      </w:pPr>
+      <w:rPr>
+        <w:rFonts w:ascii="Wingdings" w:hAnsi="Wingdings" w:hint="default"/>
+        <w:sz w:val="20"/>
+      </w:rPr>
+    </w:lvl>
+    <w:lvl w:ilvl="3" w:tentative="1">
+      <w:start w:val="1"/>
+      <w:numFmt w:val="bullet"/>
+      <w:lvlText w:val=""/>
+      <w:lvlJc w:val="left"/>
+      <w:pPr>
+        <w:tabs>
+          <w:tab w:val="num" w:pos="2880"/>
+        </w:tabs>
+        <w:ind w:left="2880" w:hanging="360"/>
+      </w:pPr>
+      <w:rPr>
+        <w:rFonts w:ascii="Wingdings" w:hAnsi="Wingdings" w:hint="default"/>
+        <w:sz w:val="20"/>
+      </w:rPr>
+    </w:lvl>
+    <w:lvl w:ilvl="4" w:tentative="1">
+      <w:start w:val="1"/>
+      <w:numFmt w:val="bullet"/>
+      <w:lvlText w:val=""/>
+      <w:lvlJc w:val="left"/>
+      <w:pPr>
+        <w:tabs>
+          <w:tab w:val="num" w:pos="3600"/>
+        </w:tabs>
+        <w:ind w:left="3600" w:hanging="360"/>
+      </w:pPr>
+      <w:rPr>
+        <w:rFonts w:ascii="Wingdings" w:hAnsi="Wingdings" w:hint="default"/>
+        <w:sz w:val="20"/>
+      </w:rPr>
+    </w:lvl>
+    <w:lvl w:ilvl="5" w:tentative="1">
+      <w:start w:val="1"/>
+      <w:numFmt w:val="bullet"/>
+      <w:lvlText w:val=""/>
+      <w:lvlJc w:val="left"/>
+      <w:pPr>
+        <w:tabs>
+          <w:tab w:val="num" w:pos="4320"/>
+        </w:tabs>
+        <w:ind w:left="4320" w:hanging="360"/>
+      </w:pPr>
+      <w:rPr>
+        <w:rFonts w:ascii="Wingdings" w:hAnsi="Wingdings" w:hint="default"/>
+        <w:sz w:val="20"/>
+      </w:rPr>
+    </w:lvl>
+    <w:lvl w:ilvl="6" w:tentative="1">
+      <w:start w:val="1"/>
+      <w:numFmt w:val="bullet"/>
+      <w:lvlText w:val=""/>
+      <w:lvlJc w:val="left"/>
+      <w:pPr>
+        <w:tabs>
+          <w:tab w:val="num" w:pos="5040"/>
+        </w:tabs>
+        <w:ind w:left="5040" w:hanging="360"/>
+      </w:pPr>
+      <w:rPr>
+        <w:rFonts w:ascii="Wingdings" w:hAnsi="Wingdings" w:hint="default"/>
+        <w:sz w:val="20"/>
+      </w:rPr>
+    </w:lvl>
+    <w:lvl w:ilvl="7" w:tentative="1">
+      <w:start w:val="1"/>
+      <w:numFmt w:val="bullet"/>
+      <w:lvlText w:val=""/>
+      <w:lvlJc w:val="left"/>
+      <w:pPr>
+        <w:tabs>
+          <w:tab w:val="num" w:pos="5760"/>
+        </w:tabs>
+        <w:ind w:left="5760" w:hanging="360"/>
+      </w:pPr>
+      <w:rPr>
+        <w:rFonts w:ascii="Wingdings" w:hAnsi="Wingdings" w:hint="default"/>
+        <w:sz w:val="20"/>
+      </w:rPr>
+    </w:lvl>
+    <w:lvl w:ilvl="8" w:tentative="1">
+      <w:start w:val="1"/>
+      <w:numFmt w:val="bullet"/>
+      <w:lvlText w:val=""/>
+      <w:lvlJc w:val="left"/>
+      <w:pPr>
+        <w:tabs>
+          <w:tab w:val="num" w:pos="6480"/>
+        </w:tabs>
+        <w:ind w:left="6480" w:hanging="360"/>
+      </w:pPr>
+      <w:rPr>
+        <w:rFonts w:ascii="Wingdings" w:hAnsi="Wingdings" w:hint="default"/>
+        <w:sz w:val="20"/>
+      </w:rPr>
+    </w:lvl>
+  </w:abstractNum>
   <w:num w:numId="1" w16cid:durableId="255747377">
-    <w:abstractNumId w:val="4"/>
+    <w:abstractNumId w:val="12"/>
     <w:lvlOverride w:ilvl="0">
       <w:startOverride w:val="1"/>
     </w:lvlOverride>
   </w:num>
   <w:num w:numId="2" w16cid:durableId="1482961277">
+    <w:abstractNumId w:val="6"/>
+    <w:lvlOverride w:ilvl="0">
+      <w:startOverride w:val="1"/>
+    </w:lvlOverride>
+  </w:num>
+  <w:num w:numId="3" w16cid:durableId="1276673245">
     <w:abstractNumId w:val="2"/>
     <w:lvlOverride w:ilvl="0">
       <w:startOverride w:val="1"/>
     </w:lvlOverride>
   </w:num>
-  <w:num w:numId="3" w16cid:durableId="1276673245">
-    <w:abstractNumId w:val="1"/>
-    <w:lvlOverride w:ilvl="0">
-      <w:startOverride w:val="1"/>
-    </w:lvlOverride>
-  </w:num>
   <w:num w:numId="4" w16cid:durableId="1113213584">
-    <w:abstractNumId w:val="3"/>
+    <w:abstractNumId w:val="11"/>
   </w:num>
   <w:num w:numId="5" w16cid:durableId="445466865">
     <w:abstractNumId w:val="0"/>
   </w:num>
   <w:num w:numId="6" w16cid:durableId="1944419294">
+    <w:abstractNumId w:val="14"/>
+  </w:num>
+  <w:num w:numId="7" w16cid:durableId="751312355">
     <w:abstractNumId w:val="5"/>
+  </w:num>
+  <w:num w:numId="8" w16cid:durableId="2010979634">
+    <w:abstractNumId w:val="4"/>
+  </w:num>
+  <w:num w:numId="9" w16cid:durableId="196746473">
+    <w:abstractNumId w:val="8"/>
+  </w:num>
+  <w:num w:numId="10" w16cid:durableId="875043250">
+    <w:abstractNumId w:val="7"/>
+  </w:num>
+  <w:num w:numId="11" w16cid:durableId="1693917612">
+    <w:abstractNumId w:val="15"/>
+  </w:num>
+  <w:num w:numId="12" w16cid:durableId="1005942025">
+    <w:abstractNumId w:val="3"/>
+  </w:num>
+  <w:num w:numId="13" w16cid:durableId="339625227">
+    <w:abstractNumId w:val="9"/>
+  </w:num>
+  <w:num w:numId="14" w16cid:durableId="205723934">
+    <w:abstractNumId w:val="13"/>
+  </w:num>
+  <w:num w:numId="15" w16cid:durableId="614480812">
+    <w:abstractNumId w:val="10"/>
+  </w:num>
+  <w:num w:numId="16" w16cid:durableId="1521772603">
+    <w:abstractNumId w:val="1"/>
   </w:num>
 </w:numbering>
 </file>
@@ -9674,6 +13553,7 @@
   </w:style>
   <w:style w:type="paragraph" w:styleId="Heading1">
     <w:name w:val="heading 1"/>
+    <w:link w:val="Heading1Char"/>
     <w:uiPriority w:val="9"/>
     <w:qFormat/>
     <w:pPr>
@@ -9989,6 +13869,68 @@
       </w:tblBorders>
     </w:tblPr>
   </w:style>
+  <w:style w:type="character" w:styleId="Strong">
+    <w:name w:val="Strong"/>
+    <w:basedOn w:val="DefaultParagraphFont"/>
+    <w:uiPriority w:val="22"/>
+    <w:qFormat/>
+    <w:rsid w:val="00303D19"/>
+    <w:rPr>
+      <w:b/>
+      <w:bCs/>
+    </w:rPr>
+  </w:style>
+  <w:style w:type="paragraph" w:styleId="NormalWeb">
+    <w:name w:val="Normal (Web)"/>
+    <w:basedOn w:val="Normal"/>
+    <w:uiPriority w:val="99"/>
+    <w:semiHidden/>
+    <w:unhideWhenUsed/>
+    <w:rsid w:val="000C5013"/>
+    <w:rPr>
+      <w:rFonts w:ascii="Times New Roman" w:hAnsi="Times New Roman" w:cs="Times New Roman"/>
+      <w:sz w:val="24"/>
+      <w:szCs w:val="24"/>
+    </w:rPr>
+  </w:style>
+  <w:style w:type="character" w:styleId="UnresolvedMention">
+    <w:name w:val="Unresolved Mention"/>
+    <w:basedOn w:val="DefaultParagraphFont"/>
+    <w:uiPriority w:val="99"/>
+    <w:semiHidden/>
+    <w:unhideWhenUsed/>
+    <w:rsid w:val="00D95005"/>
+    <w:rPr>
+      <w:color w:val="605E5C"/>
+      <w:shd w:val="clear" w:color="auto" w:fill="E1DFDD"/>
+    </w:rPr>
+  </w:style>
+  <w:style w:type="character" w:customStyle="1" w:styleId="Heading1Char">
+    <w:name w:val="Heading 1 Char"/>
+    <w:basedOn w:val="DefaultParagraphFont"/>
+    <w:link w:val="Heading1"/>
+    <w:uiPriority w:val="9"/>
+    <w:rsid w:val="00D95005"/>
+    <w:rPr>
+      <w:b/>
+      <w:bCs/>
+      <w:color w:val="1F3864"/>
+      <w:sz w:val="32"/>
+      <w:szCs w:val="32"/>
+    </w:rPr>
+  </w:style>
+  <w:style w:type="character" w:styleId="FollowedHyperlink">
+    <w:name w:val="FollowedHyperlink"/>
+    <w:basedOn w:val="DefaultParagraphFont"/>
+    <w:uiPriority w:val="99"/>
+    <w:semiHidden/>
+    <w:unhideWhenUsed/>
+    <w:rsid w:val="00D84009"/>
+    <w:rPr>
+      <w:color w:val="954F72" w:themeColor="followedHyperlink"/>
+      <w:u w:val="single"/>
+    </w:rPr>
+  </w:style>
 </w:styles>
 </file>
 
